--- a/대본/2부/04화_Hire_Number_One.docx
+++ b/대본/2부/04화_Hire_Number_One.docx
@@ -2,7 +2,7 @@
 <file path=word/document.xml><?xml version="1.0" encoding="utf-8"?>
 <w:document xmlns:w="http://schemas.openxmlformats.org/wordprocessingml/2006/main" xmlns:m="http://schemas.openxmlformats.org/officeDocument/2006/math" xmlns:r="http://schemas.openxmlformats.org/officeDocument/2006/relationships" xmlns:o="urn:schemas-microsoft-com:office:office" xmlns:v="urn:schemas-microsoft-com:vml" xmlns:w10="urn:schemas-microsoft-com:office:word" xmlns:a="http://schemas.openxmlformats.org/drawingml/2006/main" xmlns:pic="http://schemas.openxmlformats.org/drawingml/2006/picture" xmlns:wp="http://schemas.openxmlformats.org/drawingml/2006/wordprocessingDrawing">
   <w:body>
-    <w:bookmarkStart w:id="31" w:name="ship-it-2부-4화"/>
+    <w:bookmarkStart w:id="32" w:name="ship-it-2부-4화"/>
     <w:p>
       <w:pPr>
         <w:pStyle w:val="Heading1"/>
@@ -95,7 +95,7 @@
         <w:t xml:space="preserve"> </w:t>
       </w:r>
       <w:r>
-        <w:t xml:space="preserve">- 규칙: 지문 없음. 전 화 100% 「화자명: 대사」. 1턴 15단어 이내.</w:t>
+        <w:t xml:space="preserve">- 규칙: 지문 없음. 전 화 100% 「화자명: 대사」. 1턴 15단어 이내 + 긴 턴 10~15회(25~35단어).</w:t>
       </w:r>
       <w:r>
         <w:t xml:space="preserve"> </w:t>
@@ -233,13 +233,13 @@
         </w:numPr>
       </w:pPr>
       <w:r>
-        <w:t xml:space="preserve">PRIYA: Room-temperature honey. Not fridge honey. Elena tested it yesterday.</w:t>
-      </w:r>
-      <w:r>
-        <w:t xml:space="preserve"> </w:t>
-      </w:r>
-      <w:r>
-        <w:t xml:space="preserve">프리야: 상온 꿀이야. 냉장고 꿀이 아니라. 엘레나가 어제 시험해 봤어.</w:t>
+        <w:t xml:space="preserve">PRIYA: Room-temperature honey. Not fridge honey. Elena tested it yesterday with the twenty-seven gauge needle, and she said her thumb barely noticed. That’s exactly what doctors need to feel.</w:t>
+      </w:r>
+      <w:r>
+        <w:t xml:space="preserve"> </w:t>
+      </w:r>
+      <w:r>
+        <w:t xml:space="preserve">프리야: 상온 꿀이야. 냉장고 꿀이 아니라. 엘레나가 어제 27게이지 바늘로 시험해 봤는데, 엄지에 힘이 거의 안 들어갔대. 그게 바로 의사들이 느껴야 하는 감각이야.</w:t>
       </w:r>
     </w:p>
     <w:p>
@@ -708,13 +708,13 @@
         </w:numPr>
       </w:pPr>
       <w:r>
-        <w:t xml:space="preserve">LEO: I’m good at copying other people’s recipes. I want to build one from zero.</w:t>
-      </w:r>
-      <w:r>
-        <w:t xml:space="preserve"> </w:t>
-      </w:r>
-      <w:r>
-        <w:t xml:space="preserve">레오: 남의 레시피를 따라 하는 건 잘해요. 처음부터 하나를 만들어 보고 싶어요.</w:t>
+        <w:t xml:space="preserve">LEO: I’m good at copying other people’s recipes. I’ve scaled up a lot of them. But I’ve never built one from zero, and if I don’t try now, I probably never will.</w:t>
+      </w:r>
+      <w:r>
+        <w:t xml:space="preserve"> </w:t>
+      </w:r>
+      <w:r>
+        <w:t xml:space="preserve">레오: 남의 레시피를 따라 하는 건 잘해요. 많이 스케일업해 봤죠. 하지만 처음부터 하나를 만들어 본 적은 없어요. 지금 해 보지 않으면 아마 영영 못 할 거예요.</w:t>
       </w:r>
     </w:p>
     <w:p>
@@ -980,13 +980,13 @@
         </w:numPr>
       </w:pPr>
       <w:r>
-        <w:t xml:space="preserve">LEO: No. I found the source. A cracked tank seal. We fixed it that night.</w:t>
-      </w:r>
-      <w:r>
-        <w:t xml:space="preserve"> </w:t>
-      </w:r>
-      <w:r>
-        <w:t xml:space="preserve">레오: 네. 원인을 찾았어요. 탱크 밀봉 부분에 금이 가 있었어요. 그날 밤 고쳤죠.</w:t>
+        <w:t xml:space="preserve">LEO: No. I found the source that night. A cracked tank seal was letting bacteria in. If we had waited until Monday, every batch through that tank would have been contaminated. We fixed it immediately.</w:t>
+      </w:r>
+      <w:r>
+        <w:t xml:space="preserve"> </w:t>
+      </w:r>
+      <w:r>
+        <w:t xml:space="preserve">레오: 네. 그날 밤 원인을 찾았어요. 탱크 밀봉 부분에 금이 가서 세균이 들어오고 있었어요. 월요일까지 기다렸다면 그 탱크를 거친 배치는 전부 오염됐을 거예요. 바로 고쳤죠.</w:t>
       </w:r>
     </w:p>
     <w:p>
@@ -1213,13 +1213,13 @@
         </w:numPr>
       </w:pPr>
       <w:r>
-        <w:t xml:space="preserve">NOAH: Direct. I like that. One point five million. About eighteen months of runway.</w:t>
-      </w:r>
-      <w:r>
-        <w:t xml:space="preserve"> </w:t>
-      </w:r>
-      <w:r>
-        <w:t xml:space="preserve">노아: 직설적이네요. 좋아요. 150만 달러. 런웨이 약 18개월.</w:t>
+        <w:t xml:space="preserve">NOAH: Direct. I like that. One point five million from our pre-seed. At our current spending, that’s about eighteen months of runway, and this hire is already in the budget.</w:t>
+      </w:r>
+      <w:r>
+        <w:t xml:space="preserve"> </w:t>
+      </w:r>
+      <w:r>
+        <w:t xml:space="preserve">노아: 직설적이네요. 좋아요. 프리시드로 받은 150만 달러요. 지금 지출 속도라면 런웨이는 약 18개월이고, 이번 채용은 이미 예산에 들어 있어요.</w:t>
       </w:r>
     </w:p>
     <w:p>
@@ -1333,7 +1333,7 @@
         <w:t xml:space="preserve"> </w:t>
       </w:r>
       <w:r>
-        <w:t xml:space="preserve">That includes wasting your career.</w:t>
+        <w:t xml:space="preserve">That’s Elena’s rule, and it includes wasting your career. If the data says stop, we stop, and we tell you honestly, not at the last minute.</w:t>
       </w:r>
       <w:r>
         <w:t xml:space="preserve"> </w:t>
@@ -1354,7 +1354,7 @@
         <w:t xml:space="preserve">”</w:t>
       </w:r>
       <w:r>
-        <w:t xml:space="preserve">이에요. 레오의 커리어를 낭비하는 것도 포함해서요.</w:t>
+        <w:t xml:space="preserve">이에요. 엘레나의 원칙인데, 레오의 커리어를 낭비하는 것도 포함돼요. 데이터가 멈추라고 하면 멈추고, 마지막 순간이 아니라 미리 솔직하게 말씀드릴 거예요.</w:t>
       </w:r>
     </w:p>
     <w:p>
@@ -1433,13 +1433,13 @@
         </w:numPr>
       </w:pPr>
       <w:r>
-        <w:t xml:space="preserve">LEO: Thank you. So I can’t join a company with no insurance. Not now.</w:t>
-      </w:r>
-      <w:r>
-        <w:t xml:space="preserve"> </w:t>
-      </w:r>
-      <w:r>
-        <w:t xml:space="preserve">레오: 감사합니다. 그래서 보험 없는 회사엔 갈 수가 없어요. 지금은요.</w:t>
+        <w:t xml:space="preserve">LEO: Thank you. So I can’t join a company with no insurance. Not now. I want this job, honestly, but I can’t ask Ana to worry about hospital bills while she’s pregnant.</w:t>
+      </w:r>
+      <w:r>
+        <w:t xml:space="preserve"> </w:t>
+      </w:r>
+      <w:r>
+        <w:t xml:space="preserve">레오: 감사합니다. 그래서 보험 없는 회사엔 갈 수가 없어요. 지금은요. 솔직히 이 일 정말 하고 싶어요. 하지만 임신한 애나한테 병원비 걱정까지 하게 할 수는 없어요.</w:t>
       </w:r>
     </w:p>
     <w:p>
@@ -1704,13 +1704,13 @@
         </w:numPr>
       </w:pPr>
       <w:r>
-        <w:t xml:space="preserve">NOAH: Exactly. That price is called the strike price. Today, it’s very low.</w:t>
-      </w:r>
-      <w:r>
-        <w:t xml:space="preserve"> </w:t>
-      </w:r>
-      <w:r>
-        <w:t xml:space="preserve">노아: 맞아요. 그 가격을 행사가라고 해요. 지금은 아주 낮고요.</w:t>
+        <w:t xml:space="preserve">NOAH: Exactly. That price is called the strike price, and today it’s very low, because we’re tiny and risky. If Veyra succeeds, your shares are worth much more than you paid.</w:t>
+      </w:r>
+      <w:r>
+        <w:t xml:space="preserve"> </w:t>
+      </w:r>
+      <w:r>
+        <w:t xml:space="preserve">노아: 맞아요. 그 가격을 행사가라고 해요. 저희가 작고 위험한 회사라서 지금은 아주 낮아요. Veyra가 성공하면, 주식 가치가 산 가격보다 훨씬 높아지는 거죠.</w:t>
       </w:r>
     </w:p>
     <w:p>
@@ -1721,13 +1721,13 @@
         </w:numPr>
       </w:pPr>
       <w:r>
-        <w:t xml:space="preserve">LEO: And if the company grows, the difference is mine.</w:t>
-      </w:r>
-      <w:r>
-        <w:t xml:space="preserve"> </w:t>
-      </w:r>
-      <w:r>
-        <w:t xml:space="preserve">레오: 그리고 회사가 성장하면 그 차이가 제 몫이 되는 거고요.</w:t>
+        <w:t xml:space="preserve">LEO: So the bigger the risk, the better the deal. If it works.</w:t>
+      </w:r>
+      <w:r>
+        <w:t xml:space="preserve"> </w:t>
+      </w:r>
+      <w:r>
+        <w:t xml:space="preserve">레오: 그러니까 리스크가 클수록 조건이 좋은 거네요. 잘되기만 하면요.</w:t>
       </w:r>
     </w:p>
     <w:p>
@@ -1884,13 +1884,13 @@
         </w:numPr>
       </w:pPr>
       <w:r>
-        <w:t xml:space="preserve">MARCUS: He stopped a line on a Friday night? I’d hire him for that alone.</w:t>
-      </w:r>
-      <w:r>
-        <w:t xml:space="preserve"> </w:t>
-      </w:r>
-      <w:r>
-        <w:t xml:space="preserve">마커스: 금요일 밤에 라인을 세웠다고? 그것 하나만으로도 뽑겠어.</w:t>
+        <w:t xml:space="preserve">MARCUS: He stopped a line on a Friday night? I’d hire him for that alone. In my plant, the people who hid problems cost us far more than the people who found them.</w:t>
+      </w:r>
+      <w:r>
+        <w:t xml:space="preserve"> </w:t>
+      </w:r>
+      <w:r>
+        <w:t xml:space="preserve">마커스: 금요일 밤에 라인을 세웠다고? 그것 하나만으로도 뽑겠어. 내가 있던 공장에선, 문제를 숨긴 사람들이 문제를 찾아낸 사람들보다 훨씬 큰 손해를 끼쳤어.</w:t>
       </w:r>
     </w:p>
     <w:p>
@@ -1935,13 +1935,13 @@
         </w:numPr>
       </w:pPr>
       <w:r>
-        <w:t xml:space="preserve">NOAH: Fifteen thousand a year more. For eighteen months, about twenty-two thousand.</w:t>
-      </w:r>
-      <w:r>
-        <w:t xml:space="preserve"> </w:t>
-      </w:r>
-      <w:r>
-        <w:t xml:space="preserve">노아: 1년에 1만 5천 더. 18개월이면 약 2만 2천.</w:t>
+        <w:t xml:space="preserve">NOAH: Fifteen thousand a year more. Over eighteen months, that’s about twenty-two thousand dollars. It sounds like a lot, but compared to our total runway, it’s a small number.</w:t>
+      </w:r>
+      <w:r>
+        <w:t xml:space="preserve"> </w:t>
+      </w:r>
+      <w:r>
+        <w:t xml:space="preserve">노아: 1년에 1만 5천 더. 18개월이면 약 2만 2천 달러예요. 많아 보이지만, 전체 런웨이에 비하면 작은 숫자예요.</w:t>
       </w:r>
     </w:p>
     <w:p>
@@ -2105,13 +2105,13 @@
         </w:numPr>
       </w:pPr>
       <w:r>
-        <w:t xml:space="preserve">PRIYA: I’ve never managed anyone. I’ve only managed test tubes.</w:t>
-      </w:r>
-      <w:r>
-        <w:t xml:space="preserve"> </w:t>
-      </w:r>
-      <w:r>
-        <w:t xml:space="preserve">프리야: 난 누굴 관리해 본 적이 없어. 시험관만 관리해 봤지.</w:t>
+        <w:t xml:space="preserve">PRIYA: I’ve never managed anyone. I’ve only managed test tubes. What if I’m too direct with him, or I just do everything myself because it’s faster? I’ve seen bad managers do that.</w:t>
+      </w:r>
+      <w:r>
+        <w:t xml:space="preserve"> </w:t>
+      </w:r>
+      <w:r>
+        <w:t xml:space="preserve">프리야: 난 누굴 관리해 본 적이 없어. 시험관만 관리해 봤지. 내가 너무 직설적이면 어떡해? 아니면 그게 더 빠르다고 전부 내가 해 버리면? 나쁜 매니저들이 그러는 거 봤거든.</w:t>
       </w:r>
     </w:p>
     <w:p>
@@ -2174,7 +2174,7 @@
         <w:t xml:space="preserve"> </w:t>
       </w:r>
       <w:r>
-        <w:t xml:space="preserve">looks like. Then get out of his way.</w:t>
+        <w:t xml:space="preserve">looks like. Then get out of his way. In the Army, we called it commander’s intent. Give the goal clearly, and let the soldier find the route.</w:t>
       </w:r>
       <w:r>
         <w:t xml:space="preserve"> </w:t>
@@ -2195,7 +2195,7 @@
         <w:t xml:space="preserve">”</w:t>
       </w:r>
       <w:r>
-        <w:t xml:space="preserve">는 게 어떤 건지 알려 줘. 그다음엔 방해하지 마.</w:t>
+        <w:t xml:space="preserve">는 게 어떤 건지 알려 줘. 그다음엔 방해하지 마. 군대에선 그걸 지휘관 의도라고 불렀어. 목표는 분명하게 주고, 길은 병사가 찾게 하는 거지.</w:t>
       </w:r>
     </w:p>
     <w:p>
@@ -2456,13 +2456,13 @@
         </w:numPr>
       </w:pPr>
       <w:r>
-        <w:t xml:space="preserve">NOAH: Honestly? We met in the middle. And added more options to balance it.</w:t>
-      </w:r>
-      <w:r>
-        <w:t xml:space="preserve"> </w:t>
-      </w:r>
-      <w:r>
-        <w:t xml:space="preserve">노아: 솔직히요? 중간에서 만났어요. 그리고 균형을 맞추려고 옵션을 더 넣었고요.</w:t>
+        <w:t xml:space="preserve">NOAH: Honestly? We met in the middle. Your ask was fair, but our budget is tight. So we added more options to balance it. If Veyra wins, you win more.</w:t>
+      </w:r>
+      <w:r>
+        <w:t xml:space="preserve"> </w:t>
+      </w:r>
+      <w:r>
+        <w:t xml:space="preserve">노아: 솔직히요? 중간에서 만났어요. 요청하신 금액은 합당했지만, 저희 예산이 빠듯해요. 그래서 균형을 맞추려고 옵션을 더 넣었어요. Veyra가 이기면, 레오도 더 많이 가져가는 거예요.</w:t>
       </w:r>
     </w:p>
     <w:p>
@@ -2525,7 +2525,7 @@
     </w:p>
     <w:bookmarkEnd w:id="25"/>
     <w:bookmarkEnd w:id="26"/>
-    <w:bookmarkStart w:id="30" w:name="학습-부록"/>
+    <w:bookmarkStart w:id="31" w:name="학습-부록"/>
     <w:p>
       <w:pPr>
         <w:pStyle w:val="Heading2"/>
@@ -3446,8 +3446,331 @@
       </w:r>
     </w:p>
     <w:bookmarkEnd w:id="29"/>
+    <w:bookmarkStart w:id="30" w:name="긴-발화-분석"/>
+    <w:p>
+      <w:pPr>
+        <w:pStyle w:val="Heading3"/>
+      </w:pPr>
+      <w:r>
+        <w:t xml:space="preserve">④ 긴 발화 분석</w:t>
+      </w:r>
+    </w:p>
+    <w:p>
+      <w:pPr>
+        <w:pStyle w:val="BlockText"/>
+      </w:pPr>
+      <w:r>
+        <w:rPr>
+          <w:bCs/>
+          <w:b/>
+        </w:rPr>
+        <w:t xml:space="preserve">42턴 LEO:</w:t>
+      </w:r>
+      <w:r>
+        <w:t xml:space="preserve"> </w:t>
+      </w:r>
+      <w:r>
+        <w:t xml:space="preserve">“</w:t>
+      </w:r>
+      <w:r>
+        <w:t xml:space="preserve">No. I found the source that night. A cracked tank seal was letting bacteria in. If we had waited until Monday, every batch through that tank would have been contaminated. We fixed it immediately.</w:t>
+      </w:r>
+      <w:r>
+        <w:t xml:space="preserve">”</w:t>
+      </w:r>
+    </w:p>
+    <w:tbl>
+      <w:tblPr>
+        <w:tblStyle w:val="Table"/>
+        <w:tblW w:type="pct" w:w="5000"/>
+        <w:tblLook w:firstRow="1" w:lastRow="0" w:firstColumn="0" w:lastColumn="0" w:noHBand="0" w:noVBand="0" w:val="0020"/>
+        <w:jc w:val="start"/>
+      </w:tblPr>
+      <w:tblGrid>
+        <w:gridCol w:w="2640"/>
+        <w:gridCol w:w="2640"/>
+        <w:gridCol w:w="2640"/>
+      </w:tblGrid>
+      <w:tr>
+        <w:trPr>
+          <w:tblHeader w:val="true"/>
+        </w:trPr>
+        <w:tc>
+          <w:tcPr/>
+          <w:p>
+            <w:pPr>
+              <w:pStyle w:val="Compact"/>
+              <w:jc w:val="left"/>
+            </w:pPr>
+            <w:r>
+              <w:t xml:space="preserve">구조</w:t>
+            </w:r>
+          </w:p>
+        </w:tc>
+        <w:tc>
+          <w:tcPr/>
+          <w:p>
+            <w:pPr>
+              <w:pStyle w:val="Compact"/>
+              <w:jc w:val="left"/>
+            </w:pPr>
+            <w:r>
+              <w:t xml:space="preserve">영어</w:t>
+            </w:r>
+          </w:p>
+        </w:tc>
+        <w:tc>
+          <w:tcPr/>
+          <w:p>
+            <w:pPr>
+              <w:pStyle w:val="Compact"/>
+              <w:jc w:val="left"/>
+            </w:pPr>
+            <w:r>
+              <w:t xml:space="preserve">기능</w:t>
+            </w:r>
+          </w:p>
+        </w:tc>
+      </w:tr>
+      <w:tr>
+        <w:tc>
+          <w:tcPr/>
+          <w:p>
+            <w:pPr>
+              <w:pStyle w:val="Compact"/>
+              <w:jc w:val="left"/>
+            </w:pPr>
+            <w:r>
+              <w:t xml:space="preserve">① 행동(Action)</w:t>
+            </w:r>
+          </w:p>
+        </w:tc>
+        <w:tc>
+          <w:tcPr/>
+          <w:p>
+            <w:pPr>
+              <w:pStyle w:val="Compact"/>
+              <w:jc w:val="left"/>
+            </w:pPr>
+            <w:r>
+              <w:t xml:space="preserve">No. I found the source that night.</w:t>
+            </w:r>
+          </w:p>
+        </w:tc>
+        <w:tc>
+          <w:tcPr/>
+          <w:p>
+            <w:pPr>
+              <w:pStyle w:val="Compact"/>
+              <w:jc w:val="left"/>
+            </w:pPr>
+            <w:r>
+              <w:t xml:space="preserve">내가 한 일을 짧고 분명하게 먼저</w:t>
+            </w:r>
+          </w:p>
+        </w:tc>
+      </w:tr>
+      <w:tr>
+        <w:tc>
+          <w:tcPr/>
+          <w:p>
+            <w:pPr>
+              <w:pStyle w:val="Compact"/>
+              <w:jc w:val="left"/>
+            </w:pPr>
+            <w:r>
+              <w:t xml:space="preserve">② 원인(사실)</w:t>
+            </w:r>
+          </w:p>
+        </w:tc>
+        <w:tc>
+          <w:tcPr/>
+          <w:p>
+            <w:pPr>
+              <w:pStyle w:val="Compact"/>
+              <w:jc w:val="left"/>
+            </w:pPr>
+            <w:r>
+              <w:t xml:space="preserve">A cracked tank seal was letting bacteria in.</w:t>
+            </w:r>
+          </w:p>
+        </w:tc>
+        <w:tc>
+          <w:tcPr/>
+          <w:p>
+            <w:pPr>
+              <w:pStyle w:val="Compact"/>
+              <w:jc w:val="left"/>
+            </w:pPr>
+            <w:r>
+              <w:t xml:space="preserve">무엇을 찾았는지 구체적 사실로 제시</w:t>
+            </w:r>
+          </w:p>
+        </w:tc>
+      </w:tr>
+      <w:tr>
+        <w:tc>
+          <w:tcPr/>
+          <w:p>
+            <w:pPr>
+              <w:pStyle w:val="Compact"/>
+              <w:jc w:val="left"/>
+            </w:pPr>
+            <w:r>
+              <w:t xml:space="preserve">③ 가정(If…had)</w:t>
+            </w:r>
+          </w:p>
+        </w:tc>
+        <w:tc>
+          <w:tcPr/>
+          <w:p>
+            <w:pPr>
+              <w:pStyle w:val="Compact"/>
+              <w:jc w:val="left"/>
+            </w:pPr>
+            <w:r>
+              <w:t xml:space="preserve">If we had waited until Monday, every batch through that tank would have been contaminated.</w:t>
+            </w:r>
+          </w:p>
+        </w:tc>
+        <w:tc>
+          <w:tcPr/>
+          <w:p>
+            <w:pPr>
+              <w:pStyle w:val="Compact"/>
+              <w:jc w:val="left"/>
+            </w:pPr>
+            <w:r>
+              <w:t xml:space="preserve">행동하지 않았을 때의 피해로 판단의 가치를 증명</w:t>
+            </w:r>
+          </w:p>
+        </w:tc>
+      </w:tr>
+      <w:tr>
+        <w:tc>
+          <w:tcPr/>
+          <w:p>
+            <w:pPr>
+              <w:pStyle w:val="Compact"/>
+              <w:jc w:val="left"/>
+            </w:pPr>
+            <w:r>
+              <w:t xml:space="preserve">④ 결과</w:t>
+            </w:r>
+          </w:p>
+        </w:tc>
+        <w:tc>
+          <w:tcPr/>
+          <w:p>
+            <w:pPr>
+              <w:pStyle w:val="Compact"/>
+              <w:jc w:val="left"/>
+            </w:pPr>
+            <w:r>
+              <w:t xml:space="preserve">We fixed it immediately.</w:t>
+            </w:r>
+          </w:p>
+        </w:tc>
+        <w:tc>
+          <w:tcPr/>
+          <w:p>
+            <w:pPr>
+              <w:pStyle w:val="Compact"/>
+              <w:jc w:val="left"/>
+            </w:pPr>
+            <w:r>
+              <w:t xml:space="preserve">마무리 행동으로 이야기 종결</w:t>
+            </w:r>
+          </w:p>
+        </w:tc>
+      </w:tr>
+    </w:tbl>
+    <w:p>
+      <w:pPr>
+        <w:pStyle w:val="BodyText"/>
+      </w:pPr>
+      <w:r>
+        <w:rPr>
+          <w:bCs/>
+          <w:b/>
+        </w:rPr>
+        <w:t xml:space="preserve">활용 패턴:</w:t>
+      </w:r>
+      <w:r>
+        <w:t xml:space="preserve"> </w:t>
+      </w:r>
+      <w:r>
+        <w:t xml:space="preserve">행동 → 찾은 사실 →</w:t>
+      </w:r>
+      <w:r>
+        <w:t xml:space="preserve"> </w:t>
+      </w:r>
+      <w:r>
+        <w:t xml:space="preserve">“</w:t>
+      </w:r>
+      <w:r>
+        <w:t xml:space="preserve">If we had…, … would have…</w:t>
+      </w:r>
+      <w:r>
+        <w:t xml:space="preserve">”</w:t>
+      </w:r>
+      <w:r>
+        <w:t xml:space="preserve"> </w:t>
+      </w:r>
+      <w:r>
+        <w:t xml:space="preserve">→ 결과</w:t>
+      </w:r>
+      <w:r>
+        <w:t xml:space="preserve"> </w:t>
+      </w:r>
+      <w:r>
+        <w:rPr>
+          <w:bCs/>
+          <w:b/>
+        </w:rPr>
+        <w:t xml:space="preserve">연결 표현:</w:t>
+      </w:r>
+      <w:r>
+        <w:t xml:space="preserve"> </w:t>
+      </w:r>
+      <w:r>
+        <w:t xml:space="preserve">that night(그날 밤 바로) · If we had waited…(만약 기다렸다면) · would have been…(~였을 것이다)</w:t>
+      </w:r>
+      <w:r>
+        <w:t xml:space="preserve"> </w:t>
+      </w:r>
+      <w:r>
+        <w:rPr>
+          <w:bCs/>
+          <w:b/>
+        </w:rPr>
+        <w:t xml:space="preserve">연습:</w:t>
+      </w:r>
+      <w:r>
+        <w:t xml:space="preserve"> </w:t>
+      </w:r>
+      <w:r>
+        <w:t xml:space="preserve">면접에서</w:t>
+      </w:r>
+      <w:r>
+        <w:t xml:space="preserve"> </w:t>
+      </w:r>
+      <w:r>
+        <w:t xml:space="preserve">“</w:t>
+      </w:r>
+      <w:r>
+        <w:t xml:space="preserve">문제를 미리 막은 경험</w:t>
+      </w:r>
+      <w:r>
+        <w:t xml:space="preserve">”</w:t>
+      </w:r>
+      <w:r>
+        <w:t xml:space="preserve">을 묻는 질문에 같은 구조로 30단어 안팎으로 답해 보기.</w:t>
+      </w:r>
+    </w:p>
     <w:bookmarkEnd w:id="30"/>
     <w:bookmarkEnd w:id="31"/>
+    <w:bookmarkEnd w:id="32"/>
     <w:sectPr/>
   </w:body>
 </w:document>

--- a/대본/2부/04화_Hire_Number_One.docx
+++ b/대본/2부/04화_Hire_Number_One.docx
@@ -2,7 +2,7 @@
 <file path=word/document.xml><?xml version="1.0" encoding="utf-8"?>
 <w:document xmlns:w="http://schemas.openxmlformats.org/wordprocessingml/2006/main" xmlns:m="http://schemas.openxmlformats.org/officeDocument/2006/math" xmlns:r="http://schemas.openxmlformats.org/officeDocument/2006/relationships" xmlns:o="urn:schemas-microsoft-com:office:office" xmlns:v="urn:schemas-microsoft-com:vml" xmlns:w10="urn:schemas-microsoft-com:office:word" xmlns:a="http://schemas.openxmlformats.org/drawingml/2006/main" xmlns:pic="http://schemas.openxmlformats.org/drawingml/2006/picture" xmlns:wp="http://schemas.openxmlformats.org/drawingml/2006/wordprocessingDrawing">
   <w:body>
-    <w:bookmarkStart w:id="32" w:name="ship-it-2부-4화"/>
+    <w:bookmarkStart w:id="38" w:name="ship-it-2부-4화"/>
     <w:p>
       <w:pPr>
         <w:pStyle w:val="Heading1"/>
@@ -159,163 +159,79 @@
     </w:p>
     <w:p>
       <w:pPr>
-        <w:numPr>
-          <w:ilvl w:val="0"/>
-          <w:numId w:val="1001"/>
-        </w:numPr>
+        <w:pStyle w:val="FirstParagraph"/>
       </w:pPr>
       <w:r>
         <w:t xml:space="preserve">PRIYA: Okay. The real test. Sterilized, measured, and repeated three times.</w:t>
       </w:r>
-      <w:r>
-        <w:t xml:space="preserve"> </w:t>
-      </w:r>
-      <w:r>
-        <w:t xml:space="preserve">프리야: 좋아. 진짜 시험이야. 멸균하고, 측정하고, 세 번 반복했어.</w:t>
-      </w:r>
-    </w:p>
-    <w:p>
-      <w:pPr>
-        <w:numPr>
-          <w:ilvl w:val="0"/>
-          <w:numId w:val="1001"/>
-        </w:numPr>
+    </w:p>
+    <w:p>
+      <w:pPr>
+        <w:pStyle w:val="BodyText"/>
       </w:pPr>
       <w:r>
         <w:t xml:space="preserve">NOAH: And? Toothpaste or honey?</w:t>
       </w:r>
-      <w:r>
-        <w:t xml:space="preserve"> </w:t>
-      </w:r>
-      <w:r>
-        <w:t xml:space="preserve">노아: 그래서? 치약이야, 꿀이야?</w:t>
-      </w:r>
-    </w:p>
-    <w:p>
-      <w:pPr>
-        <w:numPr>
-          <w:ilvl w:val="0"/>
-          <w:numId w:val="1001"/>
-        </w:numPr>
+    </w:p>
+    <w:p>
+      <w:pPr>
+        <w:pStyle w:val="BodyText"/>
       </w:pPr>
       <w:r>
         <w:t xml:space="preserve">PRIYA: Extrusion force is inside our target range. All three times.</w:t>
       </w:r>
-      <w:r>
-        <w:t xml:space="preserve"> </w:t>
-      </w:r>
-      <w:r>
-        <w:t xml:space="preserve">프리야: 압출력이 목표 범위 안에 들어왔어. 세 번 모두.</w:t>
-      </w:r>
-    </w:p>
-    <w:p>
-      <w:pPr>
-        <w:numPr>
-          <w:ilvl w:val="0"/>
-          <w:numId w:val="1001"/>
-        </w:numPr>
+    </w:p>
+    <w:p>
+      <w:pPr>
+        <w:pStyle w:val="BodyText"/>
       </w:pPr>
       <w:r>
         <w:t xml:space="preserve">MARCUS: Honey. Finally.</w:t>
       </w:r>
-      <w:r>
-        <w:t xml:space="preserve"> </w:t>
-      </w:r>
-      <w:r>
-        <w:t xml:space="preserve">마커스: 꿀. 드디어.</w:t>
-      </w:r>
-    </w:p>
-    <w:p>
-      <w:pPr>
-        <w:numPr>
-          <w:ilvl w:val="0"/>
-          <w:numId w:val="1001"/>
-        </w:numPr>
+    </w:p>
+    <w:p>
+      <w:pPr>
+        <w:pStyle w:val="BodyText"/>
       </w:pPr>
       <w:r>
         <w:t xml:space="preserve">PRIYA: Room-temperature honey. Not fridge honey. Elena tested it yesterday with the twenty-seven gauge needle, and she said her thumb barely noticed. That’s exactly what doctors need to feel.</w:t>
       </w:r>
-      <w:r>
-        <w:t xml:space="preserve"> </w:t>
-      </w:r>
-      <w:r>
-        <w:t xml:space="preserve">프리야: 상온 꿀이야. 냉장고 꿀이 아니라. 엘레나가 어제 27게이지 바늘로 시험해 봤는데, 엄지에 힘이 거의 안 들어갔대. 그게 바로 의사들이 느껴야 하는 감각이야.</w:t>
-      </w:r>
-    </w:p>
-    <w:p>
-      <w:pPr>
-        <w:numPr>
-          <w:ilvl w:val="0"/>
-          <w:numId w:val="1001"/>
-        </w:numPr>
+    </w:p>
+    <w:p>
+      <w:pPr>
+        <w:pStyle w:val="BodyText"/>
       </w:pPr>
       <w:r>
         <w:t xml:space="preserve">NOAH: And the strength? We didn’t lose the ninety-six percent?</w:t>
       </w:r>
-      <w:r>
-        <w:t xml:space="preserve"> </w:t>
-      </w:r>
-      <w:r>
-        <w:t xml:space="preserve">노아: 강도는? 96퍼센트를 잃지 않았어?</w:t>
-      </w:r>
-    </w:p>
-    <w:p>
-      <w:pPr>
-        <w:numPr>
-          <w:ilvl w:val="0"/>
-          <w:numId w:val="1001"/>
-        </w:numPr>
+    </w:p>
+    <w:p>
+      <w:pPr>
+        <w:pStyle w:val="BodyText"/>
       </w:pPr>
       <w:r>
         <w:t xml:space="preserve">PRIYA: Ninety-five. Within the margin of error.</w:t>
       </w:r>
-      <w:r>
-        <w:t xml:space="preserve"> </w:t>
-      </w:r>
-      <w:r>
-        <w:t xml:space="preserve">프리야: 95. 오차 범위 안이야.</w:t>
-      </w:r>
-    </w:p>
-    <w:p>
-      <w:pPr>
-        <w:numPr>
-          <w:ilvl w:val="0"/>
-          <w:numId w:val="1001"/>
-        </w:numPr>
+    </w:p>
+    <w:p>
+      <w:pPr>
+        <w:pStyle w:val="BodyText"/>
       </w:pPr>
       <w:r>
         <w:t xml:space="preserve">MARCUS: So particle size was the guilty one.</w:t>
       </w:r>
-      <w:r>
-        <w:t xml:space="preserve"> </w:t>
-      </w:r>
-      <w:r>
-        <w:t xml:space="preserve">마커스: 그러니까 입자 크기가 범인이었네.</w:t>
-      </w:r>
-    </w:p>
-    <w:p>
-      <w:pPr>
-        <w:numPr>
-          <w:ilvl w:val="0"/>
-          <w:numId w:val="1001"/>
-        </w:numPr>
+    </w:p>
+    <w:p>
+      <w:pPr>
+        <w:pStyle w:val="BodyText"/>
       </w:pPr>
       <w:r>
         <w:t xml:space="preserve">PRIYA: The main one. Protect what’s working, fix what isn’t.</w:t>
       </w:r>
-      <w:r>
-        <w:t xml:space="preserve"> </w:t>
-      </w:r>
-      <w:r>
-        <w:t xml:space="preserve">프리야: 주범이지. 되는 건 지키고, 안 되는 걸 고친다.</w:t>
-      </w:r>
-    </w:p>
-    <w:p>
-      <w:pPr>
-        <w:numPr>
-          <w:ilvl w:val="0"/>
-          <w:numId w:val="1001"/>
-        </w:numPr>
+    </w:p>
+    <w:p>
+      <w:pPr>
+        <w:pStyle w:val="BodyText"/>
       </w:pPr>
       <w:r>
         <w:t xml:space="preserve">NOAH: That’s going in the investor update.</w:t>
@@ -350,123 +266,45 @@
       <w:r>
         <w:t xml:space="preserve">”</w:t>
       </w:r>
-      <w:r>
-        <w:t xml:space="preserve"> </w:t>
-      </w:r>
-      <w:r>
-        <w:t xml:space="preserve">노아: 이거 투자자 업데이트에 넣는다.</w:t>
-      </w:r>
-      <w:r>
-        <w:t xml:space="preserve"> </w:t>
-      </w:r>
-      <w:r>
-        <w:t xml:space="preserve">“</w:t>
-      </w:r>
-      <w:r>
-        <w:t xml:space="preserve">확인됨.</w:t>
-      </w:r>
-      <w:r>
-        <w:t xml:space="preserve">”</w:t>
-      </w:r>
-      <w:r>
-        <w:t xml:space="preserve"> </w:t>
-      </w:r>
-      <w:r>
-        <w:t xml:space="preserve">“</w:t>
-      </w:r>
-      <w:r>
-        <w:t xml:space="preserve">초기 신호</w:t>
-      </w:r>
-      <w:r>
-        <w:t xml:space="preserve">”</w:t>
-      </w:r>
-      <w:r>
-        <w:t xml:space="preserve">가 아니라.</w:t>
-      </w:r>
-    </w:p>
-    <w:p>
-      <w:pPr>
-        <w:numPr>
-          <w:ilvl w:val="0"/>
-          <w:numId w:val="1001"/>
-        </w:numPr>
+    </w:p>
+    <w:p>
+      <w:pPr>
+        <w:pStyle w:val="BodyText"/>
       </w:pPr>
       <w:r>
         <w:t xml:space="preserve">RITA: Morning! Good news, Marcus. Bench sixteen is yours from Monday.</w:t>
       </w:r>
-      <w:r>
-        <w:t xml:space="preserve"> </w:t>
-      </w:r>
-      <w:r>
-        <w:t xml:space="preserve">리타: 좋은 아침! 좋은 소식이에요, 마커스. 16번 실험대 월요일부터 쓰세요.</w:t>
-      </w:r>
-    </w:p>
-    <w:p>
-      <w:pPr>
-        <w:numPr>
-          <w:ilvl w:val="0"/>
-          <w:numId w:val="1001"/>
-        </w:numPr>
+    </w:p>
+    <w:p>
+      <w:pPr>
+        <w:pStyle w:val="BodyText"/>
       </w:pPr>
       <w:r>
         <w:t xml:space="preserve">MARCUS: Thank you, Rita. Same terms?</w:t>
       </w:r>
-      <w:r>
-        <w:t xml:space="preserve"> </w:t>
-      </w:r>
-      <w:r>
-        <w:t xml:space="preserve">마커스: 고마워요, 리타. 같은 조건으로요?</w:t>
-      </w:r>
-    </w:p>
-    <w:p>
-      <w:pPr>
-        <w:numPr>
-          <w:ilvl w:val="0"/>
-          <w:numId w:val="1001"/>
-        </w:numPr>
+    </w:p>
+    <w:p>
+      <w:pPr>
+        <w:pStyle w:val="BodyText"/>
       </w:pPr>
       <w:r>
         <w:t xml:space="preserve">RITA: Same terms. Don’t push your luck.</w:t>
       </w:r>
-      <w:r>
-        <w:t xml:space="preserve"> </w:t>
-      </w:r>
-      <w:r>
-        <w:t xml:space="preserve">리타: 같은 조건. 너무 욕심내지 마요.</w:t>
-      </w:r>
-    </w:p>
-    <w:p>
-      <w:pPr>
-        <w:numPr>
-          <w:ilvl w:val="0"/>
-          <w:numId w:val="1001"/>
-        </w:numPr>
+    </w:p>
+    <w:p>
+      <w:pPr>
+        <w:pStyle w:val="BodyText"/>
       </w:pPr>
       <w:r>
         <w:t xml:space="preserve">NOAH: Two benches. And today, maybe someone to use the second one.</w:t>
       </w:r>
-      <w:r>
-        <w:t xml:space="preserve"> </w:t>
-      </w:r>
-      <w:r>
-        <w:t xml:space="preserve">노아: 실험대 두 개. 그리고 오늘, 두 번째 실험대를 쓸 사람이 생길지도.</w:t>
-      </w:r>
-    </w:p>
-    <w:p>
-      <w:pPr>
-        <w:numPr>
-          <w:ilvl w:val="0"/>
-          <w:numId w:val="1001"/>
-        </w:numPr>
+    </w:p>
+    <w:p>
+      <w:pPr>
+        <w:pStyle w:val="BodyText"/>
       </w:pPr>
       <w:r>
         <w:t xml:space="preserve">PRIYA: Our first interview. I’m more nervous than the candidate.</w:t>
-      </w:r>
-      <w:r>
-        <w:t xml:space="preserve"> </w:t>
-      </w:r>
-      <w:r>
-        <w:t xml:space="preserve">프리야: 우리 첫 면접이야. 지원자보다 내가 더 떨려.</w:t>
       </w:r>
     </w:p>
     <w:bookmarkEnd w:id="21"/>
@@ -481,299 +319,143 @@
     </w:p>
     <w:p>
       <w:pPr>
-        <w:numPr>
-          <w:ilvl w:val="0"/>
-          <w:numId w:val="1002"/>
-        </w:numPr>
+        <w:pStyle w:val="FirstParagraph"/>
       </w:pPr>
       <w:r>
         <w:t xml:space="preserve">LEO: Hi. Leo Martinez? I’m here for the process chemist interview.</w:t>
       </w:r>
-      <w:r>
-        <w:t xml:space="preserve"> </w:t>
-      </w:r>
-      <w:r>
-        <w:t xml:space="preserve">레오: 안녕하세요. 레오 마르티네즈예요. 공정 화학자 면접 보러 왔어요.</w:t>
-      </w:r>
-    </w:p>
-    <w:p>
-      <w:pPr>
-        <w:numPr>
-          <w:ilvl w:val="0"/>
-          <w:numId w:val="1002"/>
-        </w:numPr>
+    </w:p>
+    <w:p>
+      <w:pPr>
+        <w:pStyle w:val="BodyText"/>
       </w:pPr>
       <w:r>
         <w:t xml:space="preserve">NOAH: Leo, welcome. Noah Bennett. This is Priya Raman, our CTO.</w:t>
       </w:r>
-      <w:r>
-        <w:t xml:space="preserve"> </w:t>
-      </w:r>
-      <w:r>
-        <w:t xml:space="preserve">노아: 레오, 어서 와요. 노아 베넷이에요. 이쪽은 CTO 프리야 라만.</w:t>
-      </w:r>
-    </w:p>
-    <w:p>
-      <w:pPr>
-        <w:numPr>
-          <w:ilvl w:val="0"/>
-          <w:numId w:val="1002"/>
-        </w:numPr>
+    </w:p>
+    <w:p>
+      <w:pPr>
+        <w:pStyle w:val="BodyText"/>
       </w:pPr>
       <w:r>
         <w:t xml:space="preserve">LEO: Dr. Raman. I read your thesis. Chapter four, twice.</w:t>
       </w:r>
-      <w:r>
-        <w:t xml:space="preserve"> </w:t>
-      </w:r>
-      <w:r>
-        <w:t xml:space="preserve">레오: 라만 박사님. 박사님 논문 읽었어요. 4장은 두 번이요.</w:t>
-      </w:r>
-    </w:p>
-    <w:p>
-      <w:pPr>
-        <w:numPr>
-          <w:ilvl w:val="0"/>
-          <w:numId w:val="1002"/>
-        </w:numPr>
+    </w:p>
+    <w:p>
+      <w:pPr>
+        <w:pStyle w:val="BodyText"/>
       </w:pPr>
       <w:r>
         <w:t xml:space="preserve">PRIYA: You’re the third person in history to say that.</w:t>
       </w:r>
-      <w:r>
-        <w:t xml:space="preserve"> </w:t>
-      </w:r>
-      <w:r>
-        <w:t xml:space="preserve">프리야: 역사상 그 말을 한 세 번째 사람이네요.</w:t>
-      </w:r>
-    </w:p>
-    <w:p>
-      <w:pPr>
-        <w:numPr>
-          <w:ilvl w:val="0"/>
-          <w:numId w:val="1002"/>
-        </w:numPr>
+    </w:p>
+    <w:p>
+      <w:pPr>
+        <w:pStyle w:val="BodyText"/>
       </w:pPr>
       <w:r>
         <w:t xml:space="preserve">NOAH: I was the first. Coffee? We’re a startup. Coffee is our office.</w:t>
       </w:r>
-      <w:r>
-        <w:t xml:space="preserve"> </w:t>
-      </w:r>
-      <w:r>
-        <w:t xml:space="preserve">노아: 첫 번째는 저였어요. 커피 드실래요? 저희가 스타트업이라 커피숍이 사무실이에요.</w:t>
-      </w:r>
-    </w:p>
-    <w:p>
-      <w:pPr>
-        <w:numPr>
-          <w:ilvl w:val="0"/>
-          <w:numId w:val="1002"/>
-        </w:numPr>
+    </w:p>
+    <w:p>
+      <w:pPr>
+        <w:pStyle w:val="BodyText"/>
       </w:pPr>
       <w:r>
         <w:t xml:space="preserve">LEO: Black, please. Thanks for meeting me.</w:t>
       </w:r>
-      <w:r>
-        <w:t xml:space="preserve"> </w:t>
-      </w:r>
-      <w:r>
-        <w:t xml:space="preserve">레오: 블랙으로요. 만나 주셔서 감사합니다.</w:t>
-      </w:r>
-    </w:p>
-    <w:p>
-      <w:pPr>
-        <w:numPr>
-          <w:ilvl w:val="0"/>
-          <w:numId w:val="1002"/>
-        </w:numPr>
+    </w:p>
+    <w:p>
+      <w:pPr>
+        <w:pStyle w:val="BodyText"/>
       </w:pPr>
       <w:r>
         <w:t xml:space="preserve">NOAH: Let’s start simple. Tell us about yourself. The short version.</w:t>
       </w:r>
-      <w:r>
-        <w:t xml:space="preserve"> </w:t>
-      </w:r>
-      <w:r>
-        <w:t xml:space="preserve">노아: 간단하게 시작하죠. 자기소개 부탁해요. 짧은 버전으로.</w:t>
-      </w:r>
-    </w:p>
-    <w:p>
-      <w:pPr>
-        <w:numPr>
-          <w:ilvl w:val="0"/>
-          <w:numId w:val="1002"/>
-        </w:numPr>
+    </w:p>
+    <w:p>
+      <w:pPr>
+        <w:pStyle w:val="BodyText"/>
       </w:pPr>
       <w:r>
         <w:t xml:space="preserve">LEO: I’m twenty-nine. Chemical engineer. Five years at a contract manufacturer in Houston.</w:t>
       </w:r>
-      <w:r>
-        <w:t xml:space="preserve"> </w:t>
-      </w:r>
-      <w:r>
-        <w:t xml:space="preserve">레오: 스물아홉 살이에요. 화학공학자고요. 휴스턴의 위탁생산업체에서 5년 일했어요.</w:t>
-      </w:r>
-    </w:p>
-    <w:p>
-      <w:pPr>
-        <w:numPr>
-          <w:ilvl w:val="0"/>
-          <w:numId w:val="1002"/>
-        </w:numPr>
+    </w:p>
+    <w:p>
+      <w:pPr>
+        <w:pStyle w:val="BodyText"/>
       </w:pPr>
       <w:r>
         <w:t xml:space="preserve">PRIYA: What did you make there?</w:t>
       </w:r>
-      <w:r>
-        <w:t xml:space="preserve"> </w:t>
-      </w:r>
-      <w:r>
-        <w:t xml:space="preserve">프리야: 거기서 뭘 만들었어요?</w:t>
-      </w:r>
-    </w:p>
-    <w:p>
-      <w:pPr>
-        <w:numPr>
-          <w:ilvl w:val="0"/>
-          <w:numId w:val="1002"/>
-        </w:numPr>
+    </w:p>
+    <w:p>
+      <w:pPr>
+        <w:pStyle w:val="BodyText"/>
       </w:pPr>
       <w:r>
         <w:t xml:space="preserve">LEO: Injectable gels, mostly. For joints and eyes. Scale-up was my job.</w:t>
       </w:r>
-      <w:r>
-        <w:t xml:space="preserve"> </w:t>
-      </w:r>
-      <w:r>
-        <w:t xml:space="preserve">레오: 주로 주사용 젤이요. 관절용, 안과용. 제 일은 스케일업이었어요.</w:t>
-      </w:r>
-    </w:p>
-    <w:p>
-      <w:pPr>
-        <w:numPr>
-          <w:ilvl w:val="0"/>
-          <w:numId w:val="1002"/>
-        </w:numPr>
+    </w:p>
+    <w:p>
+      <w:pPr>
+        <w:pStyle w:val="BodyText"/>
       </w:pPr>
       <w:r>
         <w:t xml:space="preserve">NOAH: Scale-up. In plain English?</w:t>
       </w:r>
-      <w:r>
-        <w:t xml:space="preserve"> </w:t>
-      </w:r>
-      <w:r>
-        <w:t xml:space="preserve">노아: 스케일업. 쉬운 말로 하면요?</w:t>
-      </w:r>
-    </w:p>
-    <w:p>
-      <w:pPr>
-        <w:numPr>
-          <w:ilvl w:val="0"/>
-          <w:numId w:val="1002"/>
-        </w:numPr>
+    </w:p>
+    <w:p>
+      <w:pPr>
+        <w:pStyle w:val="BodyText"/>
       </w:pPr>
       <w:r>
         <w:t xml:space="preserve">LEO: Taking a lab recipe from one liter to a thousand liters in a factory.</w:t>
       </w:r>
-      <w:r>
-        <w:t xml:space="preserve"> </w:t>
-      </w:r>
-      <w:r>
-        <w:t xml:space="preserve">레오: 실험실 1리터짜리 레시피를 공장 1,000리터로 키우는 거예요.</w:t>
-      </w:r>
-    </w:p>
-    <w:p>
-      <w:pPr>
-        <w:numPr>
-          <w:ilvl w:val="0"/>
-          <w:numId w:val="1002"/>
-        </w:numPr>
+    </w:p>
+    <w:p>
+      <w:pPr>
+        <w:pStyle w:val="BodyText"/>
       </w:pPr>
       <w:r>
         <w:t xml:space="preserve">PRIYA: That’s exactly what we need. Why leave a stable job?</w:t>
       </w:r>
-      <w:r>
-        <w:t xml:space="preserve"> </w:t>
-      </w:r>
-      <w:r>
-        <w:t xml:space="preserve">프리야: 딱 저희한테 필요한 거네요. 안정적인 직장을 왜 떠나요?</w:t>
-      </w:r>
-    </w:p>
-    <w:p>
-      <w:pPr>
-        <w:numPr>
-          <w:ilvl w:val="0"/>
-          <w:numId w:val="1002"/>
-        </w:numPr>
+    </w:p>
+    <w:p>
+      <w:pPr>
+        <w:pStyle w:val="BodyText"/>
       </w:pPr>
       <w:r>
         <w:t xml:space="preserve">LEO: I’m good at copying other people’s recipes. I’ve scaled up a lot of them. But I’ve never built one from zero, and if I don’t try now, I probably never will.</w:t>
       </w:r>
-      <w:r>
-        <w:t xml:space="preserve"> </w:t>
-      </w:r>
-      <w:r>
-        <w:t xml:space="preserve">레오: 남의 레시피를 따라 하는 건 잘해요. 많이 스케일업해 봤죠. 하지만 처음부터 하나를 만들어 본 적은 없어요. 지금 해 보지 않으면 아마 영영 못 할 거예요.</w:t>
-      </w:r>
-    </w:p>
-    <w:p>
-      <w:pPr>
-        <w:numPr>
-          <w:ilvl w:val="0"/>
-          <w:numId w:val="1002"/>
-        </w:numPr>
+    </w:p>
+    <w:p>
+      <w:pPr>
+        <w:pStyle w:val="BodyText"/>
       </w:pPr>
       <w:r>
         <w:t xml:space="preserve">NOAH: What draws you to us, specifically?</w:t>
       </w:r>
-      <w:r>
-        <w:t xml:space="preserve"> </w:t>
-      </w:r>
-      <w:r>
-        <w:t xml:space="preserve">노아: 특히 저희에게 끌린 이유가 뭐예요?</w:t>
-      </w:r>
-    </w:p>
-    <w:p>
-      <w:pPr>
-        <w:numPr>
-          <w:ilvl w:val="0"/>
-          <w:numId w:val="1002"/>
-        </w:numPr>
+    </w:p>
+    <w:p>
+      <w:pPr>
+        <w:pStyle w:val="BodyText"/>
       </w:pPr>
       <w:r>
         <w:t xml:space="preserve">LEO: The problem. Fast dissolving is hard chemistry. Nobody has solved it.</w:t>
       </w:r>
-      <w:r>
-        <w:t xml:space="preserve"> </w:t>
-      </w:r>
-      <w:r>
-        <w:t xml:space="preserve">레오: 문제 자체요. 빠른 용해는 어려운 화학이에요. 아무도 못 풀었죠.</w:t>
-      </w:r>
-    </w:p>
-    <w:p>
-      <w:pPr>
-        <w:numPr>
-          <w:ilvl w:val="0"/>
-          <w:numId w:val="1002"/>
-        </w:numPr>
+    </w:p>
+    <w:p>
+      <w:pPr>
+        <w:pStyle w:val="BodyText"/>
       </w:pPr>
       <w:r>
         <w:t xml:space="preserve">PRIYA: Nobody yet.</w:t>
       </w:r>
-      <w:r>
-        <w:t xml:space="preserve"> </w:t>
-      </w:r>
-      <w:r>
-        <w:t xml:space="preserve">프리야: 아직은 아무도.</w:t>
-      </w:r>
-    </w:p>
-    <w:p>
-      <w:pPr>
-        <w:numPr>
-          <w:ilvl w:val="0"/>
-          <w:numId w:val="1002"/>
-        </w:numPr>
+    </w:p>
+    <w:p>
+      <w:pPr>
+        <w:pStyle w:val="BodyText"/>
       </w:pPr>
       <w:r>
         <w:t xml:space="preserve">LEO: Nobody yet. And honestly, your job post was funny.</w:t>
@@ -790,11 +472,61 @@
       <w:r>
         <w:t xml:space="preserve">”</w:t>
       </w:r>
-      <w:r>
-        <w:t xml:space="preserve"> </w:t>
-      </w:r>
-      <w:r>
-        <w:t xml:space="preserve">레오: 아직은 아무도요. 그리고 솔직히 채용 공고가 웃겼어요.</w:t>
+    </w:p>
+    <w:p>
+      <w:pPr>
+        <w:pStyle w:val="BodyText"/>
+      </w:pPr>
+      <w:r>
+        <w:t xml:space="preserve">PRIYA: Marcus wrote that line. Our COO. He’s very proud of it.</w:t>
+      </w:r>
+    </w:p>
+    <w:p>
+      <w:pPr>
+        <w:pStyle w:val="BodyText"/>
+      </w:pPr>
+      <w:r>
+        <w:t xml:space="preserve">NOAH: Okay. Some behavioral questions now. Tell me about a time a batch failed.</w:t>
+      </w:r>
+    </w:p>
+    <w:p>
+      <w:pPr>
+        <w:pStyle w:val="BodyText"/>
+      </w:pPr>
+      <w:r>
+        <w:t xml:space="preserve">LEO: Two years ago. A joint gel. A bacteria test came back positive.</w:t>
+      </w:r>
+    </w:p>
+    <w:p>
+      <w:pPr>
+        <w:pStyle w:val="BodyText"/>
+      </w:pPr>
+      <w:r>
+        <w:t xml:space="preserve">PRIYA: What did you do next?</w:t>
+      </w:r>
+    </w:p>
+    <w:p>
+      <w:pPr>
+        <w:pStyle w:val="BodyText"/>
+      </w:pPr>
+      <w:r>
+        <w:t xml:space="preserve">LEO: I stopped the line. On a Friday night. My manager was not happy.</w:t>
+      </w:r>
+    </w:p>
+    <w:p>
+      <w:pPr>
+        <w:pStyle w:val="BodyText"/>
+      </w:pPr>
+      <w:r>
+        <w:t xml:space="preserve">NOAH: Why wasn’t he happy?</w:t>
+      </w:r>
+    </w:p>
+    <w:p>
+      <w:pPr>
+        <w:pStyle w:val="BodyText"/>
+      </w:pPr>
+      <w:r>
+        <w:t xml:space="preserve">LEO: Stopping the line costs money. He wanted to</w:t>
       </w:r>
       <w:r>
         <w:t xml:space="preserve"> </w:t>
@@ -803,7 +535,7 @@
         <w:t xml:space="preserve">“</w:t>
       </w:r>
       <w:r>
-        <w:t xml:space="preserve">공용 멸균기 하나를 견딜 수 있어야 함.</w:t>
+        <w:t xml:space="preserve">test again Monday.</w:t>
       </w:r>
       <w:r>
         <w:t xml:space="preserve">”</w:t>
@@ -811,115 +543,82 @@
     </w:p>
     <w:p>
       <w:pPr>
-        <w:numPr>
-          <w:ilvl w:val="0"/>
-          <w:numId w:val="1002"/>
-        </w:numPr>
-      </w:pPr>
-      <w:r>
-        <w:t xml:space="preserve">PRIYA: Marcus wrote that line. Our COO. He’s very proud of it.</w:t>
-      </w:r>
-      <w:r>
-        <w:t xml:space="preserve"> </w:t>
-      </w:r>
-      <w:r>
-        <w:t xml:space="preserve">프리야: 그 문장은 마커스가 썼어요. 저희 COO요. 엄청 자랑스러워해요.</w:t>
-      </w:r>
-    </w:p>
-    <w:p>
-      <w:pPr>
-        <w:numPr>
-          <w:ilvl w:val="0"/>
-          <w:numId w:val="1002"/>
-        </w:numPr>
-      </w:pPr>
-      <w:r>
-        <w:t xml:space="preserve">NOAH: Okay. Some behavioral questions now. Tell me about a time a batch failed.</w:t>
-      </w:r>
-      <w:r>
-        <w:t xml:space="preserve"> </w:t>
-      </w:r>
-      <w:r>
-        <w:t xml:space="preserve">노아: 좋아요. 이제 행동 기반 질문 몇 개요. 배치가 실패했던 때를 말해 줘요.</w:t>
-      </w:r>
-    </w:p>
-    <w:p>
-      <w:pPr>
-        <w:numPr>
-          <w:ilvl w:val="0"/>
-          <w:numId w:val="1002"/>
-        </w:numPr>
-      </w:pPr>
-      <w:r>
-        <w:t xml:space="preserve">LEO: Two years ago. A joint gel. A bacteria test came back positive.</w:t>
-      </w:r>
-      <w:r>
-        <w:t xml:space="preserve"> </w:t>
-      </w:r>
-      <w:r>
-        <w:t xml:space="preserve">레오: 2년 전이요. 관절 젤이었어요. 세균 검사가 양성으로 나왔죠.</w:t>
-      </w:r>
-    </w:p>
-    <w:p>
-      <w:pPr>
-        <w:numPr>
-          <w:ilvl w:val="0"/>
-          <w:numId w:val="1002"/>
-        </w:numPr>
-      </w:pPr>
-      <w:r>
-        <w:t xml:space="preserve">PRIYA: What did you do next?</w:t>
-      </w:r>
-      <w:r>
-        <w:t xml:space="preserve"> </w:t>
-      </w:r>
-      <w:r>
-        <w:t xml:space="preserve">프리야: 그다음엔 뭘 했어요?</w:t>
-      </w:r>
-    </w:p>
-    <w:p>
-      <w:pPr>
-        <w:numPr>
-          <w:ilvl w:val="0"/>
-          <w:numId w:val="1002"/>
-        </w:numPr>
-      </w:pPr>
-      <w:r>
-        <w:t xml:space="preserve">LEO: I stopped the line. On a Friday night. My manager was not happy.</w:t>
-      </w:r>
-      <w:r>
-        <w:t xml:space="preserve"> </w:t>
-      </w:r>
-      <w:r>
-        <w:t xml:space="preserve">레오: 라인을 세웠어요. 금요일 밤에요. 매니저가 좋아하지 않았죠.</w:t>
-      </w:r>
-    </w:p>
-    <w:p>
-      <w:pPr>
-        <w:numPr>
-          <w:ilvl w:val="0"/>
-          <w:numId w:val="1002"/>
-        </w:numPr>
-      </w:pPr>
-      <w:r>
-        <w:t xml:space="preserve">NOAH: Why wasn’t he happy?</w:t>
-      </w:r>
-      <w:r>
-        <w:t xml:space="preserve"> </w:t>
-      </w:r>
-      <w:r>
-        <w:t xml:space="preserve">노아: 왜 안 좋아했어요?</w:t>
-      </w:r>
-    </w:p>
-    <w:p>
-      <w:pPr>
-        <w:numPr>
-          <w:ilvl w:val="0"/>
-          <w:numId w:val="1002"/>
-        </w:numPr>
-      </w:pPr>
-      <w:r>
-        <w:t xml:space="preserve">LEO: Stopping the line costs money. He wanted to</w:t>
+        <w:pStyle w:val="BodyText"/>
+      </w:pPr>
+      <w:r>
+        <w:t xml:space="preserve">PRIYA: And you didn’t wait.</w:t>
+      </w:r>
+    </w:p>
+    <w:p>
+      <w:pPr>
+        <w:pStyle w:val="BodyText"/>
+      </w:pPr>
+      <w:r>
+        <w:t xml:space="preserve">LEO: No. I found the source that night. A cracked tank seal was letting bacteria in. If we had waited until Monday, every batch through that tank would have been contaminated. We fixed it immediately.</w:t>
+      </w:r>
+    </w:p>
+    <w:p>
+      <w:pPr>
+        <w:pStyle w:val="BodyText"/>
+      </w:pPr>
+      <w:r>
+        <w:t xml:space="preserve">NOAH: What was the result?</w:t>
+      </w:r>
+    </w:p>
+    <w:p>
+      <w:pPr>
+        <w:pStyle w:val="BodyText"/>
+      </w:pPr>
+      <w:r>
+        <w:t xml:space="preserve">LEO: We threw away one batch. Instead of five. My manager thanked me. On Tuesday.</w:t>
+      </w:r>
+    </w:p>
+    <w:p>
+      <w:pPr>
+        <w:pStyle w:val="BodyText"/>
+      </w:pPr>
+      <w:r>
+        <w:t xml:space="preserve">PRIYA: What did you learn?</w:t>
+      </w:r>
+    </w:p>
+    <w:p>
+      <w:pPr>
+        <w:pStyle w:val="BodyText"/>
+      </w:pPr>
+      <w:r>
+        <w:t xml:space="preserve">LEO: I’d rather find the problem than hide it. Even when it’s expensive.</w:t>
+      </w:r>
+    </w:p>
+    <w:p>
+      <w:pPr>
+        <w:pStyle w:val="BodyText"/>
+      </w:pPr>
+      <w:r>
+        <w:t xml:space="preserve">NOAH: That’s a good answer. Next. Tell me about a time you disagreed with your boss.</w:t>
+      </w:r>
+    </w:p>
+    <w:p>
+      <w:pPr>
+        <w:pStyle w:val="BodyText"/>
+      </w:pPr>
+      <w:r>
+        <w:t xml:space="preserve">LEO: Hmm. That same Friday night, actually. Same story.</w:t>
+      </w:r>
+    </w:p>
+    <w:p>
+      <w:pPr>
+        <w:pStyle w:val="BodyText"/>
+      </w:pPr>
+      <w:r>
+        <w:t xml:space="preserve">PRIYA: How did you disagree? What did you say?</w:t>
+      </w:r>
+    </w:p>
+    <w:p>
+      <w:pPr>
+        <w:pStyle w:val="BodyText"/>
+      </w:pPr>
+      <w:r>
+        <w:t xml:space="preserve">LEO: I said,</w:t>
       </w:r>
       <w:r>
         <w:t xml:space="preserve"> </w:t>
@@ -928,7 +627,7 @@
         <w:t xml:space="preserve">“</w:t>
       </w:r>
       <w:r>
-        <w:t xml:space="preserve">test again Monday.</w:t>
+        <w:t xml:space="preserve">I understand the cost. But I’ll stay until we know.</w:t>
       </w:r>
       <w:r>
         <w:t xml:space="preserve">”</w:t>
@@ -937,228 +636,7 @@
         <w:t xml:space="preserve"> </w:t>
       </w:r>
       <w:r>
-        <w:t xml:space="preserve">레오: 라인을 세우면 돈이 드니까요.</w:t>
-      </w:r>
-      <w:r>
-        <w:t xml:space="preserve"> </w:t>
-      </w:r>
-      <w:r>
-        <w:t xml:space="preserve">“</w:t>
-      </w:r>
-      <w:r>
-        <w:t xml:space="preserve">월요일에 다시 검사하자</w:t>
-      </w:r>
-      <w:r>
-        <w:t xml:space="preserve">”</w:t>
-      </w:r>
-      <w:r>
-        <w:t xml:space="preserve">고 했어요.</w:t>
-      </w:r>
-    </w:p>
-    <w:p>
-      <w:pPr>
-        <w:numPr>
-          <w:ilvl w:val="0"/>
-          <w:numId w:val="1002"/>
-        </w:numPr>
-      </w:pPr>
-      <w:r>
-        <w:t xml:space="preserve">PRIYA: And you didn’t wait.</w:t>
-      </w:r>
-      <w:r>
-        <w:t xml:space="preserve"> </w:t>
-      </w:r>
-      <w:r>
-        <w:t xml:space="preserve">프리야: 그런데 기다리지 않았군요.</w:t>
-      </w:r>
-    </w:p>
-    <w:p>
-      <w:pPr>
-        <w:numPr>
-          <w:ilvl w:val="0"/>
-          <w:numId w:val="1002"/>
-        </w:numPr>
-      </w:pPr>
-      <w:r>
-        <w:t xml:space="preserve">LEO: No. I found the source that night. A cracked tank seal was letting bacteria in. If we had waited until Monday, every batch through that tank would have been contaminated. We fixed it immediately.</w:t>
-      </w:r>
-      <w:r>
-        <w:t xml:space="preserve"> </w:t>
-      </w:r>
-      <w:r>
-        <w:t xml:space="preserve">레오: 네. 그날 밤 원인을 찾았어요. 탱크 밀봉 부분에 금이 가서 세균이 들어오고 있었어요. 월요일까지 기다렸다면 그 탱크를 거친 배치는 전부 오염됐을 거예요. 바로 고쳤죠.</w:t>
-      </w:r>
-    </w:p>
-    <w:p>
-      <w:pPr>
-        <w:numPr>
-          <w:ilvl w:val="0"/>
-          <w:numId w:val="1002"/>
-        </w:numPr>
-      </w:pPr>
-      <w:r>
-        <w:t xml:space="preserve">NOAH: What was the result?</w:t>
-      </w:r>
-      <w:r>
-        <w:t xml:space="preserve"> </w:t>
-      </w:r>
-      <w:r>
-        <w:t xml:space="preserve">노아: 결과는요?</w:t>
-      </w:r>
-    </w:p>
-    <w:p>
-      <w:pPr>
-        <w:numPr>
-          <w:ilvl w:val="0"/>
-          <w:numId w:val="1002"/>
-        </w:numPr>
-      </w:pPr>
-      <w:r>
-        <w:t xml:space="preserve">LEO: We threw away one batch. Instead of five. My manager thanked me. On Tuesday.</w:t>
-      </w:r>
-      <w:r>
-        <w:t xml:space="preserve"> </w:t>
-      </w:r>
-      <w:r>
-        <w:t xml:space="preserve">레오: 배치 다섯 개 대신 하나만 버렸어요. 매니저가 고맙다고 하더라고요. 화요일에.</w:t>
-      </w:r>
-    </w:p>
-    <w:p>
-      <w:pPr>
-        <w:numPr>
-          <w:ilvl w:val="0"/>
-          <w:numId w:val="1002"/>
-        </w:numPr>
-      </w:pPr>
-      <w:r>
-        <w:t xml:space="preserve">PRIYA: What did you learn?</w:t>
-      </w:r>
-      <w:r>
-        <w:t xml:space="preserve"> </w:t>
-      </w:r>
-      <w:r>
-        <w:t xml:space="preserve">프리야: 뭘 배웠어요?</w:t>
-      </w:r>
-    </w:p>
-    <w:p>
-      <w:pPr>
-        <w:numPr>
-          <w:ilvl w:val="0"/>
-          <w:numId w:val="1002"/>
-        </w:numPr>
-      </w:pPr>
-      <w:r>
-        <w:t xml:space="preserve">LEO: I’d rather find the problem than hide it. Even when it’s expensive.</w:t>
-      </w:r>
-      <w:r>
-        <w:t xml:space="preserve"> </w:t>
-      </w:r>
-      <w:r>
-        <w:t xml:space="preserve">레오: 문제를 숨기느니 찾아내는 게 낫다는 거요. 비용이 들더라도.</w:t>
-      </w:r>
-    </w:p>
-    <w:p>
-      <w:pPr>
-        <w:numPr>
-          <w:ilvl w:val="0"/>
-          <w:numId w:val="1002"/>
-        </w:numPr>
-      </w:pPr>
-      <w:r>
-        <w:t xml:space="preserve">NOAH: That’s a good answer. Next. Tell me about a time you disagreed with your boss.</w:t>
-      </w:r>
-      <w:r>
-        <w:t xml:space="preserve"> </w:t>
-      </w:r>
-      <w:r>
-        <w:t xml:space="preserve">노아: 좋은 대답이에요. 다음. 상사와 의견이 달랐던 때를 말해 줘요.</w:t>
-      </w:r>
-    </w:p>
-    <w:p>
-      <w:pPr>
-        <w:numPr>
-          <w:ilvl w:val="0"/>
-          <w:numId w:val="1002"/>
-        </w:numPr>
-      </w:pPr>
-      <w:r>
-        <w:t xml:space="preserve">LEO: Hmm. That same Friday night, actually. Same story.</w:t>
-      </w:r>
-      <w:r>
-        <w:t xml:space="preserve"> </w:t>
-      </w:r>
-      <w:r>
-        <w:t xml:space="preserve">레오: 음. 사실 그 금요일 밤이요. 같은 이야기예요.</w:t>
-      </w:r>
-    </w:p>
-    <w:p>
-      <w:pPr>
-        <w:numPr>
-          <w:ilvl w:val="0"/>
-          <w:numId w:val="1002"/>
-        </w:numPr>
-      </w:pPr>
-      <w:r>
-        <w:t xml:space="preserve">PRIYA: How did you disagree? What did you say?</w:t>
-      </w:r>
-      <w:r>
-        <w:t xml:space="preserve"> </w:t>
-      </w:r>
-      <w:r>
-        <w:t xml:space="preserve">프리야: 어떻게 반대했어요? 뭐라고 말했어요?</w:t>
-      </w:r>
-    </w:p>
-    <w:p>
-      <w:pPr>
-        <w:numPr>
-          <w:ilvl w:val="0"/>
-          <w:numId w:val="1002"/>
-        </w:numPr>
-      </w:pPr>
-      <w:r>
-        <w:t xml:space="preserve">LEO: I said,</w:t>
-      </w:r>
-      <w:r>
-        <w:t xml:space="preserve"> </w:t>
-      </w:r>
-      <w:r>
-        <w:t xml:space="preserve">“</w:t>
-      </w:r>
-      <w:r>
-        <w:t xml:space="preserve">I understand the cost. But I’ll stay until we know.</w:t>
-      </w:r>
-      <w:r>
-        <w:t xml:space="preserve">”</w:t>
-      </w:r>
-      <w:r>
-        <w:t xml:space="preserve"> </w:t>
-      </w:r>
-      <w:r>
         <w:t xml:space="preserve">Calmly.</w:t>
-      </w:r>
-      <w:r>
-        <w:t xml:space="preserve"> </w:t>
-      </w:r>
-      <w:r>
-        <w:t xml:space="preserve">레오:</w:t>
-      </w:r>
-      <w:r>
-        <w:t xml:space="preserve"> </w:t>
-      </w:r>
-      <w:r>
-        <w:t xml:space="preserve">“</w:t>
-      </w:r>
-      <w:r>
-        <w:t xml:space="preserve">비용은 이해합니다. 하지만 확실해질 때까지 남겠습니다.</w:t>
-      </w:r>
-      <w:r>
-        <w:t xml:space="preserve">”</w:t>
-      </w:r>
-      <w:r>
-        <w:t xml:space="preserve"> </w:t>
-      </w:r>
-      <w:r>
-        <w:t xml:space="preserve">침착하게요.</w:t>
       </w:r>
     </w:p>
     <w:bookmarkEnd w:id="22"/>
@@ -1173,146 +651,71 @@
     </w:p>
     <w:p>
       <w:pPr>
-        <w:numPr>
-          <w:ilvl w:val="0"/>
-          <w:numId w:val="1003"/>
-        </w:numPr>
+        <w:pStyle w:val="FirstParagraph"/>
       </w:pPr>
       <w:r>
         <w:t xml:space="preserve">NOAH: Okay. Your turn. What questions do you have for us?</w:t>
       </w:r>
-      <w:r>
-        <w:t xml:space="preserve"> </w:t>
-      </w:r>
-      <w:r>
-        <w:t xml:space="preserve">노아: 좋아요. 이제 레오 차례예요. 저희한테 궁금한 거 있어요?</w:t>
-      </w:r>
-    </w:p>
-    <w:p>
-      <w:pPr>
-        <w:numPr>
-          <w:ilvl w:val="0"/>
-          <w:numId w:val="1003"/>
-        </w:numPr>
+    </w:p>
+    <w:p>
+      <w:pPr>
+        <w:pStyle w:val="BodyText"/>
       </w:pPr>
       <w:r>
         <w:t xml:space="preserve">LEO: Three questions. First, how much money do you have?</w:t>
       </w:r>
-      <w:r>
-        <w:t xml:space="preserve"> </w:t>
-      </w:r>
-      <w:r>
-        <w:t xml:space="preserve">레오: 질문 세 개요. 첫째, 돈이 얼마나 있으세요?</w:t>
-      </w:r>
-    </w:p>
-    <w:p>
-      <w:pPr>
-        <w:numPr>
-          <w:ilvl w:val="0"/>
-          <w:numId w:val="1003"/>
-        </w:numPr>
+    </w:p>
+    <w:p>
+      <w:pPr>
+        <w:pStyle w:val="BodyText"/>
       </w:pPr>
       <w:r>
         <w:t xml:space="preserve">NOAH: Direct. I like that. One point five million from our pre-seed. At our current spending, that’s about eighteen months of runway, and this hire is already in the budget.</w:t>
       </w:r>
-      <w:r>
-        <w:t xml:space="preserve"> </w:t>
-      </w:r>
-      <w:r>
-        <w:t xml:space="preserve">노아: 직설적이네요. 좋아요. 프리시드로 받은 150만 달러요. 지금 지출 속도라면 런웨이는 약 18개월이고, 이번 채용은 이미 예산에 들어 있어요.</w:t>
-      </w:r>
-    </w:p>
-    <w:p>
-      <w:pPr>
-        <w:numPr>
-          <w:ilvl w:val="0"/>
-          <w:numId w:val="1003"/>
-        </w:numPr>
+    </w:p>
+    <w:p>
+      <w:pPr>
+        <w:pStyle w:val="BodyText"/>
       </w:pPr>
       <w:r>
         <w:t xml:space="preserve">LEO: And after eighteen months?</w:t>
       </w:r>
-      <w:r>
-        <w:t xml:space="preserve"> </w:t>
-      </w:r>
-      <w:r>
-        <w:t xml:space="preserve">레오: 18개월 후엔요?</w:t>
-      </w:r>
-    </w:p>
-    <w:p>
-      <w:pPr>
-        <w:numPr>
-          <w:ilvl w:val="0"/>
-          <w:numId w:val="1003"/>
-        </w:numPr>
+    </w:p>
+    <w:p>
+      <w:pPr>
+        <w:pStyle w:val="BodyText"/>
       </w:pPr>
       <w:r>
         <w:t xml:space="preserve">NOAH: A seed round. We’re starting conversations next month.</w:t>
       </w:r>
-      <w:r>
-        <w:t xml:space="preserve"> </w:t>
-      </w:r>
-      <w:r>
-        <w:t xml:space="preserve">노아: 시드 라운드요. 다음 달부터 대화를 시작해요.</w:t>
-      </w:r>
-    </w:p>
-    <w:p>
-      <w:pPr>
-        <w:numPr>
-          <w:ilvl w:val="0"/>
-          <w:numId w:val="1003"/>
-        </w:numPr>
+    </w:p>
+    <w:p>
+      <w:pPr>
+        <w:pStyle w:val="BodyText"/>
       </w:pPr>
       <w:r>
         <w:t xml:space="preserve">LEO: Second question. What happens if the chemistry doesn’t work?</w:t>
       </w:r>
-      <w:r>
-        <w:t xml:space="preserve"> </w:t>
-      </w:r>
-      <w:r>
-        <w:t xml:space="preserve">레오: 둘째 질문. 화학이 안 되면 어떻게 돼요?</w:t>
-      </w:r>
-    </w:p>
-    <w:p>
-      <w:pPr>
-        <w:numPr>
-          <w:ilvl w:val="0"/>
-          <w:numId w:val="1003"/>
-        </w:numPr>
+    </w:p>
+    <w:p>
+      <w:pPr>
+        <w:pStyle w:val="BodyText"/>
       </w:pPr>
       <w:r>
         <w:t xml:space="preserve">PRIYA: Then we redesign it. If redesign fails, we stop. Data decides.</w:t>
       </w:r>
-      <w:r>
-        <w:t xml:space="preserve"> </w:t>
-      </w:r>
-      <w:r>
-        <w:t xml:space="preserve">프리야: 그럼 다시 설계해요. 다시 설계해도 실패하면 멈추고요. 데이터가 결정해요.</w:t>
-      </w:r>
-    </w:p>
-    <w:p>
-      <w:pPr>
-        <w:numPr>
-          <w:ilvl w:val="0"/>
-          <w:numId w:val="1003"/>
-        </w:numPr>
+    </w:p>
+    <w:p>
+      <w:pPr>
+        <w:pStyle w:val="BodyText"/>
       </w:pPr>
       <w:r>
         <w:t xml:space="preserve">LEO: You’d really stop?</w:t>
       </w:r>
-      <w:r>
-        <w:t xml:space="preserve"> </w:t>
-      </w:r>
-      <w:r>
-        <w:t xml:space="preserve">레오: 정말 멈추실 거예요?</w:t>
-      </w:r>
-    </w:p>
-    <w:p>
-      <w:pPr>
-        <w:numPr>
-          <w:ilvl w:val="0"/>
-          <w:numId w:val="1003"/>
-        </w:numPr>
+    </w:p>
+    <w:p>
+      <w:pPr>
+        <w:pStyle w:val="BodyText"/>
       </w:pPr>
       <w:r>
         <w:t xml:space="preserve">PRIYA: Our first rule is</w:t>
@@ -1335,11 +738,93 @@
       <w:r>
         <w:t xml:space="preserve">That’s Elena’s rule, and it includes wasting your career. If the data says stop, we stop, and we tell you honestly, not at the last minute.</w:t>
       </w:r>
-      <w:r>
-        <w:t xml:space="preserve"> </w:t>
-      </w:r>
-      <w:r>
-        <w:t xml:space="preserve">프리야: 우리 첫 번째 원칙이</w:t>
+    </w:p>
+    <w:p>
+      <w:pPr>
+        <w:pStyle w:val="BodyText"/>
+      </w:pPr>
+      <w:r>
+        <w:t xml:space="preserve">LEO: That’s… not what I expected to hear. Thank you.</w:t>
+      </w:r>
+    </w:p>
+    <w:p>
+      <w:pPr>
+        <w:pStyle w:val="BodyText"/>
+      </w:pPr>
+      <w:r>
+        <w:t xml:space="preserve">NOAH: And your third question?</w:t>
+      </w:r>
+    </w:p>
+    <w:p>
+      <w:pPr>
+        <w:pStyle w:val="BodyText"/>
+      </w:pPr>
+      <w:r>
+        <w:t xml:space="preserve">LEO: Health insurance. My wife Ana is pregnant. Our first. Due in April.</w:t>
+      </w:r>
+    </w:p>
+    <w:p>
+      <w:pPr>
+        <w:pStyle w:val="BodyText"/>
+      </w:pPr>
+      <w:r>
+        <w:t xml:space="preserve">PRIYA: Congratulations! That’s wonderful.</w:t>
+      </w:r>
+    </w:p>
+    <w:p>
+      <w:pPr>
+        <w:pStyle w:val="BodyText"/>
+      </w:pPr>
+      <w:r>
+        <w:t xml:space="preserve">LEO: Thank you. So I can’t join a company with no insurance. Not now. I want this job, honestly, but I can’t ask Ana to worry about hospital bills while she’s pregnant.</w:t>
+      </w:r>
+    </w:p>
+    <w:p>
+      <w:pPr>
+        <w:pStyle w:val="BodyText"/>
+      </w:pPr>
+      <w:r>
+        <w:t xml:space="preserve">NOAH: Understood. Marcus is setting up benefits right now. Through a PEO.</w:t>
+      </w:r>
+    </w:p>
+    <w:p>
+      <w:pPr>
+        <w:pStyle w:val="BodyText"/>
+      </w:pPr>
+      <w:r>
+        <w:t xml:space="preserve">LEO: A PEO. A company that handles HR for small companies?</w:t>
+      </w:r>
+    </w:p>
+    <w:p>
+      <w:pPr>
+        <w:pStyle w:val="BodyText"/>
+      </w:pPr>
+      <w:r>
+        <w:t xml:space="preserve">NOAH: Exactly. It gives us big-company insurance plans. Starting January.</w:t>
+      </w:r>
+    </w:p>
+    <w:p>
+      <w:pPr>
+        <w:pStyle w:val="BodyText"/>
+      </w:pPr>
+      <w:r>
+        <w:t xml:space="preserve">LEO: Does it cover maternity? Hospital birth?</w:t>
+      </w:r>
+    </w:p>
+    <w:p>
+      <w:pPr>
+        <w:pStyle w:val="BodyText"/>
+      </w:pPr>
+      <w:r>
+        <w:t xml:space="preserve">NOAH: I’ll get you the exact plan details in writing. Today.</w:t>
+      </w:r>
+    </w:p>
+    <w:p>
+      <w:pPr>
+        <w:pStyle w:val="BodyText"/>
+      </w:pPr>
+      <w:r>
+        <w:t xml:space="preserve">PRIYA: He learned</w:t>
       </w:r>
       <w:r>
         <w:t xml:space="preserve"> </w:t>
@@ -1348,403 +833,96 @@
         <w:t xml:space="preserve">“</w:t>
       </w:r>
       <w:r>
-        <w:t xml:space="preserve">무엇보다 해를 끼치지 말 것</w:t>
+        <w:t xml:space="preserve">in writing</w:t>
       </w:r>
       <w:r>
         <w:t xml:space="preserve">”</w:t>
       </w:r>
       <w:r>
-        <w:t xml:space="preserve">이에요. 엘레나의 원칙인데, 레오의 커리어를 낭비하는 것도 포함돼요. 데이터가 멈추라고 하면 멈추고, 마지막 순간이 아니라 미리 솔직하게 말씀드릴 거예요.</w:t>
-      </w:r>
-    </w:p>
-    <w:p>
-      <w:pPr>
-        <w:numPr>
-          <w:ilvl w:val="0"/>
-          <w:numId w:val="1003"/>
-        </w:numPr>
-      </w:pPr>
-      <w:r>
-        <w:t xml:space="preserve">LEO: That’s… not what I expected to hear. Thank you.</w:t>
-      </w:r>
-      <w:r>
-        <w:t xml:space="preserve"> </w:t>
-      </w:r>
-      <w:r>
-        <w:t xml:space="preserve">레오: 그건… 예상 못 한 대답이네요. 감사해요.</w:t>
-      </w:r>
-    </w:p>
-    <w:p>
-      <w:pPr>
-        <w:numPr>
-          <w:ilvl w:val="0"/>
-          <w:numId w:val="1003"/>
-        </w:numPr>
-      </w:pPr>
-      <w:r>
-        <w:t xml:space="preserve">NOAH: And your third question?</w:t>
-      </w:r>
-      <w:r>
-        <w:t xml:space="preserve"> </w:t>
-      </w:r>
-      <w:r>
-        <w:t xml:space="preserve">노아: 그리고 세 번째 질문은요?</w:t>
-      </w:r>
-    </w:p>
-    <w:p>
-      <w:pPr>
-        <w:numPr>
-          <w:ilvl w:val="0"/>
-          <w:numId w:val="1003"/>
-        </w:numPr>
-      </w:pPr>
-      <w:r>
-        <w:t xml:space="preserve">LEO: Health insurance. My wife Ana is pregnant. Our first. Due in April.</w:t>
-      </w:r>
-      <w:r>
-        <w:t xml:space="preserve"> </w:t>
-      </w:r>
-      <w:r>
-        <w:t xml:space="preserve">레오: 건강보험이요. 아내 애나가 임신 중이에요. 첫아이고요. 4월 출산 예정이에요.</w:t>
-      </w:r>
-    </w:p>
-    <w:p>
-      <w:pPr>
-        <w:numPr>
-          <w:ilvl w:val="0"/>
-          <w:numId w:val="1003"/>
-        </w:numPr>
-      </w:pPr>
-      <w:r>
-        <w:t xml:space="preserve">PRIYA: Congratulations! That’s wonderful.</w:t>
-      </w:r>
-      <w:r>
-        <w:t xml:space="preserve"> </w:t>
-      </w:r>
-      <w:r>
-        <w:t xml:space="preserve">프리야: 축하해요! 정말 좋은 소식이네요.</w:t>
-      </w:r>
-    </w:p>
-    <w:p>
-      <w:pPr>
-        <w:numPr>
-          <w:ilvl w:val="0"/>
-          <w:numId w:val="1003"/>
-        </w:numPr>
-      </w:pPr>
-      <w:r>
-        <w:t xml:space="preserve">LEO: Thank you. So I can’t join a company with no insurance. Not now. I want this job, honestly, but I can’t ask Ana to worry about hospital bills while she’s pregnant.</w:t>
-      </w:r>
-      <w:r>
-        <w:t xml:space="preserve"> </w:t>
-      </w:r>
-      <w:r>
-        <w:t xml:space="preserve">레오: 감사합니다. 그래서 보험 없는 회사엔 갈 수가 없어요. 지금은요. 솔직히 이 일 정말 하고 싶어요. 하지만 임신한 애나한테 병원비 걱정까지 하게 할 수는 없어요.</w:t>
-      </w:r>
-    </w:p>
-    <w:p>
-      <w:pPr>
-        <w:numPr>
-          <w:ilvl w:val="0"/>
-          <w:numId w:val="1003"/>
-        </w:numPr>
-      </w:pPr>
-      <w:r>
-        <w:t xml:space="preserve">NOAH: Understood. Marcus is setting up benefits right now. Through a PEO.</w:t>
-      </w:r>
-      <w:r>
-        <w:t xml:space="preserve"> </w:t>
-      </w:r>
-      <w:r>
-        <w:t xml:space="preserve">노아: 이해해요. 마커스가 지금 복리후생을 세팅하고 있어요. PEO를 통해서요.</w:t>
-      </w:r>
-    </w:p>
-    <w:p>
-      <w:pPr>
-        <w:numPr>
-          <w:ilvl w:val="0"/>
-          <w:numId w:val="1003"/>
-        </w:numPr>
-      </w:pPr>
-      <w:r>
-        <w:t xml:space="preserve">LEO: A PEO. A company that handles HR for small companies?</w:t>
-      </w:r>
-      <w:r>
-        <w:t xml:space="preserve"> </w:t>
-      </w:r>
-      <w:r>
-        <w:t xml:space="preserve">레오: PEO요. 작은 회사의 인사 업무를 대신해 주는 회사요?</w:t>
-      </w:r>
-    </w:p>
-    <w:p>
-      <w:pPr>
-        <w:numPr>
-          <w:ilvl w:val="0"/>
-          <w:numId w:val="1003"/>
-        </w:numPr>
-      </w:pPr>
-      <w:r>
-        <w:t xml:space="preserve">NOAH: Exactly. It gives us big-company insurance plans. Starting January.</w:t>
-      </w:r>
-      <w:r>
-        <w:t xml:space="preserve"> </w:t>
-      </w:r>
-      <w:r>
-        <w:t xml:space="preserve">노아: 맞아요. 대기업 수준 보험 플랜을 쓸 수 있게 해 줘요. 1월부터요.</w:t>
-      </w:r>
-    </w:p>
-    <w:p>
-      <w:pPr>
-        <w:numPr>
-          <w:ilvl w:val="0"/>
-          <w:numId w:val="1003"/>
-        </w:numPr>
-      </w:pPr>
-      <w:r>
-        <w:t xml:space="preserve">LEO: Does it cover maternity? Hospital birth?</w:t>
-      </w:r>
-      <w:r>
-        <w:t xml:space="preserve"> </w:t>
-      </w:r>
-      <w:r>
-        <w:t xml:space="preserve">레오: 출산도 보장돼요? 병원 출산이요?</w:t>
-      </w:r>
-    </w:p>
-    <w:p>
-      <w:pPr>
-        <w:numPr>
-          <w:ilvl w:val="0"/>
-          <w:numId w:val="1003"/>
-        </w:numPr>
-      </w:pPr>
-      <w:r>
-        <w:t xml:space="preserve">NOAH: I’ll get you the exact plan details in writing. Today.</w:t>
-      </w:r>
-      <w:r>
-        <w:t xml:space="preserve"> </w:t>
-      </w:r>
-      <w:r>
-        <w:t xml:space="preserve">노아: 정확한 플랜 내용을 서면으로 드릴게요. 오늘 중으로요.</w:t>
-      </w:r>
-    </w:p>
-    <w:p>
-      <w:pPr>
-        <w:numPr>
-          <w:ilvl w:val="0"/>
-          <w:numId w:val="1003"/>
-        </w:numPr>
-      </w:pPr>
-      <w:r>
-        <w:t xml:space="preserve">PRIYA: He learned</w:t>
-      </w:r>
-      <w:r>
-        <w:t xml:space="preserve"> </w:t>
-      </w:r>
-      <w:r>
-        <w:t xml:space="preserve">“</w:t>
-      </w:r>
-      <w:r>
-        <w:t xml:space="preserve">in writing</w:t>
-      </w:r>
-      <w:r>
-        <w:t xml:space="preserve">”</w:t>
-      </w:r>
-      <w:r>
         <w:t xml:space="preserve"> </w:t>
       </w:r>
       <w:r>
         <w:t xml:space="preserve">from our lawyer. It’s his favorite phrase now.</w:t>
       </w:r>
-      <w:r>
-        <w:t xml:space="preserve"> </w:t>
-      </w:r>
-      <w:r>
-        <w:t xml:space="preserve">프리야:</w:t>
-      </w:r>
-      <w:r>
-        <w:t xml:space="preserve"> </w:t>
-      </w:r>
-      <w:r>
-        <w:t xml:space="preserve">“</w:t>
-      </w:r>
-      <w:r>
-        <w:t xml:space="preserve">서면으로</w:t>
-      </w:r>
-      <w:r>
-        <w:t xml:space="preserve">”</w:t>
-      </w:r>
-      <w:r>
-        <w:t xml:space="preserve">는 우리 변호사한테 배운 거예요. 요즘 제일 좋아하는 표현이에요.</w:t>
-      </w:r>
-    </w:p>
-    <w:p>
-      <w:pPr>
-        <w:numPr>
-          <w:ilvl w:val="0"/>
-          <w:numId w:val="1003"/>
-        </w:numPr>
+    </w:p>
+    <w:p>
+      <w:pPr>
+        <w:pStyle w:val="BodyText"/>
       </w:pPr>
       <w:r>
         <w:t xml:space="preserve">LEO: Good. Ana will want to read every page.</w:t>
       </w:r>
-      <w:r>
-        <w:t xml:space="preserve"> </w:t>
-      </w:r>
-      <w:r>
-        <w:t xml:space="preserve">레오: 좋네요. 애나가 한 페이지도 빠짐없이 읽고 싶어 할 거예요.</w:t>
-      </w:r>
-    </w:p>
-    <w:p>
-      <w:pPr>
-        <w:numPr>
-          <w:ilvl w:val="0"/>
-          <w:numId w:val="1003"/>
-        </w:numPr>
+    </w:p>
+    <w:p>
+      <w:pPr>
+        <w:pStyle w:val="BodyText"/>
       </w:pPr>
       <w:r>
         <w:t xml:space="preserve">NOAH: Can I ask about salary expectations?</w:t>
       </w:r>
-      <w:r>
-        <w:t xml:space="preserve"> </w:t>
-      </w:r>
-      <w:r>
-        <w:t xml:space="preserve">노아: 희망 연봉을 여쭤봐도 될까요?</w:t>
-      </w:r>
-    </w:p>
-    <w:p>
-      <w:pPr>
-        <w:numPr>
-          <w:ilvl w:val="0"/>
-          <w:numId w:val="1003"/>
-        </w:numPr>
+    </w:p>
+    <w:p>
+      <w:pPr>
+        <w:pStyle w:val="BodyText"/>
       </w:pPr>
       <w:r>
         <w:t xml:space="preserve">LEO: I make one thirty-eight now. I’d hope for one fifty. For the risk.</w:t>
       </w:r>
-      <w:r>
-        <w:t xml:space="preserve"> </w:t>
-      </w:r>
-      <w:r>
-        <w:t xml:space="preserve">레오: 지금 13만 8천 달러 받아요. 리스크를 고려하면 15만 달러를 바라요.</w:t>
-      </w:r>
-    </w:p>
-    <w:p>
-      <w:pPr>
-        <w:numPr>
-          <w:ilvl w:val="0"/>
-          <w:numId w:val="1003"/>
-        </w:numPr>
+    </w:p>
+    <w:p>
+      <w:pPr>
+        <w:pStyle w:val="BodyText"/>
       </w:pPr>
       <w:r>
         <w:t xml:space="preserve">NOAH: That’s fair to ask. We budgeted one thirty-five. Plus equity.</w:t>
       </w:r>
-      <w:r>
-        <w:t xml:space="preserve"> </w:t>
-      </w:r>
-      <w:r>
-        <w:t xml:space="preserve">노아: 그렇게 요청할 만해요. 저희 예산은 13만 5천이었어요. 지분은 별도고요.</w:t>
-      </w:r>
-    </w:p>
-    <w:p>
-      <w:pPr>
-        <w:numPr>
-          <w:ilvl w:val="0"/>
-          <w:numId w:val="1003"/>
-        </w:numPr>
+    </w:p>
+    <w:p>
+      <w:pPr>
+        <w:pStyle w:val="BodyText"/>
       </w:pPr>
       <w:r>
         <w:t xml:space="preserve">LEO: How much equity? And what kind?</w:t>
       </w:r>
-      <w:r>
-        <w:t xml:space="preserve"> </w:t>
-      </w:r>
-      <w:r>
-        <w:t xml:space="preserve">레오: 지분은 얼마나요? 그리고 어떤 형태로요?</w:t>
-      </w:r>
-    </w:p>
-    <w:p>
-      <w:pPr>
-        <w:numPr>
-          <w:ilvl w:val="0"/>
-          <w:numId w:val="1003"/>
-        </w:numPr>
+    </w:p>
+    <w:p>
+      <w:pPr>
+        <w:pStyle w:val="BodyText"/>
       </w:pPr>
       <w:r>
         <w:t xml:space="preserve">PRIYA: Stock options. Do you know how they work?</w:t>
       </w:r>
-      <w:r>
-        <w:t xml:space="preserve"> </w:t>
-      </w:r>
-      <w:r>
-        <w:t xml:space="preserve">프리야: 스톡옵션이요. 어떻게 작동하는지 아세요?</w:t>
-      </w:r>
-    </w:p>
-    <w:p>
-      <w:pPr>
-        <w:numPr>
-          <w:ilvl w:val="0"/>
-          <w:numId w:val="1003"/>
-        </w:numPr>
+    </w:p>
+    <w:p>
+      <w:pPr>
+        <w:pStyle w:val="BodyText"/>
       </w:pPr>
       <w:r>
         <w:t xml:space="preserve">LEO: Roughly. The right to buy shares later. At today’s price.</w:t>
       </w:r>
-      <w:r>
-        <w:t xml:space="preserve"> </w:t>
-      </w:r>
-      <w:r>
-        <w:t xml:space="preserve">레오: 대략요. 나중에 주식을 오늘 가격으로 살 수 있는 권리.</w:t>
-      </w:r>
-    </w:p>
-    <w:p>
-      <w:pPr>
-        <w:numPr>
-          <w:ilvl w:val="0"/>
-          <w:numId w:val="1003"/>
-        </w:numPr>
+    </w:p>
+    <w:p>
+      <w:pPr>
+        <w:pStyle w:val="BodyText"/>
       </w:pPr>
       <w:r>
         <w:t xml:space="preserve">NOAH: Exactly. That price is called the strike price, and today it’s very low, because we’re tiny and risky. If Veyra succeeds, your shares are worth much more than you paid.</w:t>
       </w:r>
-      <w:r>
-        <w:t xml:space="preserve"> </w:t>
-      </w:r>
-      <w:r>
-        <w:t xml:space="preserve">노아: 맞아요. 그 가격을 행사가라고 해요. 저희가 작고 위험한 회사라서 지금은 아주 낮아요. Veyra가 성공하면, 주식 가치가 산 가격보다 훨씬 높아지는 거죠.</w:t>
-      </w:r>
-    </w:p>
-    <w:p>
-      <w:pPr>
-        <w:numPr>
-          <w:ilvl w:val="0"/>
-          <w:numId w:val="1003"/>
-        </w:numPr>
+    </w:p>
+    <w:p>
+      <w:pPr>
+        <w:pStyle w:val="BodyText"/>
       </w:pPr>
       <w:r>
         <w:t xml:space="preserve">LEO: So the bigger the risk, the better the deal. If it works.</w:t>
       </w:r>
-      <w:r>
-        <w:t xml:space="preserve"> </w:t>
-      </w:r>
-      <w:r>
-        <w:t xml:space="preserve">레오: 그러니까 리스크가 클수록 조건이 좋은 거네요. 잘되기만 하면요.</w:t>
-      </w:r>
-    </w:p>
-    <w:p>
-      <w:pPr>
-        <w:numPr>
-          <w:ilvl w:val="0"/>
-          <w:numId w:val="1003"/>
-        </w:numPr>
+    </w:p>
+    <w:p>
+      <w:pPr>
+        <w:pStyle w:val="BodyText"/>
       </w:pPr>
       <w:r>
         <w:t xml:space="preserve">NOAH: That’s the idea. Same vesting as the founders. Four years, one-year cliff.</w:t>
-      </w:r>
-      <w:r>
-        <w:t xml:space="preserve"> </w:t>
-      </w:r>
-      <w:r>
-        <w:t xml:space="preserve">노아: 그게 핵심이에요. 창업자와 같은 베스팅이에요. 4년, 1년 클리프.</w:t>
       </w:r>
     </w:p>
     <w:bookmarkEnd w:id="23"/>
@@ -1759,401 +937,191 @@
     </w:p>
     <w:p>
       <w:pPr>
-        <w:numPr>
-          <w:ilvl w:val="0"/>
-          <w:numId w:val="1004"/>
-        </w:numPr>
+        <w:pStyle w:val="FirstParagraph"/>
       </w:pPr>
       <w:r>
         <w:t xml:space="preserve">MARCUS: So? How was he? Rate him from one to ten.</w:t>
       </w:r>
-      <w:r>
-        <w:t xml:space="preserve"> </w:t>
-      </w:r>
-      <w:r>
-        <w:t xml:space="preserve">마커스: 그래서? 어땠어? 1에서 10까지 점수 매겨 봐.</w:t>
-      </w:r>
-    </w:p>
-    <w:p>
-      <w:pPr>
-        <w:numPr>
-          <w:ilvl w:val="0"/>
-          <w:numId w:val="1004"/>
-        </w:numPr>
+    </w:p>
+    <w:p>
+      <w:pPr>
+        <w:pStyle w:val="BodyText"/>
       </w:pPr>
       <w:r>
         <w:t xml:space="preserve">PRIYA: Nine. He read my thesis. That’s at least one point.</w:t>
       </w:r>
-      <w:r>
-        <w:t xml:space="preserve"> </w:t>
-      </w:r>
-      <w:r>
-        <w:t xml:space="preserve">프리야: 9점. 내 논문을 읽었어. 그것만으로 최소 1점이야.</w:t>
-      </w:r>
-    </w:p>
-    <w:p>
-      <w:pPr>
-        <w:numPr>
-          <w:ilvl w:val="0"/>
-          <w:numId w:val="1004"/>
-        </w:numPr>
+    </w:p>
+    <w:p>
+      <w:pPr>
+        <w:pStyle w:val="BodyText"/>
       </w:pPr>
       <w:r>
         <w:t xml:space="preserve">NOAH: Eight and a half. Strong technical skills. Honest. Calm under pressure.</w:t>
       </w:r>
-      <w:r>
-        <w:t xml:space="preserve"> </w:t>
-      </w:r>
-      <w:r>
-        <w:t xml:space="preserve">노아: 8.5점. 기술력 탄탄하고. 정직하고. 압박 속에서도 침착해.</w:t>
-      </w:r>
-    </w:p>
-    <w:p>
-      <w:pPr>
-        <w:numPr>
-          <w:ilvl w:val="0"/>
-          <w:numId w:val="1004"/>
-        </w:numPr>
+    </w:p>
+    <w:p>
+      <w:pPr>
+        <w:pStyle w:val="BodyText"/>
       </w:pPr>
       <w:r>
         <w:t xml:space="preserve">MARCUS: Any red flags?</w:t>
       </w:r>
-      <w:r>
-        <w:t xml:space="preserve"> </w:t>
-      </w:r>
-      <w:r>
-        <w:t xml:space="preserve">마커스: 위험 신호는?</w:t>
-      </w:r>
-    </w:p>
-    <w:p>
-      <w:pPr>
-        <w:numPr>
-          <w:ilvl w:val="0"/>
-          <w:numId w:val="1004"/>
-        </w:numPr>
+    </w:p>
+    <w:p>
+      <w:pPr>
+        <w:pStyle w:val="BodyText"/>
       </w:pPr>
       <w:r>
         <w:t xml:space="preserve">NOAH: Not really. His wife is pregnant. He needs insurance. That’s not a red flag.</w:t>
       </w:r>
-      <w:r>
-        <w:t xml:space="preserve"> </w:t>
-      </w:r>
-      <w:r>
-        <w:t xml:space="preserve">노아: 딱히 없어요. 아내가 임신 중이라 보험이 필요해요. 그건 위험 신호가 아니죠.</w:t>
-      </w:r>
-    </w:p>
-    <w:p>
-      <w:pPr>
-        <w:numPr>
-          <w:ilvl w:val="0"/>
-          <w:numId w:val="1004"/>
-        </w:numPr>
+    </w:p>
+    <w:p>
+      <w:pPr>
+        <w:pStyle w:val="BodyText"/>
       </w:pPr>
       <w:r>
         <w:t xml:space="preserve">MARCUS: No. That’s a man who takes responsibility. Good sign.</w:t>
       </w:r>
-      <w:r>
-        <w:t xml:space="preserve"> </w:t>
-      </w:r>
-      <w:r>
-        <w:t xml:space="preserve">마커스: 아니지. 그건 책임감 있는 사람이라는 거야. 좋은 신호.</w:t>
-      </w:r>
-    </w:p>
-    <w:p>
-      <w:pPr>
-        <w:numPr>
-          <w:ilvl w:val="0"/>
-          <w:numId w:val="1004"/>
-        </w:numPr>
+    </w:p>
+    <w:p>
+      <w:pPr>
+        <w:pStyle w:val="BodyText"/>
       </w:pPr>
       <w:r>
         <w:t xml:space="preserve">PRIYA: His failed-batch story was the best answer I’ve ever heard.</w:t>
       </w:r>
-      <w:r>
-        <w:t xml:space="preserve"> </w:t>
-      </w:r>
-      <w:r>
-        <w:t xml:space="preserve">프리야: 실패한 배치 얘기는 내가 들어 본 최고의 대답이었어.</w:t>
-      </w:r>
-    </w:p>
-    <w:p>
-      <w:pPr>
-        <w:numPr>
-          <w:ilvl w:val="0"/>
-          <w:numId w:val="1004"/>
-        </w:numPr>
+    </w:p>
+    <w:p>
+      <w:pPr>
+        <w:pStyle w:val="BodyText"/>
       </w:pPr>
       <w:r>
         <w:t xml:space="preserve">MARCUS: He stopped a line on a Friday night? I’d hire him for that alone. In my plant, the people who hid problems cost us far more than the people who found them.</w:t>
       </w:r>
-      <w:r>
-        <w:t xml:space="preserve"> </w:t>
-      </w:r>
-      <w:r>
-        <w:t xml:space="preserve">마커스: 금요일 밤에 라인을 세웠다고? 그것 하나만으로도 뽑겠어. 내가 있던 공장에선, 문제를 숨긴 사람들이 문제를 찾아낸 사람들보다 훨씬 큰 손해를 끼쳤어.</w:t>
-      </w:r>
-    </w:p>
-    <w:p>
-      <w:pPr>
-        <w:numPr>
-          <w:ilvl w:val="0"/>
-          <w:numId w:val="1004"/>
-        </w:numPr>
+    </w:p>
+    <w:p>
+      <w:pPr>
+        <w:pStyle w:val="BodyText"/>
       </w:pPr>
       <w:r>
         <w:t xml:space="preserve">NOAH: The problem is salary. He asked for one fifty. We budgeted one thirty-five.</w:t>
       </w:r>
-      <w:r>
-        <w:t xml:space="preserve"> </w:t>
-      </w:r>
-      <w:r>
-        <w:t xml:space="preserve">노아: 문제는 연봉이에요. 15만을 요청했는데 예산은 13만 5천이에요.</w:t>
-      </w:r>
-    </w:p>
-    <w:p>
-      <w:pPr>
-        <w:numPr>
-          <w:ilvl w:val="0"/>
-          <w:numId w:val="1004"/>
-        </w:numPr>
+    </w:p>
+    <w:p>
+      <w:pPr>
+        <w:pStyle w:val="BodyText"/>
       </w:pPr>
       <w:r>
         <w:t xml:space="preserve">MARCUS: What did Denise teach us? Show your work.</w:t>
       </w:r>
-      <w:r>
-        <w:t xml:space="preserve"> </w:t>
-      </w:r>
-      <w:r>
-        <w:t xml:space="preserve">마커스: 데니스가 뭘 가르쳤지? 풀이 과정을 보여 줘.</w:t>
-      </w:r>
-    </w:p>
-    <w:p>
-      <w:pPr>
-        <w:numPr>
-          <w:ilvl w:val="0"/>
-          <w:numId w:val="1004"/>
-        </w:numPr>
+    </w:p>
+    <w:p>
+      <w:pPr>
+        <w:pStyle w:val="BodyText"/>
       </w:pPr>
       <w:r>
         <w:t xml:space="preserve">NOAH: Fifteen thousand a year more. Over eighteen months, that’s about twenty-two thousand dollars. It sounds like a lot, but compared to our total runway, it’s a small number.</w:t>
       </w:r>
-      <w:r>
-        <w:t xml:space="preserve"> </w:t>
-      </w:r>
-      <w:r>
-        <w:t xml:space="preserve">노아: 1년에 1만 5천 더. 18개월이면 약 2만 2천 달러예요. 많아 보이지만, 전체 런웨이에 비하면 작은 숫자예요.</w:t>
-      </w:r>
-    </w:p>
-    <w:p>
-      <w:pPr>
-        <w:numPr>
-          <w:ilvl w:val="0"/>
-          <w:numId w:val="1004"/>
-        </w:numPr>
+    </w:p>
+    <w:p>
+      <w:pPr>
+        <w:pStyle w:val="BodyText"/>
       </w:pPr>
       <w:r>
         <w:t xml:space="preserve">PRIYA: Two weeks of runway. For the right person.</w:t>
       </w:r>
-      <w:r>
-        <w:t xml:space="preserve"> </w:t>
-      </w:r>
-      <w:r>
-        <w:t xml:space="preserve">프리야: 런웨이 2주야. 맞는 사람을 위해서라면.</w:t>
-      </w:r>
-    </w:p>
-    <w:p>
-      <w:pPr>
-        <w:numPr>
-          <w:ilvl w:val="0"/>
-          <w:numId w:val="1004"/>
-        </w:numPr>
+    </w:p>
+    <w:p>
+      <w:pPr>
+        <w:pStyle w:val="BodyText"/>
       </w:pPr>
       <w:r>
         <w:t xml:space="preserve">MARCUS: Can we meet in the middle? One forty-two. Plus more options.</w:t>
       </w:r>
-      <w:r>
-        <w:t xml:space="preserve"> </w:t>
-      </w:r>
-      <w:r>
-        <w:t xml:space="preserve">마커스: 중간에서 만날 수 있을까? 14만 2천. 대신 옵션을 더 주고.</w:t>
-      </w:r>
-    </w:p>
-    <w:p>
-      <w:pPr>
-        <w:numPr>
-          <w:ilvl w:val="0"/>
-          <w:numId w:val="1004"/>
-        </w:numPr>
+    </w:p>
+    <w:p>
+      <w:pPr>
+        <w:pStyle w:val="BodyText"/>
       </w:pPr>
       <w:r>
         <w:t xml:space="preserve">NOAH: How many options?</w:t>
       </w:r>
-      <w:r>
-        <w:t xml:space="preserve"> </w:t>
-      </w:r>
-      <w:r>
-        <w:t xml:space="preserve">노아: 옵션을 얼마나요?</w:t>
-      </w:r>
-    </w:p>
-    <w:p>
-      <w:pPr>
-        <w:numPr>
-          <w:ilvl w:val="0"/>
-          <w:numId w:val="1004"/>
-        </w:numPr>
+    </w:p>
+    <w:p>
+      <w:pPr>
+        <w:pStyle w:val="BodyText"/>
       </w:pPr>
       <w:r>
         <w:t xml:space="preserve">PRIYA: One percent of the company. Vesting over four years.</w:t>
       </w:r>
-      <w:r>
-        <w:t xml:space="preserve"> </w:t>
-      </w:r>
-      <w:r>
-        <w:t xml:space="preserve">프리야: 회사의 1퍼센트. 4년에 걸쳐 베스팅.</w:t>
-      </w:r>
-    </w:p>
-    <w:p>
-      <w:pPr>
-        <w:numPr>
-          <w:ilvl w:val="0"/>
-          <w:numId w:val="1004"/>
-        </w:numPr>
+    </w:p>
+    <w:p>
+      <w:pPr>
+        <w:pStyle w:val="BodyText"/>
       </w:pPr>
       <w:r>
         <w:t xml:space="preserve">NOAH: One percent of our first employee. That feels right.</w:t>
       </w:r>
-      <w:r>
-        <w:t xml:space="preserve"> </w:t>
-      </w:r>
-      <w:r>
-        <w:t xml:space="preserve">노아: 첫 직원에게 1퍼센트. 적절한 것 같아.</w:t>
-      </w:r>
-    </w:p>
-    <w:p>
-      <w:pPr>
-        <w:numPr>
-          <w:ilvl w:val="0"/>
-          <w:numId w:val="1004"/>
-        </w:numPr>
+    </w:p>
+    <w:p>
+      <w:pPr>
+        <w:pStyle w:val="BodyText"/>
       </w:pPr>
       <w:r>
         <w:t xml:space="preserve">MARCUS: And insurance from January. In writing, before he signs.</w:t>
       </w:r>
-      <w:r>
-        <w:t xml:space="preserve"> </w:t>
-      </w:r>
-      <w:r>
-        <w:t xml:space="preserve">마커스: 그리고 1월부터 보험. 서명 전에 서면으로.</w:t>
-      </w:r>
-    </w:p>
-    <w:p>
-      <w:pPr>
-        <w:numPr>
-          <w:ilvl w:val="0"/>
-          <w:numId w:val="1004"/>
-        </w:numPr>
+    </w:p>
+    <w:p>
+      <w:pPr>
+        <w:pStyle w:val="BodyText"/>
       </w:pPr>
       <w:r>
         <w:t xml:space="preserve">NOAH: Agreed. I’ll call him tomorrow morning.</w:t>
       </w:r>
-      <w:r>
-        <w:t xml:space="preserve"> </w:t>
-      </w:r>
-      <w:r>
-        <w:t xml:space="preserve">노아: 동의해요. 내일 아침에 전화할게요.</w:t>
-      </w:r>
-    </w:p>
-    <w:p>
-      <w:pPr>
-        <w:numPr>
-          <w:ilvl w:val="0"/>
-          <w:numId w:val="1004"/>
-        </w:numPr>
+    </w:p>
+    <w:p>
+      <w:pPr>
+        <w:pStyle w:val="BodyText"/>
       </w:pPr>
       <w:r>
         <w:t xml:space="preserve">PRIYA: Wait. Who’s going to be his manager? Me?</w:t>
       </w:r>
-      <w:r>
-        <w:t xml:space="preserve"> </w:t>
-      </w:r>
-      <w:r>
-        <w:t xml:space="preserve">프리야: 잠깐. 누가 레오 매니저가 되는 거야? 나?</w:t>
-      </w:r>
-    </w:p>
-    <w:p>
-      <w:pPr>
-        <w:numPr>
-          <w:ilvl w:val="0"/>
-          <w:numId w:val="1004"/>
-        </w:numPr>
+    </w:p>
+    <w:p>
+      <w:pPr>
+        <w:pStyle w:val="BodyText"/>
       </w:pPr>
       <w:r>
         <w:t xml:space="preserve">NOAH: You’re the CTO. Of course you.</w:t>
       </w:r>
-      <w:r>
-        <w:t xml:space="preserve"> </w:t>
-      </w:r>
-      <w:r>
-        <w:t xml:space="preserve">노아: 넌 CTO잖아. 당연히 너지.</w:t>
-      </w:r>
-    </w:p>
-    <w:p>
-      <w:pPr>
-        <w:numPr>
-          <w:ilvl w:val="0"/>
-          <w:numId w:val="1004"/>
-        </w:numPr>
+    </w:p>
+    <w:p>
+      <w:pPr>
+        <w:pStyle w:val="BodyText"/>
       </w:pPr>
       <w:r>
         <w:t xml:space="preserve">PRIYA: I’ve never managed anyone. I’ve only managed test tubes. What if I’m too direct with him, or I just do everything myself because it’s faster? I’ve seen bad managers do that.</w:t>
       </w:r>
-      <w:r>
-        <w:t xml:space="preserve"> </w:t>
-      </w:r>
-      <w:r>
-        <w:t xml:space="preserve">프리야: 난 누굴 관리해 본 적이 없어. 시험관만 관리해 봤지. 내가 너무 직설적이면 어떡해? 아니면 그게 더 빠르다고 전부 내가 해 버리면? 나쁜 매니저들이 그러는 거 봤거든.</w:t>
-      </w:r>
-    </w:p>
-    <w:p>
-      <w:pPr>
-        <w:numPr>
-          <w:ilvl w:val="0"/>
-          <w:numId w:val="1004"/>
-        </w:numPr>
+    </w:p>
+    <w:p>
+      <w:pPr>
+        <w:pStyle w:val="BodyText"/>
       </w:pPr>
       <w:r>
         <w:t xml:space="preserve">MARCUS: Test tubes don’t talk back. People do. You’ll learn.</w:t>
       </w:r>
-      <w:r>
-        <w:t xml:space="preserve"> </w:t>
-      </w:r>
-      <w:r>
-        <w:t xml:space="preserve">마커스: 시험관은 말대꾸를 안 하지. 사람은 해. 배우게 될 거야.</w:t>
-      </w:r>
-    </w:p>
-    <w:p>
-      <w:pPr>
-        <w:numPr>
-          <w:ilvl w:val="0"/>
-          <w:numId w:val="1004"/>
-        </w:numPr>
+    </w:p>
+    <w:p>
+      <w:pPr>
+        <w:pStyle w:val="BodyText"/>
       </w:pPr>
       <w:r>
         <w:t xml:space="preserve">PRIYA: Any advice?</w:t>
       </w:r>
-      <w:r>
-        <w:t xml:space="preserve"> </w:t>
-      </w:r>
-      <w:r>
-        <w:t xml:space="preserve">프리야: 조언 있어요?</w:t>
-      </w:r>
-    </w:p>
-    <w:p>
-      <w:pPr>
-        <w:numPr>
-          <w:ilvl w:val="0"/>
-          <w:numId w:val="1004"/>
-        </w:numPr>
+    </w:p>
+    <w:p>
+      <w:pPr>
+        <w:pStyle w:val="BodyText"/>
       </w:pPr>
       <w:r>
         <w:t xml:space="preserve">MARCUS: Tell him what</w:t>
@@ -2176,11 +1144,13 @@
       <w:r>
         <w:t xml:space="preserve">looks like. Then get out of his way. In the Army, we called it commander’s intent. Give the goal clearly, and let the soldier find the route.</w:t>
       </w:r>
-      <w:r>
-        <w:t xml:space="preserve"> </w:t>
-      </w:r>
-      <w:r>
-        <w:t xml:space="preserve">마커스:</w:t>
+    </w:p>
+    <w:p>
+      <w:pPr>
+        <w:pStyle w:val="BodyText"/>
+      </w:pPr>
+      <w:r>
+        <w:t xml:space="preserve">PRIYA:</w:t>
       </w:r>
       <w:r>
         <w:t xml:space="preserve"> </w:t>
@@ -2189,66 +1159,16 @@
         <w:t xml:space="preserve">“</w:t>
       </w:r>
       <w:r>
-        <w:t xml:space="preserve">잘한다</w:t>
+        <w:t xml:space="preserve">What good looks like.</w:t>
       </w:r>
       <w:r>
         <w:t xml:space="preserve">”</w:t>
       </w:r>
       <w:r>
-        <w:t xml:space="preserve">는 게 어떤 건지 알려 줘. 그다음엔 방해하지 마. 군대에선 그걸 지휘관 의도라고 불렀어. 목표는 분명하게 주고, 길은 병사가 찾게 하는 거지.</w:t>
-      </w:r>
-    </w:p>
-    <w:p>
-      <w:pPr>
-        <w:numPr>
-          <w:ilvl w:val="0"/>
-          <w:numId w:val="1004"/>
-        </w:numPr>
-      </w:pPr>
-      <w:r>
-        <w:t xml:space="preserve">PRIYA:</w:t>
-      </w:r>
-      <w:r>
-        <w:t xml:space="preserve"> </w:t>
-      </w:r>
-      <w:r>
-        <w:t xml:space="preserve">“</w:t>
-      </w:r>
-      <w:r>
-        <w:t xml:space="preserve">What good looks like.</w:t>
-      </w:r>
-      <w:r>
-        <w:t xml:space="preserve">”</w:t>
-      </w:r>
-      <w:r>
         <w:t xml:space="preserve"> </w:t>
       </w:r>
       <w:r>
         <w:t xml:space="preserve">I’ll write that down.</w:t>
-      </w:r>
-      <w:r>
-        <w:t xml:space="preserve"> </w:t>
-      </w:r>
-      <w:r>
-        <w:t xml:space="preserve">프리야:</w:t>
-      </w:r>
-      <w:r>
-        <w:t xml:space="preserve"> </w:t>
-      </w:r>
-      <w:r>
-        <w:t xml:space="preserve">“</w:t>
-      </w:r>
-      <w:r>
-        <w:t xml:space="preserve">잘한다는 게 어떤 건지.</w:t>
-      </w:r>
-      <w:r>
-        <w:t xml:space="preserve">”</w:t>
-      </w:r>
-      <w:r>
-        <w:t xml:space="preserve"> </w:t>
-      </w:r>
-      <w:r>
-        <w:t xml:space="preserve">적어 둘게요.</w:t>
       </w:r>
     </w:p>
     <w:bookmarkEnd w:id="24"/>
@@ -2263,257 +1183,122 @@
     </w:p>
     <w:p>
       <w:pPr>
-        <w:numPr>
-          <w:ilvl w:val="0"/>
-          <w:numId w:val="1005"/>
-        </w:numPr>
+        <w:pStyle w:val="FirstParagraph"/>
       </w:pPr>
       <w:r>
         <w:t xml:space="preserve">LEO: Hello? This is Leo.</w:t>
       </w:r>
-      <w:r>
-        <w:t xml:space="preserve"> </w:t>
-      </w:r>
-      <w:r>
-        <w:t xml:space="preserve">레오: 여보세요? 레오입니다.</w:t>
-      </w:r>
-    </w:p>
-    <w:p>
-      <w:pPr>
-        <w:numPr>
-          <w:ilvl w:val="0"/>
-          <w:numId w:val="1005"/>
-        </w:numPr>
+    </w:p>
+    <w:p>
+      <w:pPr>
+        <w:pStyle w:val="BodyText"/>
       </w:pPr>
       <w:r>
         <w:t xml:space="preserve">NOAH: Leo, it’s Noah from Veyra. Do you have a minute?</w:t>
       </w:r>
-      <w:r>
-        <w:t xml:space="preserve"> </w:t>
-      </w:r>
-      <w:r>
-        <w:t xml:space="preserve">노아: 레오, Veyra의 노아예요. 잠깐 통화 괜찮아요?</w:t>
-      </w:r>
-    </w:p>
-    <w:p>
-      <w:pPr>
-        <w:numPr>
-          <w:ilvl w:val="0"/>
-          <w:numId w:val="1005"/>
-        </w:numPr>
+    </w:p>
+    <w:p>
+      <w:pPr>
+        <w:pStyle w:val="BodyText"/>
       </w:pPr>
       <w:r>
         <w:t xml:space="preserve">LEO: Of course. I’ve been staring at my phone all morning.</w:t>
       </w:r>
-      <w:r>
-        <w:t xml:space="preserve"> </w:t>
-      </w:r>
-      <w:r>
-        <w:t xml:space="preserve">레오: 물론이죠. 아침 내내 핸드폰만 보고 있었어요.</w:t>
-      </w:r>
-    </w:p>
-    <w:p>
-      <w:pPr>
-        <w:numPr>
-          <w:ilvl w:val="0"/>
-          <w:numId w:val="1005"/>
-        </w:numPr>
+    </w:p>
+    <w:p>
+      <w:pPr>
+        <w:pStyle w:val="BodyText"/>
       </w:pPr>
       <w:r>
         <w:t xml:space="preserve">NOAH: We’d like to offer you the position. Process chemist. Employee number one.</w:t>
       </w:r>
-      <w:r>
-        <w:t xml:space="preserve"> </w:t>
-      </w:r>
-      <w:r>
-        <w:t xml:space="preserve">노아: 그 자리를 제안드리고 싶어요. 공정 화학자. 1호 직원으로.</w:t>
-      </w:r>
-    </w:p>
-    <w:p>
-      <w:pPr>
-        <w:numPr>
-          <w:ilvl w:val="0"/>
-          <w:numId w:val="1005"/>
-        </w:numPr>
+    </w:p>
+    <w:p>
+      <w:pPr>
+        <w:pStyle w:val="BodyText"/>
       </w:pPr>
       <w:r>
         <w:t xml:space="preserve">LEO: Employee number one. Wow. What are the terms?</w:t>
       </w:r>
-      <w:r>
-        <w:t xml:space="preserve"> </w:t>
-      </w:r>
-      <w:r>
-        <w:t xml:space="preserve">레오: 1호 직원. 와. 조건이 어떻게 되나요?</w:t>
-      </w:r>
-    </w:p>
-    <w:p>
-      <w:pPr>
-        <w:numPr>
-          <w:ilvl w:val="0"/>
-          <w:numId w:val="1005"/>
-        </w:numPr>
+    </w:p>
+    <w:p>
+      <w:pPr>
+        <w:pStyle w:val="BodyText"/>
       </w:pPr>
       <w:r>
         <w:t xml:space="preserve">NOAH: One forty-two salary. One percent in stock options. Four-year vesting.</w:t>
       </w:r>
-      <w:r>
-        <w:t xml:space="preserve"> </w:t>
-      </w:r>
-      <w:r>
-        <w:t xml:space="preserve">노아: 연봉 14만 2천. 스톡옵션 1퍼센트. 4년 베스팅.</w:t>
-      </w:r>
-    </w:p>
-    <w:p>
-      <w:pPr>
-        <w:numPr>
-          <w:ilvl w:val="0"/>
-          <w:numId w:val="1005"/>
-        </w:numPr>
+    </w:p>
+    <w:p>
+      <w:pPr>
+        <w:pStyle w:val="BodyText"/>
       </w:pPr>
       <w:r>
         <w:t xml:space="preserve">LEO: One forty-two. And the insurance?</w:t>
       </w:r>
-      <w:r>
-        <w:t xml:space="preserve"> </w:t>
-      </w:r>
-      <w:r>
-        <w:t xml:space="preserve">레오: 14만 2천. 그리고 보험은요?</w:t>
-      </w:r>
-    </w:p>
-    <w:p>
-      <w:pPr>
-        <w:numPr>
-          <w:ilvl w:val="0"/>
-          <w:numId w:val="1005"/>
-        </w:numPr>
+    </w:p>
+    <w:p>
+      <w:pPr>
+        <w:pStyle w:val="BodyText"/>
       </w:pPr>
       <w:r>
         <w:t xml:space="preserve">NOAH: From January first. Maternity included. The plan is in your inbox now.</w:t>
       </w:r>
-      <w:r>
-        <w:t xml:space="preserve"> </w:t>
-      </w:r>
-      <w:r>
-        <w:t xml:space="preserve">노아: 1월 1일부터요. 출산 포함이에요. 플랜은 지금 메일함에 있어요.</w:t>
-      </w:r>
-    </w:p>
-    <w:p>
-      <w:pPr>
-        <w:numPr>
-          <w:ilvl w:val="0"/>
-          <w:numId w:val="1005"/>
-        </w:numPr>
+    </w:p>
+    <w:p>
+      <w:pPr>
+        <w:pStyle w:val="BodyText"/>
       </w:pPr>
       <w:r>
         <w:t xml:space="preserve">LEO: Let me read it with Ana tonight. Can I answer tomorrow?</w:t>
       </w:r>
-      <w:r>
-        <w:t xml:space="preserve"> </w:t>
-      </w:r>
-      <w:r>
-        <w:t xml:space="preserve">레오: 오늘 밤 애나랑 읽어 볼게요. 내일 답해도 될까요?</w:t>
-      </w:r>
-    </w:p>
-    <w:p>
-      <w:pPr>
-        <w:numPr>
-          <w:ilvl w:val="0"/>
-          <w:numId w:val="1005"/>
-        </w:numPr>
+    </w:p>
+    <w:p>
+      <w:pPr>
+        <w:pStyle w:val="BodyText"/>
       </w:pPr>
       <w:r>
         <w:t xml:space="preserve">NOAH: Of course. Take your time. Ask any questions.</w:t>
       </w:r>
-      <w:r>
-        <w:t xml:space="preserve"> </w:t>
-      </w:r>
-      <w:r>
-        <w:t xml:space="preserve">노아: 물론이죠. 천천히 하세요. 궁금한 건 뭐든 물어보시고요.</w:t>
-      </w:r>
-    </w:p>
-    <w:p>
-      <w:pPr>
-        <w:numPr>
-          <w:ilvl w:val="0"/>
-          <w:numId w:val="1005"/>
-        </w:numPr>
+    </w:p>
+    <w:p>
+      <w:pPr>
+        <w:pStyle w:val="BodyText"/>
       </w:pPr>
       <w:r>
         <w:t xml:space="preserve">LEO: One question now. Why one forty-two? Not one thirty-five, not one fifty?</w:t>
       </w:r>
-      <w:r>
-        <w:t xml:space="preserve"> </w:t>
-      </w:r>
-      <w:r>
-        <w:t xml:space="preserve">레오: 지금 하나만요. 왜 14만 2천이에요? 13만 5천도 15만도 아니고?</w:t>
-      </w:r>
-    </w:p>
-    <w:p>
-      <w:pPr>
-        <w:numPr>
-          <w:ilvl w:val="0"/>
-          <w:numId w:val="1005"/>
-        </w:numPr>
+    </w:p>
+    <w:p>
+      <w:pPr>
+        <w:pStyle w:val="BodyText"/>
       </w:pPr>
       <w:r>
         <w:t xml:space="preserve">NOAH: Honestly? We met in the middle. Your ask was fair, but our budget is tight. So we added more options to balance it. If Veyra wins, you win more.</w:t>
       </w:r>
-      <w:r>
-        <w:t xml:space="preserve"> </w:t>
-      </w:r>
-      <w:r>
-        <w:t xml:space="preserve">노아: 솔직히요? 중간에서 만났어요. 요청하신 금액은 합당했지만, 저희 예산이 빠듯해요. 그래서 균형을 맞추려고 옵션을 더 넣었어요. Veyra가 이기면, 레오도 더 많이 가져가는 거예요.</w:t>
-      </w:r>
-    </w:p>
-    <w:p>
-      <w:pPr>
-        <w:numPr>
-          <w:ilvl w:val="0"/>
-          <w:numId w:val="1005"/>
-        </w:numPr>
+    </w:p>
+    <w:p>
+      <w:pPr>
+        <w:pStyle w:val="BodyText"/>
       </w:pPr>
       <w:r>
         <w:t xml:space="preserve">LEO: I appreciate the honesty. Ana will too.</w:t>
       </w:r>
-      <w:r>
-        <w:t xml:space="preserve"> </w:t>
-      </w:r>
-      <w:r>
-        <w:t xml:space="preserve">레오: 솔직하게 말씀해 주셔서 감사해요. 애나도 그럴 거예요.</w:t>
-      </w:r>
-    </w:p>
-    <w:p>
-      <w:pPr>
-        <w:numPr>
-          <w:ilvl w:val="0"/>
-          <w:numId w:val="1005"/>
-        </w:numPr>
+    </w:p>
+    <w:p>
+      <w:pPr>
+        <w:pStyle w:val="BodyText"/>
       </w:pPr>
       <w:r>
         <w:t xml:space="preserve">NOAH: Talk tomorrow, Leo. And congratulations on the baby.</w:t>
       </w:r>
-      <w:r>
-        <w:t xml:space="preserve"> </w:t>
-      </w:r>
-      <w:r>
-        <w:t xml:space="preserve">노아: 내일 얘기해요, 레오. 그리고 아기 소식 축하해요.</w:t>
-      </w:r>
-    </w:p>
-    <w:p>
-      <w:pPr>
-        <w:numPr>
-          <w:ilvl w:val="0"/>
-          <w:numId w:val="1005"/>
-        </w:numPr>
+    </w:p>
+    <w:p>
+      <w:pPr>
+        <w:pStyle w:val="BodyText"/>
       </w:pPr>
       <w:r>
         <w:t xml:space="preserve">LEO: Thanks, Noah. You might have two new things to celebrate soon.</w:t>
-      </w:r>
-      <w:r>
-        <w:t xml:space="preserve"> </w:t>
-      </w:r>
-      <w:r>
-        <w:t xml:space="preserve">레오: 감사해요, 노아. 곧 축하할 일이 두 개 생길지도 몰라요.</w:t>
       </w:r>
     </w:p>
     <w:p>
@@ -2654,7 +1439,7 @@
               <w:jc w:val="left"/>
             </w:pPr>
             <w:r>
-              <w:t xml:space="preserve">13턴. 좋은 조건을 얻은 뒤 더 요구하려 할 때.</w:t>
+              <w:t xml:space="preserve">도입. 좋은 조건을 얻은 뒤 더 요구하려 할 때.</w:t>
             </w:r>
           </w:p>
         </w:tc>
@@ -2704,7 +1489,7 @@
               <w:jc w:val="left"/>
             </w:pPr>
             <w:r>
-              <w:t xml:space="preserve">22턴. 면접의 첫 질문.</w:t>
+              <w:t xml:space="preserve">장면1. 면접의 첫 질문.</w:t>
             </w:r>
           </w:p>
         </w:tc>
@@ -2754,7 +1539,7 @@
               <w:jc w:val="left"/>
             </w:pPr>
             <w:r>
-              <w:t xml:space="preserve">30턴. 지원 동기를 묻는 표준 질문.</w:t>
+              <w:t xml:space="preserve">장면1. 지원 동기를 묻는 표준 질문.</w:t>
             </w:r>
           </w:p>
         </w:tc>
@@ -2804,7 +1589,7 @@
               <w:jc w:val="left"/>
             </w:pPr>
             <w:r>
-              <w:t xml:space="preserve">35·47턴. 행동 기반 면접 질문(behavioral question).</w:t>
+              <w:t xml:space="preserve">장면1. 행동 기반 면접 질문(behavioral question).</w:t>
             </w:r>
           </w:p>
         </w:tc>
@@ -2854,7 +1639,7 @@
               <w:jc w:val="left"/>
             </w:pPr>
             <w:r>
-              <w:t xml:space="preserve">46턴. 품질·윤리 의식을 보여 주는 답변.</w:t>
+              <w:t xml:space="preserve">장면1. 품질·윤리 의식을 보여 주는 답변.</w:t>
             </w:r>
           </w:p>
         </w:tc>
@@ -2904,7 +1689,7 @@
               <w:jc w:val="left"/>
             </w:pPr>
             <w:r>
-              <w:t xml:space="preserve">51턴. 면접 마지막 단계. 지원자가 좋은 질문을 해야 한다.</w:t>
+              <w:t xml:space="preserve">장면2. 면접 마지막 단계. 지원자가 좋은 질문을 해야 한다.</w:t>
             </w:r>
           </w:p>
         </w:tc>
@@ -2954,7 +1739,7 @@
               <w:jc w:val="left"/>
             </w:pPr>
             <w:r>
-              <w:t xml:space="preserve">72턴.</w:t>
+              <w:t xml:space="preserve">장면2.</w:t>
             </w:r>
             <w:r>
               <w:t xml:space="preserve"> </w:t>
@@ -3016,7 +1801,7 @@
               <w:jc w:val="left"/>
             </w:pPr>
             <w:r>
-              <w:t xml:space="preserve">76~78턴. 스타트업 보상의 핵심 개념.</w:t>
+              <w:t xml:space="preserve">장면2. 스타트업 보상의 핵심 개념.</w:t>
             </w:r>
           </w:p>
         </w:tc>
@@ -3066,7 +1851,7 @@
               <w:jc w:val="left"/>
             </w:pPr>
             <w:r>
-              <w:t xml:space="preserve">84턴. 채용·계약에서 우려되는 신호.</w:t>
+              <w:t xml:space="preserve">절정·전환. 채용·계약에서 우려되는 신호.</w:t>
             </w:r>
           </w:p>
         </w:tc>
@@ -3143,7 +1928,7 @@
               <w:jc w:val="left"/>
             </w:pPr>
             <w:r>
-              <w:t xml:space="preserve">104턴. 첫 관리자에게 주는 리더십 조언.</w:t>
+              <w:t xml:space="preserve">절정·전환. 첫 관리자에게 주는 리더십 조언.</w:t>
             </w:r>
           </w:p>
         </w:tc>
@@ -3464,7 +2249,7 @@
           <w:bCs/>
           <w:b/>
         </w:rPr>
-        <w:t xml:space="preserve">42턴 LEO:</w:t>
+        <w:t xml:space="preserve">LEO (장면1):</w:t>
       </w:r>
       <w:r>
         <w:t xml:space="preserve"> </w:t>
@@ -3768,9 +2553,1171 @@
         <w:t xml:space="preserve">을 묻는 질문에 같은 구조로 30단어 안팎으로 답해 보기.</w:t>
       </w:r>
     </w:p>
+    <w:p>
+      <w:r>
+        <w:pict>
+          <v:rect style="width:0;height:1.5pt" o:hralign="center" o:hrstd="t" o:hr="t"/>
+        </w:pict>
+      </w:r>
+    </w:p>
     <w:bookmarkEnd w:id="30"/>
     <w:bookmarkEnd w:id="31"/>
+    <w:bookmarkStart w:id="37" w:name="한국어-번역"/>
+    <w:p>
+      <w:pPr>
+        <w:pStyle w:val="Heading2"/>
+      </w:pPr>
+      <w:r>
+        <w:t xml:space="preserve">한국어 번역</w:t>
+      </w:r>
+    </w:p>
+    <w:bookmarkStart w:id="32" w:name="도입-실험실-오전-9시-금요일-결과-1"/>
+    <w:p>
+      <w:pPr>
+        <w:pStyle w:val="Heading3"/>
+      </w:pPr>
+      <w:r>
+        <w:t xml:space="preserve">도입 — 실험실, 오전 9시: 금요일 결과</w:t>
+      </w:r>
+    </w:p>
+    <w:p>
+      <w:pPr>
+        <w:pStyle w:val="FirstParagraph"/>
+      </w:pPr>
+      <w:r>
+        <w:t xml:space="preserve">프리야: 좋아. 진짜 시험이야. 멸균하고, 측정하고, 세 번 반복했어.</w:t>
+      </w:r>
+    </w:p>
+    <w:p>
+      <w:pPr>
+        <w:pStyle w:val="BodyText"/>
+      </w:pPr>
+      <w:r>
+        <w:t xml:space="preserve">노아: 그래서? 치약이야, 꿀이야?</w:t>
+      </w:r>
+    </w:p>
+    <w:p>
+      <w:pPr>
+        <w:pStyle w:val="BodyText"/>
+      </w:pPr>
+      <w:r>
+        <w:t xml:space="preserve">프리야: 압출력이 목표 범위 안에 들어왔어. 세 번 모두.</w:t>
+      </w:r>
+    </w:p>
+    <w:p>
+      <w:pPr>
+        <w:pStyle w:val="BodyText"/>
+      </w:pPr>
+      <w:r>
+        <w:t xml:space="preserve">마커스: 꿀. 드디어.</w:t>
+      </w:r>
+    </w:p>
+    <w:p>
+      <w:pPr>
+        <w:pStyle w:val="BodyText"/>
+      </w:pPr>
+      <w:r>
+        <w:t xml:space="preserve">프리야: 상온 꿀이야. 냉장고 꿀이 아니라. 엘레나가 어제 27게이지 바늘로 시험해 봤는데, 엄지에 힘이 거의 안 들어갔대. 그게 바로 의사들이 느껴야 하는 감각이야.</w:t>
+      </w:r>
+    </w:p>
+    <w:p>
+      <w:pPr>
+        <w:pStyle w:val="BodyText"/>
+      </w:pPr>
+      <w:r>
+        <w:t xml:space="preserve">노아: 강도는? 96퍼센트를 잃지 않았어?</w:t>
+      </w:r>
+    </w:p>
+    <w:p>
+      <w:pPr>
+        <w:pStyle w:val="BodyText"/>
+      </w:pPr>
+      <w:r>
+        <w:t xml:space="preserve">프리야: 95. 오차 범위 안이야.</w:t>
+      </w:r>
+    </w:p>
+    <w:p>
+      <w:pPr>
+        <w:pStyle w:val="BodyText"/>
+      </w:pPr>
+      <w:r>
+        <w:t xml:space="preserve">마커스: 그러니까 입자 크기가 범인이었네.</w:t>
+      </w:r>
+    </w:p>
+    <w:p>
+      <w:pPr>
+        <w:pStyle w:val="BodyText"/>
+      </w:pPr>
+      <w:r>
+        <w:t xml:space="preserve">프리야: 주범이지. 되는 건 지키고, 안 되는 걸 고친다.</w:t>
+      </w:r>
+    </w:p>
+    <w:p>
+      <w:pPr>
+        <w:pStyle w:val="BodyText"/>
+      </w:pPr>
+      <w:r>
+        <w:t xml:space="preserve">노아: 이거 투자자 업데이트에 넣는다.</w:t>
+      </w:r>
+      <w:r>
+        <w:t xml:space="preserve"> </w:t>
+      </w:r>
+      <w:r>
+        <w:t xml:space="preserve">“</w:t>
+      </w:r>
+      <w:r>
+        <w:t xml:space="preserve">확인됨.</w:t>
+      </w:r>
+      <w:r>
+        <w:t xml:space="preserve">”</w:t>
+      </w:r>
+      <w:r>
+        <w:t xml:space="preserve"> </w:t>
+      </w:r>
+      <w:r>
+        <w:t xml:space="preserve">“</w:t>
+      </w:r>
+      <w:r>
+        <w:t xml:space="preserve">초기 신호</w:t>
+      </w:r>
+      <w:r>
+        <w:t xml:space="preserve">”</w:t>
+      </w:r>
+      <w:r>
+        <w:t xml:space="preserve">가 아니라.</w:t>
+      </w:r>
+    </w:p>
+    <w:p>
+      <w:pPr>
+        <w:pStyle w:val="BodyText"/>
+      </w:pPr>
+      <w:r>
+        <w:t xml:space="preserve">리타: 좋은 아침! 좋은 소식이에요, 마커스. 16번 실험대 월요일부터 쓰세요.</w:t>
+      </w:r>
+    </w:p>
+    <w:p>
+      <w:pPr>
+        <w:pStyle w:val="BodyText"/>
+      </w:pPr>
+      <w:r>
+        <w:t xml:space="preserve">마커스: 고마워요, 리타. 같은 조건으로요?</w:t>
+      </w:r>
+    </w:p>
+    <w:p>
+      <w:pPr>
+        <w:pStyle w:val="BodyText"/>
+      </w:pPr>
+      <w:r>
+        <w:t xml:space="preserve">리타: 같은 조건. 너무 욕심내지 마요.</w:t>
+      </w:r>
+    </w:p>
+    <w:p>
+      <w:pPr>
+        <w:pStyle w:val="BodyText"/>
+      </w:pPr>
+      <w:r>
+        <w:t xml:space="preserve">노아: 실험대 두 개. 그리고 오늘, 두 번째 실험대를 쓸 사람이 생길지도.</w:t>
+      </w:r>
+    </w:p>
+    <w:p>
+      <w:pPr>
+        <w:pStyle w:val="BodyText"/>
+      </w:pPr>
+      <w:r>
+        <w:t xml:space="preserve">프리야: 우리 첫 면접이야. 지원자보다 내가 더 떨려.</w:t>
+      </w:r>
+    </w:p>
     <w:bookmarkEnd w:id="32"/>
+    <w:bookmarkStart w:id="33" w:name="장면1-카페-면접-1"/>
+    <w:p>
+      <w:pPr>
+        <w:pStyle w:val="Heading3"/>
+      </w:pPr>
+      <w:r>
+        <w:t xml:space="preserve">장면1 — 카페 면접</w:t>
+      </w:r>
+    </w:p>
+    <w:p>
+      <w:pPr>
+        <w:pStyle w:val="FirstParagraph"/>
+      </w:pPr>
+      <w:r>
+        <w:t xml:space="preserve">레오: 안녕하세요. 레오 마르티네즈예요. 공정 화학자 면접 보러 왔어요.</w:t>
+      </w:r>
+    </w:p>
+    <w:p>
+      <w:pPr>
+        <w:pStyle w:val="BodyText"/>
+      </w:pPr>
+      <w:r>
+        <w:t xml:space="preserve">노아: 레오, 어서 와요. 노아 베넷이에요. 이쪽은 CTO 프리야 라만.</w:t>
+      </w:r>
+    </w:p>
+    <w:p>
+      <w:pPr>
+        <w:pStyle w:val="BodyText"/>
+      </w:pPr>
+      <w:r>
+        <w:t xml:space="preserve">레오: 라만 박사님. 박사님 논문 읽었어요. 4장은 두 번이요.</w:t>
+      </w:r>
+    </w:p>
+    <w:p>
+      <w:pPr>
+        <w:pStyle w:val="BodyText"/>
+      </w:pPr>
+      <w:r>
+        <w:t xml:space="preserve">프리야: 역사상 그 말을 한 세 번째 사람이네요.</w:t>
+      </w:r>
+    </w:p>
+    <w:p>
+      <w:pPr>
+        <w:pStyle w:val="BodyText"/>
+      </w:pPr>
+      <w:r>
+        <w:t xml:space="preserve">노아: 첫 번째는 저였어요. 커피 드실래요? 저희가 스타트업이라 커피숍이 사무실이에요.</w:t>
+      </w:r>
+    </w:p>
+    <w:p>
+      <w:pPr>
+        <w:pStyle w:val="BodyText"/>
+      </w:pPr>
+      <w:r>
+        <w:t xml:space="preserve">레오: 블랙으로요. 만나 주셔서 감사합니다.</w:t>
+      </w:r>
+    </w:p>
+    <w:p>
+      <w:pPr>
+        <w:pStyle w:val="BodyText"/>
+      </w:pPr>
+      <w:r>
+        <w:t xml:space="preserve">노아: 간단하게 시작하죠. 자기소개 부탁해요. 짧은 버전으로.</w:t>
+      </w:r>
+    </w:p>
+    <w:p>
+      <w:pPr>
+        <w:pStyle w:val="BodyText"/>
+      </w:pPr>
+      <w:r>
+        <w:t xml:space="preserve">레오: 스물아홉 살이에요. 화학공학자고요. 휴스턴의 위탁생산업체에서 5년 일했어요.</w:t>
+      </w:r>
+    </w:p>
+    <w:p>
+      <w:pPr>
+        <w:pStyle w:val="BodyText"/>
+      </w:pPr>
+      <w:r>
+        <w:t xml:space="preserve">프리야: 거기서 뭘 만들었어요?</w:t>
+      </w:r>
+    </w:p>
+    <w:p>
+      <w:pPr>
+        <w:pStyle w:val="BodyText"/>
+      </w:pPr>
+      <w:r>
+        <w:t xml:space="preserve">레오: 주로 주사용 젤이요. 관절용, 안과용. 제 일은 스케일업이었어요.</w:t>
+      </w:r>
+    </w:p>
+    <w:p>
+      <w:pPr>
+        <w:pStyle w:val="BodyText"/>
+      </w:pPr>
+      <w:r>
+        <w:t xml:space="preserve">노아: 스케일업. 쉬운 말로 하면요?</w:t>
+      </w:r>
+    </w:p>
+    <w:p>
+      <w:pPr>
+        <w:pStyle w:val="BodyText"/>
+      </w:pPr>
+      <w:r>
+        <w:t xml:space="preserve">레오: 실험실 1리터짜리 레시피를 공장 1,000리터로 키우는 거예요.</w:t>
+      </w:r>
+    </w:p>
+    <w:p>
+      <w:pPr>
+        <w:pStyle w:val="BodyText"/>
+      </w:pPr>
+      <w:r>
+        <w:t xml:space="preserve">프리야: 딱 저희한테 필요한 거네요. 안정적인 직장을 왜 떠나요?</w:t>
+      </w:r>
+    </w:p>
+    <w:p>
+      <w:pPr>
+        <w:pStyle w:val="BodyText"/>
+      </w:pPr>
+      <w:r>
+        <w:t xml:space="preserve">레오: 남의 레시피를 따라 하는 건 잘해요. 많이 스케일업해 봤죠. 하지만 처음부터 하나를 만들어 본 적은 없어요. 지금 해 보지 않으면 아마 영영 못 할 거예요.</w:t>
+      </w:r>
+    </w:p>
+    <w:p>
+      <w:pPr>
+        <w:pStyle w:val="BodyText"/>
+      </w:pPr>
+      <w:r>
+        <w:t xml:space="preserve">노아: 특히 저희에게 끌린 이유가 뭐예요?</w:t>
+      </w:r>
+    </w:p>
+    <w:p>
+      <w:pPr>
+        <w:pStyle w:val="BodyText"/>
+      </w:pPr>
+      <w:r>
+        <w:t xml:space="preserve">레오: 문제 자체요. 빠른 용해는 어려운 화학이에요. 아무도 못 풀었죠.</w:t>
+      </w:r>
+    </w:p>
+    <w:p>
+      <w:pPr>
+        <w:pStyle w:val="BodyText"/>
+      </w:pPr>
+      <w:r>
+        <w:t xml:space="preserve">프리야: 아직은 아무도.</w:t>
+      </w:r>
+    </w:p>
+    <w:p>
+      <w:pPr>
+        <w:pStyle w:val="BodyText"/>
+      </w:pPr>
+      <w:r>
+        <w:t xml:space="preserve">레오: 아직은 아무도요. 그리고 솔직히 채용 공고가 웃겼어요.</w:t>
+      </w:r>
+      <w:r>
+        <w:t xml:space="preserve"> </w:t>
+      </w:r>
+      <w:r>
+        <w:t xml:space="preserve">“</w:t>
+      </w:r>
+      <w:r>
+        <w:t xml:space="preserve">공용 멸균기 하나를 견딜 수 있어야 함.</w:t>
+      </w:r>
+      <w:r>
+        <w:t xml:space="preserve">”</w:t>
+      </w:r>
+    </w:p>
+    <w:p>
+      <w:pPr>
+        <w:pStyle w:val="BodyText"/>
+      </w:pPr>
+      <w:r>
+        <w:t xml:space="preserve">프리야: 그 문장은 마커스가 썼어요. 저희 COO요. 엄청 자랑스러워해요.</w:t>
+      </w:r>
+    </w:p>
+    <w:p>
+      <w:pPr>
+        <w:pStyle w:val="BodyText"/>
+      </w:pPr>
+      <w:r>
+        <w:t xml:space="preserve">노아: 좋아요. 이제 행동 기반 질문 몇 개요. 배치가 실패했던 때를 말해 줘요.</w:t>
+      </w:r>
+    </w:p>
+    <w:p>
+      <w:pPr>
+        <w:pStyle w:val="BodyText"/>
+      </w:pPr>
+      <w:r>
+        <w:t xml:space="preserve">레오: 2년 전이요. 관절 젤이었어요. 세균 검사가 양성으로 나왔죠.</w:t>
+      </w:r>
+    </w:p>
+    <w:p>
+      <w:pPr>
+        <w:pStyle w:val="BodyText"/>
+      </w:pPr>
+      <w:r>
+        <w:t xml:space="preserve">프리야: 그다음엔 뭘 했어요?</w:t>
+      </w:r>
+    </w:p>
+    <w:p>
+      <w:pPr>
+        <w:pStyle w:val="BodyText"/>
+      </w:pPr>
+      <w:r>
+        <w:t xml:space="preserve">레오: 라인을 세웠어요. 금요일 밤에요. 매니저가 좋아하지 않았죠.</w:t>
+      </w:r>
+    </w:p>
+    <w:p>
+      <w:pPr>
+        <w:pStyle w:val="BodyText"/>
+      </w:pPr>
+      <w:r>
+        <w:t xml:space="preserve">노아: 왜 안 좋아했어요?</w:t>
+      </w:r>
+    </w:p>
+    <w:p>
+      <w:pPr>
+        <w:pStyle w:val="BodyText"/>
+      </w:pPr>
+      <w:r>
+        <w:t xml:space="preserve">레오: 라인을 세우면 돈이 드니까요.</w:t>
+      </w:r>
+      <w:r>
+        <w:t xml:space="preserve"> </w:t>
+      </w:r>
+      <w:r>
+        <w:t xml:space="preserve">“</w:t>
+      </w:r>
+      <w:r>
+        <w:t xml:space="preserve">월요일에 다시 검사하자</w:t>
+      </w:r>
+      <w:r>
+        <w:t xml:space="preserve">”</w:t>
+      </w:r>
+      <w:r>
+        <w:t xml:space="preserve">고 했어요.</w:t>
+      </w:r>
+    </w:p>
+    <w:p>
+      <w:pPr>
+        <w:pStyle w:val="BodyText"/>
+      </w:pPr>
+      <w:r>
+        <w:t xml:space="preserve">프리야: 그런데 기다리지 않았군요.</w:t>
+      </w:r>
+    </w:p>
+    <w:p>
+      <w:pPr>
+        <w:pStyle w:val="BodyText"/>
+      </w:pPr>
+      <w:r>
+        <w:t xml:space="preserve">레오: 네. 그날 밤 원인을 찾았어요. 탱크 밀봉 부분에 금이 가서 세균이 들어오고 있었어요. 월요일까지 기다렸다면 그 탱크를 거친 배치는 전부 오염됐을 거예요. 바로 고쳤죠.</w:t>
+      </w:r>
+    </w:p>
+    <w:p>
+      <w:pPr>
+        <w:pStyle w:val="BodyText"/>
+      </w:pPr>
+      <w:r>
+        <w:t xml:space="preserve">노아: 결과는요?</w:t>
+      </w:r>
+    </w:p>
+    <w:p>
+      <w:pPr>
+        <w:pStyle w:val="BodyText"/>
+      </w:pPr>
+      <w:r>
+        <w:t xml:space="preserve">레오: 배치 다섯 개 대신 하나만 버렸어요. 매니저가 고맙다고 하더라고요. 화요일에.</w:t>
+      </w:r>
+    </w:p>
+    <w:p>
+      <w:pPr>
+        <w:pStyle w:val="BodyText"/>
+      </w:pPr>
+      <w:r>
+        <w:t xml:space="preserve">프리야: 뭘 배웠어요?</w:t>
+      </w:r>
+    </w:p>
+    <w:p>
+      <w:pPr>
+        <w:pStyle w:val="BodyText"/>
+      </w:pPr>
+      <w:r>
+        <w:t xml:space="preserve">레오: 문제를 숨기느니 찾아내는 게 낫다는 거요. 비용이 들더라도.</w:t>
+      </w:r>
+    </w:p>
+    <w:p>
+      <w:pPr>
+        <w:pStyle w:val="BodyText"/>
+      </w:pPr>
+      <w:r>
+        <w:t xml:space="preserve">노아: 좋은 대답이에요. 다음. 상사와 의견이 달랐던 때를 말해 줘요.</w:t>
+      </w:r>
+    </w:p>
+    <w:p>
+      <w:pPr>
+        <w:pStyle w:val="BodyText"/>
+      </w:pPr>
+      <w:r>
+        <w:t xml:space="preserve">레오: 음. 사실 그 금요일 밤이요. 같은 이야기예요.</w:t>
+      </w:r>
+    </w:p>
+    <w:p>
+      <w:pPr>
+        <w:pStyle w:val="BodyText"/>
+      </w:pPr>
+      <w:r>
+        <w:t xml:space="preserve">프리야: 어떻게 반대했어요? 뭐라고 말했어요?</w:t>
+      </w:r>
+    </w:p>
+    <w:p>
+      <w:pPr>
+        <w:pStyle w:val="BodyText"/>
+      </w:pPr>
+      <w:r>
+        <w:t xml:space="preserve">레오:</w:t>
+      </w:r>
+      <w:r>
+        <w:t xml:space="preserve"> </w:t>
+      </w:r>
+      <w:r>
+        <w:t xml:space="preserve">“</w:t>
+      </w:r>
+      <w:r>
+        <w:t xml:space="preserve">비용은 이해합니다. 하지만 확실해질 때까지 남겠습니다.</w:t>
+      </w:r>
+      <w:r>
+        <w:t xml:space="preserve">”</w:t>
+      </w:r>
+      <w:r>
+        <w:t xml:space="preserve"> </w:t>
+      </w:r>
+      <w:r>
+        <w:t xml:space="preserve">침착하게요.</w:t>
+      </w:r>
+    </w:p>
+    <w:bookmarkEnd w:id="33"/>
+    <w:bookmarkStart w:id="34" w:name="장면2-역지원자의-질문-그리고-개인-사정-1"/>
+    <w:p>
+      <w:pPr>
+        <w:pStyle w:val="Heading3"/>
+      </w:pPr>
+      <w:r>
+        <w:t xml:space="preserve">장면2 — 역지원자의 질문, 그리고 개인 사정</w:t>
+      </w:r>
+    </w:p>
+    <w:p>
+      <w:pPr>
+        <w:pStyle w:val="FirstParagraph"/>
+      </w:pPr>
+      <w:r>
+        <w:t xml:space="preserve">노아: 좋아요. 이제 레오 차례예요. 저희한테 궁금한 거 있어요?</w:t>
+      </w:r>
+    </w:p>
+    <w:p>
+      <w:pPr>
+        <w:pStyle w:val="BodyText"/>
+      </w:pPr>
+      <w:r>
+        <w:t xml:space="preserve">레오: 질문 세 개요. 첫째, 돈이 얼마나 있으세요?</w:t>
+      </w:r>
+    </w:p>
+    <w:p>
+      <w:pPr>
+        <w:pStyle w:val="BodyText"/>
+      </w:pPr>
+      <w:r>
+        <w:t xml:space="preserve">노아: 직설적이네요. 좋아요. 프리시드로 받은 150만 달러요. 지금 지출 속도라면 런웨이는 약 18개월이고, 이번 채용은 이미 예산에 들어 있어요.</w:t>
+      </w:r>
+    </w:p>
+    <w:p>
+      <w:pPr>
+        <w:pStyle w:val="BodyText"/>
+      </w:pPr>
+      <w:r>
+        <w:t xml:space="preserve">레오: 18개월 후엔요?</w:t>
+      </w:r>
+    </w:p>
+    <w:p>
+      <w:pPr>
+        <w:pStyle w:val="BodyText"/>
+      </w:pPr>
+      <w:r>
+        <w:t xml:space="preserve">노아: 시드 라운드요. 다음 달부터 대화를 시작해요.</w:t>
+      </w:r>
+    </w:p>
+    <w:p>
+      <w:pPr>
+        <w:pStyle w:val="BodyText"/>
+      </w:pPr>
+      <w:r>
+        <w:t xml:space="preserve">레오: 둘째 질문. 화학이 안 되면 어떻게 돼요?</w:t>
+      </w:r>
+    </w:p>
+    <w:p>
+      <w:pPr>
+        <w:pStyle w:val="BodyText"/>
+      </w:pPr>
+      <w:r>
+        <w:t xml:space="preserve">프리야: 그럼 다시 설계해요. 다시 설계해도 실패하면 멈추고요. 데이터가 결정해요.</w:t>
+      </w:r>
+    </w:p>
+    <w:p>
+      <w:pPr>
+        <w:pStyle w:val="BodyText"/>
+      </w:pPr>
+      <w:r>
+        <w:t xml:space="preserve">레오: 정말 멈추실 거예요?</w:t>
+      </w:r>
+    </w:p>
+    <w:p>
+      <w:pPr>
+        <w:pStyle w:val="BodyText"/>
+      </w:pPr>
+      <w:r>
+        <w:t xml:space="preserve">프리야: 우리 첫 번째 원칙이</w:t>
+      </w:r>
+      <w:r>
+        <w:t xml:space="preserve"> </w:t>
+      </w:r>
+      <w:r>
+        <w:t xml:space="preserve">“</w:t>
+      </w:r>
+      <w:r>
+        <w:t xml:space="preserve">무엇보다 해를 끼치지 말 것</w:t>
+      </w:r>
+      <w:r>
+        <w:t xml:space="preserve">”</w:t>
+      </w:r>
+      <w:r>
+        <w:t xml:space="preserve">이에요. 엘레나의 원칙인데, 레오의 커리어를 낭비하는 것도 포함돼요. 데이터가 멈추라고 하면 멈추고, 마지막 순간이 아니라 미리 솔직하게 말씀드릴 거예요.</w:t>
+      </w:r>
+    </w:p>
+    <w:p>
+      <w:pPr>
+        <w:pStyle w:val="BodyText"/>
+      </w:pPr>
+      <w:r>
+        <w:t xml:space="preserve">레오: 그건… 예상 못 한 대답이네요. 감사해요.</w:t>
+      </w:r>
+    </w:p>
+    <w:p>
+      <w:pPr>
+        <w:pStyle w:val="BodyText"/>
+      </w:pPr>
+      <w:r>
+        <w:t xml:space="preserve">노아: 그리고 세 번째 질문은요?</w:t>
+      </w:r>
+    </w:p>
+    <w:p>
+      <w:pPr>
+        <w:pStyle w:val="BodyText"/>
+      </w:pPr>
+      <w:r>
+        <w:t xml:space="preserve">레오: 건강보험이요. 아내 애나가 임신 중이에요. 첫아이고요. 4월 출산 예정이에요.</w:t>
+      </w:r>
+    </w:p>
+    <w:p>
+      <w:pPr>
+        <w:pStyle w:val="BodyText"/>
+      </w:pPr>
+      <w:r>
+        <w:t xml:space="preserve">프리야: 축하해요! 정말 좋은 소식이네요.</w:t>
+      </w:r>
+    </w:p>
+    <w:p>
+      <w:pPr>
+        <w:pStyle w:val="BodyText"/>
+      </w:pPr>
+      <w:r>
+        <w:t xml:space="preserve">레오: 감사합니다. 그래서 보험 없는 회사엔 갈 수가 없어요. 지금은요. 솔직히 이 일 정말 하고 싶어요. 하지만 임신한 애나한테 병원비 걱정까지 하게 할 수는 없어요.</w:t>
+      </w:r>
+    </w:p>
+    <w:p>
+      <w:pPr>
+        <w:pStyle w:val="BodyText"/>
+      </w:pPr>
+      <w:r>
+        <w:t xml:space="preserve">노아: 이해해요. 마커스가 지금 복리후생을 세팅하고 있어요. PEO를 통해서요.</w:t>
+      </w:r>
+    </w:p>
+    <w:p>
+      <w:pPr>
+        <w:pStyle w:val="BodyText"/>
+      </w:pPr>
+      <w:r>
+        <w:t xml:space="preserve">레오: PEO요. 작은 회사의 인사 업무를 대신해 주는 회사요?</w:t>
+      </w:r>
+    </w:p>
+    <w:p>
+      <w:pPr>
+        <w:pStyle w:val="BodyText"/>
+      </w:pPr>
+      <w:r>
+        <w:t xml:space="preserve">노아: 맞아요. 대기업 수준 보험 플랜을 쓸 수 있게 해 줘요. 1월부터요.</w:t>
+      </w:r>
+    </w:p>
+    <w:p>
+      <w:pPr>
+        <w:pStyle w:val="BodyText"/>
+      </w:pPr>
+      <w:r>
+        <w:t xml:space="preserve">레오: 출산도 보장돼요? 병원 출산이요?</w:t>
+      </w:r>
+    </w:p>
+    <w:p>
+      <w:pPr>
+        <w:pStyle w:val="BodyText"/>
+      </w:pPr>
+      <w:r>
+        <w:t xml:space="preserve">노아: 정확한 플랜 내용을 서면으로 드릴게요. 오늘 중으로요.</w:t>
+      </w:r>
+    </w:p>
+    <w:p>
+      <w:pPr>
+        <w:pStyle w:val="BodyText"/>
+      </w:pPr>
+      <w:r>
+        <w:t xml:space="preserve">프리야:</w:t>
+      </w:r>
+      <w:r>
+        <w:t xml:space="preserve"> </w:t>
+      </w:r>
+      <w:r>
+        <w:t xml:space="preserve">“</w:t>
+      </w:r>
+      <w:r>
+        <w:t xml:space="preserve">서면으로</w:t>
+      </w:r>
+      <w:r>
+        <w:t xml:space="preserve">”</w:t>
+      </w:r>
+      <w:r>
+        <w:t xml:space="preserve">는 우리 변호사한테 배운 거예요. 요즘 제일 좋아하는 표현이에요.</w:t>
+      </w:r>
+    </w:p>
+    <w:p>
+      <w:pPr>
+        <w:pStyle w:val="BodyText"/>
+      </w:pPr>
+      <w:r>
+        <w:t xml:space="preserve">레오: 좋네요. 애나가 한 페이지도 빠짐없이 읽고 싶어 할 거예요.</w:t>
+      </w:r>
+    </w:p>
+    <w:p>
+      <w:pPr>
+        <w:pStyle w:val="BodyText"/>
+      </w:pPr>
+      <w:r>
+        <w:t xml:space="preserve">노아: 희망 연봉을 여쭤봐도 될까요?</w:t>
+      </w:r>
+    </w:p>
+    <w:p>
+      <w:pPr>
+        <w:pStyle w:val="BodyText"/>
+      </w:pPr>
+      <w:r>
+        <w:t xml:space="preserve">레오: 지금 13만 8천 달러 받아요. 리스크를 고려하면 15만 달러를 바라요.</w:t>
+      </w:r>
+    </w:p>
+    <w:p>
+      <w:pPr>
+        <w:pStyle w:val="BodyText"/>
+      </w:pPr>
+      <w:r>
+        <w:t xml:space="preserve">노아: 그렇게 요청할 만해요. 저희 예산은 13만 5천이었어요. 지분은 별도고요.</w:t>
+      </w:r>
+    </w:p>
+    <w:p>
+      <w:pPr>
+        <w:pStyle w:val="BodyText"/>
+      </w:pPr>
+      <w:r>
+        <w:t xml:space="preserve">레오: 지분은 얼마나요? 그리고 어떤 형태로요?</w:t>
+      </w:r>
+    </w:p>
+    <w:p>
+      <w:pPr>
+        <w:pStyle w:val="BodyText"/>
+      </w:pPr>
+      <w:r>
+        <w:t xml:space="preserve">프리야: 스톡옵션이요. 어떻게 작동하는지 아세요?</w:t>
+      </w:r>
+    </w:p>
+    <w:p>
+      <w:pPr>
+        <w:pStyle w:val="BodyText"/>
+      </w:pPr>
+      <w:r>
+        <w:t xml:space="preserve">레오: 대략요. 나중에 주식을 오늘 가격으로 살 수 있는 권리.</w:t>
+      </w:r>
+    </w:p>
+    <w:p>
+      <w:pPr>
+        <w:pStyle w:val="BodyText"/>
+      </w:pPr>
+      <w:r>
+        <w:t xml:space="preserve">노아: 맞아요. 그 가격을 행사가라고 해요. 저희가 작고 위험한 회사라서 지금은 아주 낮아요. Veyra가 성공하면, 주식 가치가 산 가격보다 훨씬 높아지는 거죠.</w:t>
+      </w:r>
+    </w:p>
+    <w:p>
+      <w:pPr>
+        <w:pStyle w:val="BodyText"/>
+      </w:pPr>
+      <w:r>
+        <w:t xml:space="preserve">레오: 그러니까 리스크가 클수록 조건이 좋은 거네요. 잘되기만 하면요.</w:t>
+      </w:r>
+    </w:p>
+    <w:p>
+      <w:pPr>
+        <w:pStyle w:val="BodyText"/>
+      </w:pPr>
+      <w:r>
+        <w:t xml:space="preserve">노아: 그게 핵심이에요. 창업자와 같은 베스팅이에요. 4년, 1년 클리프.</w:t>
+      </w:r>
+    </w:p>
+    <w:bookmarkEnd w:id="34"/>
+    <w:bookmarkStart w:id="35" w:name="절정전환-오후-5시-채용-결정-1"/>
+    <w:p>
+      <w:pPr>
+        <w:pStyle w:val="Heading3"/>
+      </w:pPr>
+      <w:r>
+        <w:t xml:space="preserve">절정·전환 — 오후 5시, 채용 결정</w:t>
+      </w:r>
+    </w:p>
+    <w:p>
+      <w:pPr>
+        <w:pStyle w:val="FirstParagraph"/>
+      </w:pPr>
+      <w:r>
+        <w:t xml:space="preserve">마커스: 그래서? 어땠어? 1에서 10까지 점수 매겨 봐.</w:t>
+      </w:r>
+    </w:p>
+    <w:p>
+      <w:pPr>
+        <w:pStyle w:val="BodyText"/>
+      </w:pPr>
+      <w:r>
+        <w:t xml:space="preserve">프리야: 9점. 내 논문을 읽었어. 그것만으로 최소 1점이야.</w:t>
+      </w:r>
+    </w:p>
+    <w:p>
+      <w:pPr>
+        <w:pStyle w:val="BodyText"/>
+      </w:pPr>
+      <w:r>
+        <w:t xml:space="preserve">노아: 8.5점. 기술력 탄탄하고. 정직하고. 압박 속에서도 침착해.</w:t>
+      </w:r>
+    </w:p>
+    <w:p>
+      <w:pPr>
+        <w:pStyle w:val="BodyText"/>
+      </w:pPr>
+      <w:r>
+        <w:t xml:space="preserve">마커스: 위험 신호는?</w:t>
+      </w:r>
+    </w:p>
+    <w:p>
+      <w:pPr>
+        <w:pStyle w:val="BodyText"/>
+      </w:pPr>
+      <w:r>
+        <w:t xml:space="preserve">노아: 딱히 없어요. 아내가 임신 중이라 보험이 필요해요. 그건 위험 신호가 아니죠.</w:t>
+      </w:r>
+    </w:p>
+    <w:p>
+      <w:pPr>
+        <w:pStyle w:val="BodyText"/>
+      </w:pPr>
+      <w:r>
+        <w:t xml:space="preserve">마커스: 아니지. 그건 책임감 있는 사람이라는 거야. 좋은 신호.</w:t>
+      </w:r>
+    </w:p>
+    <w:p>
+      <w:pPr>
+        <w:pStyle w:val="BodyText"/>
+      </w:pPr>
+      <w:r>
+        <w:t xml:space="preserve">프리야: 실패한 배치 얘기는 내가 들어 본 최고의 대답이었어.</w:t>
+      </w:r>
+    </w:p>
+    <w:p>
+      <w:pPr>
+        <w:pStyle w:val="BodyText"/>
+      </w:pPr>
+      <w:r>
+        <w:t xml:space="preserve">마커스: 금요일 밤에 라인을 세웠다고? 그것 하나만으로도 뽑겠어. 내가 있던 공장에선, 문제를 숨긴 사람들이 문제를 찾아낸 사람들보다 훨씬 큰 손해를 끼쳤어.</w:t>
+      </w:r>
+    </w:p>
+    <w:p>
+      <w:pPr>
+        <w:pStyle w:val="BodyText"/>
+      </w:pPr>
+      <w:r>
+        <w:t xml:space="preserve">노아: 문제는 연봉이에요. 15만을 요청했는데 예산은 13만 5천이에요.</w:t>
+      </w:r>
+    </w:p>
+    <w:p>
+      <w:pPr>
+        <w:pStyle w:val="BodyText"/>
+      </w:pPr>
+      <w:r>
+        <w:t xml:space="preserve">마커스: 데니스가 뭘 가르쳤지? 풀이 과정을 보여 줘.</w:t>
+      </w:r>
+    </w:p>
+    <w:p>
+      <w:pPr>
+        <w:pStyle w:val="BodyText"/>
+      </w:pPr>
+      <w:r>
+        <w:t xml:space="preserve">노아: 1년에 1만 5천 더. 18개월이면 약 2만 2천 달러예요. 많아 보이지만, 전체 런웨이에 비하면 작은 숫자예요.</w:t>
+      </w:r>
+    </w:p>
+    <w:p>
+      <w:pPr>
+        <w:pStyle w:val="BodyText"/>
+      </w:pPr>
+      <w:r>
+        <w:t xml:space="preserve">프리야: 런웨이 2주야. 맞는 사람을 위해서라면.</w:t>
+      </w:r>
+    </w:p>
+    <w:p>
+      <w:pPr>
+        <w:pStyle w:val="BodyText"/>
+      </w:pPr>
+      <w:r>
+        <w:t xml:space="preserve">마커스: 중간에서 만날 수 있을까? 14만 2천. 대신 옵션을 더 주고.</w:t>
+      </w:r>
+    </w:p>
+    <w:p>
+      <w:pPr>
+        <w:pStyle w:val="BodyText"/>
+      </w:pPr>
+      <w:r>
+        <w:t xml:space="preserve">노아: 옵션을 얼마나요?</w:t>
+      </w:r>
+    </w:p>
+    <w:p>
+      <w:pPr>
+        <w:pStyle w:val="BodyText"/>
+      </w:pPr>
+      <w:r>
+        <w:t xml:space="preserve">프리야: 회사의 1퍼센트. 4년에 걸쳐 베스팅.</w:t>
+      </w:r>
+    </w:p>
+    <w:p>
+      <w:pPr>
+        <w:pStyle w:val="BodyText"/>
+      </w:pPr>
+      <w:r>
+        <w:t xml:space="preserve">노아: 첫 직원에게 1퍼센트. 적절한 것 같아.</w:t>
+      </w:r>
+    </w:p>
+    <w:p>
+      <w:pPr>
+        <w:pStyle w:val="BodyText"/>
+      </w:pPr>
+      <w:r>
+        <w:t xml:space="preserve">마커스: 그리고 1월부터 보험. 서명 전에 서면으로.</w:t>
+      </w:r>
+    </w:p>
+    <w:p>
+      <w:pPr>
+        <w:pStyle w:val="BodyText"/>
+      </w:pPr>
+      <w:r>
+        <w:t xml:space="preserve">노아: 동의해요. 내일 아침에 전화할게요.</w:t>
+      </w:r>
+    </w:p>
+    <w:p>
+      <w:pPr>
+        <w:pStyle w:val="BodyText"/>
+      </w:pPr>
+      <w:r>
+        <w:t xml:space="preserve">프리야: 잠깐. 누가 레오 매니저가 되는 거야? 나?</w:t>
+      </w:r>
+    </w:p>
+    <w:p>
+      <w:pPr>
+        <w:pStyle w:val="BodyText"/>
+      </w:pPr>
+      <w:r>
+        <w:t xml:space="preserve">노아: 넌 CTO잖아. 당연히 너지.</w:t>
+      </w:r>
+    </w:p>
+    <w:p>
+      <w:pPr>
+        <w:pStyle w:val="BodyText"/>
+      </w:pPr>
+      <w:r>
+        <w:t xml:space="preserve">프리야: 난 누굴 관리해 본 적이 없어. 시험관만 관리해 봤지. 내가 너무 직설적이면 어떡해? 아니면 그게 더 빠르다고 전부 내가 해 버리면? 나쁜 매니저들이 그러는 거 봤거든.</w:t>
+      </w:r>
+    </w:p>
+    <w:p>
+      <w:pPr>
+        <w:pStyle w:val="BodyText"/>
+      </w:pPr>
+      <w:r>
+        <w:t xml:space="preserve">마커스: 시험관은 말대꾸를 안 하지. 사람은 해. 배우게 될 거야.</w:t>
+      </w:r>
+    </w:p>
+    <w:p>
+      <w:pPr>
+        <w:pStyle w:val="BodyText"/>
+      </w:pPr>
+      <w:r>
+        <w:t xml:space="preserve">프리야: 조언 있어요?</w:t>
+      </w:r>
+    </w:p>
+    <w:p>
+      <w:pPr>
+        <w:pStyle w:val="BodyText"/>
+      </w:pPr>
+      <w:r>
+        <w:t xml:space="preserve">마커스:</w:t>
+      </w:r>
+      <w:r>
+        <w:t xml:space="preserve"> </w:t>
+      </w:r>
+      <w:r>
+        <w:t xml:space="preserve">“</w:t>
+      </w:r>
+      <w:r>
+        <w:t xml:space="preserve">잘한다</w:t>
+      </w:r>
+      <w:r>
+        <w:t xml:space="preserve">”</w:t>
+      </w:r>
+      <w:r>
+        <w:t xml:space="preserve">는 게 어떤 건지 알려 줘. 그다음엔 방해하지 마. 군대에선 그걸 지휘관 의도라고 불렀어. 목표는 분명하게 주고, 길은 병사가 찾게 하는 거지.</w:t>
+      </w:r>
+    </w:p>
+    <w:p>
+      <w:pPr>
+        <w:pStyle w:val="BodyText"/>
+      </w:pPr>
+      <w:r>
+        <w:t xml:space="preserve">프리야:</w:t>
+      </w:r>
+      <w:r>
+        <w:t xml:space="preserve"> </w:t>
+      </w:r>
+      <w:r>
+        <w:t xml:space="preserve">“</w:t>
+      </w:r>
+      <w:r>
+        <w:t xml:space="preserve">잘한다는 게 어떤 건지.</w:t>
+      </w:r>
+      <w:r>
+        <w:t xml:space="preserve">”</w:t>
+      </w:r>
+      <w:r>
+        <w:t xml:space="preserve"> </w:t>
+      </w:r>
+      <w:r>
+        <w:t xml:space="preserve">적어 둘게요.</w:t>
+      </w:r>
+    </w:p>
+    <w:bookmarkEnd w:id="35"/>
+    <w:bookmarkStart w:id="36" w:name="마무리-다음-날-오전-오퍼-전화-1"/>
+    <w:p>
+      <w:pPr>
+        <w:pStyle w:val="Heading3"/>
+      </w:pPr>
+      <w:r>
+        <w:t xml:space="preserve">마무리 — 다음 날 오전, 오퍼 전화</w:t>
+      </w:r>
+    </w:p>
+    <w:p>
+      <w:pPr>
+        <w:pStyle w:val="FirstParagraph"/>
+      </w:pPr>
+      <w:r>
+        <w:t xml:space="preserve">레오: 여보세요? 레오입니다.</w:t>
+      </w:r>
+    </w:p>
+    <w:p>
+      <w:pPr>
+        <w:pStyle w:val="BodyText"/>
+      </w:pPr>
+      <w:r>
+        <w:t xml:space="preserve">노아: 레오, Veyra의 노아예요. 잠깐 통화 괜찮아요?</w:t>
+      </w:r>
+    </w:p>
+    <w:p>
+      <w:pPr>
+        <w:pStyle w:val="BodyText"/>
+      </w:pPr>
+      <w:r>
+        <w:t xml:space="preserve">레오: 물론이죠. 아침 내내 핸드폰만 보고 있었어요.</w:t>
+      </w:r>
+    </w:p>
+    <w:p>
+      <w:pPr>
+        <w:pStyle w:val="BodyText"/>
+      </w:pPr>
+      <w:r>
+        <w:t xml:space="preserve">노아: 그 자리를 제안드리고 싶어요. 공정 화학자. 1호 직원으로.</w:t>
+      </w:r>
+    </w:p>
+    <w:p>
+      <w:pPr>
+        <w:pStyle w:val="BodyText"/>
+      </w:pPr>
+      <w:r>
+        <w:t xml:space="preserve">레오: 1호 직원. 와. 조건이 어떻게 되나요?</w:t>
+      </w:r>
+    </w:p>
+    <w:p>
+      <w:pPr>
+        <w:pStyle w:val="BodyText"/>
+      </w:pPr>
+      <w:r>
+        <w:t xml:space="preserve">노아: 연봉 14만 2천. 스톡옵션 1퍼센트. 4년 베스팅.</w:t>
+      </w:r>
+    </w:p>
+    <w:p>
+      <w:pPr>
+        <w:pStyle w:val="BodyText"/>
+      </w:pPr>
+      <w:r>
+        <w:t xml:space="preserve">레오: 14만 2천. 그리고 보험은요?</w:t>
+      </w:r>
+    </w:p>
+    <w:p>
+      <w:pPr>
+        <w:pStyle w:val="BodyText"/>
+      </w:pPr>
+      <w:r>
+        <w:t xml:space="preserve">노아: 1월 1일부터요. 출산 포함이에요. 플랜은 지금 메일함에 있어요.</w:t>
+      </w:r>
+    </w:p>
+    <w:p>
+      <w:pPr>
+        <w:pStyle w:val="BodyText"/>
+      </w:pPr>
+      <w:r>
+        <w:t xml:space="preserve">레오: 오늘 밤 애나랑 읽어 볼게요. 내일 답해도 될까요?</w:t>
+      </w:r>
+    </w:p>
+    <w:p>
+      <w:pPr>
+        <w:pStyle w:val="BodyText"/>
+      </w:pPr>
+      <w:r>
+        <w:t xml:space="preserve">노아: 물론이죠. 천천히 하세요. 궁금한 건 뭐든 물어보시고요.</w:t>
+      </w:r>
+    </w:p>
+    <w:p>
+      <w:pPr>
+        <w:pStyle w:val="BodyText"/>
+      </w:pPr>
+      <w:r>
+        <w:t xml:space="preserve">레오: 지금 하나만요. 왜 14만 2천이에요? 13만 5천도 15만도 아니고?</w:t>
+      </w:r>
+    </w:p>
+    <w:p>
+      <w:pPr>
+        <w:pStyle w:val="BodyText"/>
+      </w:pPr>
+      <w:r>
+        <w:t xml:space="preserve">노아: 솔직히요? 중간에서 만났어요. 요청하신 금액은 합당했지만, 저희 예산이 빠듯해요. 그래서 균형을 맞추려고 옵션을 더 넣었어요. Veyra가 이기면, 레오도 더 많이 가져가는 거예요.</w:t>
+      </w:r>
+    </w:p>
+    <w:p>
+      <w:pPr>
+        <w:pStyle w:val="BodyText"/>
+      </w:pPr>
+      <w:r>
+        <w:t xml:space="preserve">레오: 솔직하게 말씀해 주셔서 감사해요. 애나도 그럴 거예요.</w:t>
+      </w:r>
+    </w:p>
+    <w:p>
+      <w:pPr>
+        <w:pStyle w:val="BodyText"/>
+      </w:pPr>
+      <w:r>
+        <w:t xml:space="preserve">노아: 내일 얘기해요, 레오. 그리고 아기 소식 축하해요.</w:t>
+      </w:r>
+    </w:p>
+    <w:p>
+      <w:pPr>
+        <w:pStyle w:val="BodyText"/>
+      </w:pPr>
+      <w:r>
+        <w:t xml:space="preserve">레오: 감사해요, 노아. 곧 축하할 일이 두 개 생길지도 몰라요.</w:t>
+      </w:r>
+    </w:p>
+    <w:bookmarkEnd w:id="36"/>
+    <w:bookmarkEnd w:id="37"/>
+    <w:bookmarkEnd w:id="38"/>
     <w:sectPr/>
   </w:body>
 </w:document>
@@ -3877,583 +3824,8 @@
       </w:pPr>
     </w:lvl>
   </w:abstractNum>
-  <w:abstractNum w:abstractNumId="99411">
-    <w:nsid w:val="A99411"/>
-    <w:multiLevelType w:val="multilevel"/>
-    <w:lvl w:ilvl="0">
-      <w:start w:val="1"/>
-      <w:numFmt w:val="decimal"/>
-      <w:lvlText w:val="%1."/>
-      <w:lvlJc w:val="left"/>
-      <w:pPr>
-        <w:ind w:left="720" w:hanging="480"/>
-      </w:pPr>
-    </w:lvl>
-    <w:lvl w:ilvl="1">
-      <w:start w:val="1"/>
-      <w:numFmt w:val="decimal"/>
-      <w:lvlText w:val="%2."/>
-      <w:lvlJc w:val="left"/>
-      <w:pPr>
-        <w:ind w:left="1440" w:hanging="480"/>
-      </w:pPr>
-    </w:lvl>
-    <w:lvl w:ilvl="2">
-      <w:start w:val="1"/>
-      <w:numFmt w:val="decimal"/>
-      <w:lvlText w:val="%3."/>
-      <w:lvlJc w:val="left"/>
-      <w:pPr>
-        <w:ind w:left="2160" w:hanging="480"/>
-      </w:pPr>
-    </w:lvl>
-    <w:lvl w:ilvl="3">
-      <w:start w:val="1"/>
-      <w:numFmt w:val="decimal"/>
-      <w:lvlText w:val="%4."/>
-      <w:lvlJc w:val="left"/>
-      <w:pPr>
-        <w:ind w:left="2880" w:hanging="480"/>
-      </w:pPr>
-    </w:lvl>
-    <w:lvl w:ilvl="4">
-      <w:start w:val="1"/>
-      <w:numFmt w:val="decimal"/>
-      <w:lvlText w:val="%5."/>
-      <w:lvlJc w:val="left"/>
-      <w:pPr>
-        <w:ind w:left="3600" w:hanging="480"/>
-      </w:pPr>
-    </w:lvl>
-    <w:lvl w:ilvl="5">
-      <w:start w:val="1"/>
-      <w:numFmt w:val="decimal"/>
-      <w:lvlText w:val="%6."/>
-      <w:lvlJc w:val="left"/>
-      <w:pPr>
-        <w:ind w:left="4320" w:hanging="480"/>
-      </w:pPr>
-    </w:lvl>
-    <w:lvl w:ilvl="6">
-      <w:start w:val="1"/>
-      <w:numFmt w:val="decimal"/>
-      <w:lvlText w:val="%7."/>
-      <w:lvlJc w:val="left"/>
-      <w:pPr>
-        <w:ind w:left="5040" w:hanging="480"/>
-      </w:pPr>
-    </w:lvl>
-    <w:lvl w:ilvl="7">
-      <w:start w:val="1"/>
-      <w:numFmt w:val="decimal"/>
-      <w:lvlText w:val="%8."/>
-      <w:lvlJc w:val="left"/>
-      <w:pPr>
-        <w:ind w:left="5760" w:hanging="480"/>
-      </w:pPr>
-    </w:lvl>
-    <w:lvl w:ilvl="8">
-      <w:start w:val="1"/>
-      <w:numFmt w:val="decimal"/>
-      <w:lvlText w:val="%9."/>
-      <w:lvlJc w:val="left"/>
-      <w:pPr>
-        <w:ind w:left="6480" w:hanging="480"/>
-      </w:pPr>
-    </w:lvl>
-  </w:abstractNum>
-  <w:abstractNum w:abstractNumId="994116">
-    <w:nsid w:val="A994116"/>
-    <w:multiLevelType w:val="multilevel"/>
-    <w:lvl w:ilvl="0">
-      <w:start w:val="16"/>
-      <w:numFmt w:val="decimal"/>
-      <w:lvlText w:val="%1."/>
-      <w:lvlJc w:val="left"/>
-      <w:pPr>
-        <w:ind w:left="720" w:hanging="480"/>
-      </w:pPr>
-    </w:lvl>
-    <w:lvl w:ilvl="1">
-      <w:start w:val="16"/>
-      <w:numFmt w:val="decimal"/>
-      <w:lvlText w:val="%2."/>
-      <w:lvlJc w:val="left"/>
-      <w:pPr>
-        <w:ind w:left="1440" w:hanging="480"/>
-      </w:pPr>
-    </w:lvl>
-    <w:lvl w:ilvl="2">
-      <w:start w:val="16"/>
-      <w:numFmt w:val="decimal"/>
-      <w:lvlText w:val="%3."/>
-      <w:lvlJc w:val="left"/>
-      <w:pPr>
-        <w:ind w:left="2160" w:hanging="480"/>
-      </w:pPr>
-    </w:lvl>
-    <w:lvl w:ilvl="3">
-      <w:start w:val="16"/>
-      <w:numFmt w:val="decimal"/>
-      <w:lvlText w:val="%4."/>
-      <w:lvlJc w:val="left"/>
-      <w:pPr>
-        <w:ind w:left="2880" w:hanging="480"/>
-      </w:pPr>
-    </w:lvl>
-    <w:lvl w:ilvl="4">
-      <w:start w:val="16"/>
-      <w:numFmt w:val="decimal"/>
-      <w:lvlText w:val="%5."/>
-      <w:lvlJc w:val="left"/>
-      <w:pPr>
-        <w:ind w:left="3600" w:hanging="480"/>
-      </w:pPr>
-    </w:lvl>
-    <w:lvl w:ilvl="5">
-      <w:start w:val="16"/>
-      <w:numFmt w:val="decimal"/>
-      <w:lvlText w:val="%6."/>
-      <w:lvlJc w:val="left"/>
-      <w:pPr>
-        <w:ind w:left="4320" w:hanging="480"/>
-      </w:pPr>
-    </w:lvl>
-    <w:lvl w:ilvl="6">
-      <w:start w:val="16"/>
-      <w:numFmt w:val="decimal"/>
-      <w:lvlText w:val="%7."/>
-      <w:lvlJc w:val="left"/>
-      <w:pPr>
-        <w:ind w:left="5040" w:hanging="480"/>
-      </w:pPr>
-    </w:lvl>
-    <w:lvl w:ilvl="7">
-      <w:start w:val="16"/>
-      <w:numFmt w:val="decimal"/>
-      <w:lvlText w:val="%8."/>
-      <w:lvlJc w:val="left"/>
-      <w:pPr>
-        <w:ind w:left="5760" w:hanging="480"/>
-      </w:pPr>
-    </w:lvl>
-    <w:lvl w:ilvl="8">
-      <w:start w:val="16"/>
-      <w:numFmt w:val="decimal"/>
-      <w:lvlText w:val="%9."/>
-      <w:lvlJc w:val="left"/>
-      <w:pPr>
-        <w:ind w:left="6480" w:hanging="480"/>
-      </w:pPr>
-    </w:lvl>
-  </w:abstractNum>
-  <w:abstractNum w:abstractNumId="994151">
-    <w:nsid w:val="A994151"/>
-    <w:multiLevelType w:val="multilevel"/>
-    <w:lvl w:ilvl="0">
-      <w:start w:val="51"/>
-      <w:numFmt w:val="decimal"/>
-      <w:lvlText w:val="%1."/>
-      <w:lvlJc w:val="left"/>
-      <w:pPr>
-        <w:ind w:left="720" w:hanging="480"/>
-      </w:pPr>
-    </w:lvl>
-    <w:lvl w:ilvl="1">
-      <w:start w:val="51"/>
-      <w:numFmt w:val="decimal"/>
-      <w:lvlText w:val="%2."/>
-      <w:lvlJc w:val="left"/>
-      <w:pPr>
-        <w:ind w:left="1440" w:hanging="480"/>
-      </w:pPr>
-    </w:lvl>
-    <w:lvl w:ilvl="2">
-      <w:start w:val="51"/>
-      <w:numFmt w:val="decimal"/>
-      <w:lvlText w:val="%3."/>
-      <w:lvlJc w:val="left"/>
-      <w:pPr>
-        <w:ind w:left="2160" w:hanging="480"/>
-      </w:pPr>
-    </w:lvl>
-    <w:lvl w:ilvl="3">
-      <w:start w:val="51"/>
-      <w:numFmt w:val="decimal"/>
-      <w:lvlText w:val="%4."/>
-      <w:lvlJc w:val="left"/>
-      <w:pPr>
-        <w:ind w:left="2880" w:hanging="480"/>
-      </w:pPr>
-    </w:lvl>
-    <w:lvl w:ilvl="4">
-      <w:start w:val="51"/>
-      <w:numFmt w:val="decimal"/>
-      <w:lvlText w:val="%5."/>
-      <w:lvlJc w:val="left"/>
-      <w:pPr>
-        <w:ind w:left="3600" w:hanging="480"/>
-      </w:pPr>
-    </w:lvl>
-    <w:lvl w:ilvl="5">
-      <w:start w:val="51"/>
-      <w:numFmt w:val="decimal"/>
-      <w:lvlText w:val="%6."/>
-      <w:lvlJc w:val="left"/>
-      <w:pPr>
-        <w:ind w:left="4320" w:hanging="480"/>
-      </w:pPr>
-    </w:lvl>
-    <w:lvl w:ilvl="6">
-      <w:start w:val="51"/>
-      <w:numFmt w:val="decimal"/>
-      <w:lvlText w:val="%7."/>
-      <w:lvlJc w:val="left"/>
-      <w:pPr>
-        <w:ind w:left="5040" w:hanging="480"/>
-      </w:pPr>
-    </w:lvl>
-    <w:lvl w:ilvl="7">
-      <w:start w:val="51"/>
-      <w:numFmt w:val="decimal"/>
-      <w:lvlText w:val="%8."/>
-      <w:lvlJc w:val="left"/>
-      <w:pPr>
-        <w:ind w:left="5760" w:hanging="480"/>
-      </w:pPr>
-    </w:lvl>
-    <w:lvl w:ilvl="8">
-      <w:start w:val="51"/>
-      <w:numFmt w:val="decimal"/>
-      <w:lvlText w:val="%9."/>
-      <w:lvlJc w:val="left"/>
-      <w:pPr>
-        <w:ind w:left="6480" w:hanging="480"/>
-      </w:pPr>
-    </w:lvl>
-  </w:abstractNum>
-  <w:abstractNum w:abstractNumId="994181">
-    <w:nsid w:val="A994181"/>
-    <w:multiLevelType w:val="multilevel"/>
-    <w:lvl w:ilvl="0">
-      <w:start w:val="81"/>
-      <w:numFmt w:val="decimal"/>
-      <w:lvlText w:val="%1."/>
-      <w:lvlJc w:val="left"/>
-      <w:pPr>
-        <w:ind w:left="720" w:hanging="480"/>
-      </w:pPr>
-    </w:lvl>
-    <w:lvl w:ilvl="1">
-      <w:start w:val="81"/>
-      <w:numFmt w:val="decimal"/>
-      <w:lvlText w:val="%2."/>
-      <w:lvlJc w:val="left"/>
-      <w:pPr>
-        <w:ind w:left="1440" w:hanging="480"/>
-      </w:pPr>
-    </w:lvl>
-    <w:lvl w:ilvl="2">
-      <w:start w:val="81"/>
-      <w:numFmt w:val="decimal"/>
-      <w:lvlText w:val="%3."/>
-      <w:lvlJc w:val="left"/>
-      <w:pPr>
-        <w:ind w:left="2160" w:hanging="480"/>
-      </w:pPr>
-    </w:lvl>
-    <w:lvl w:ilvl="3">
-      <w:start w:val="81"/>
-      <w:numFmt w:val="decimal"/>
-      <w:lvlText w:val="%4."/>
-      <w:lvlJc w:val="left"/>
-      <w:pPr>
-        <w:ind w:left="2880" w:hanging="480"/>
-      </w:pPr>
-    </w:lvl>
-    <w:lvl w:ilvl="4">
-      <w:start w:val="81"/>
-      <w:numFmt w:val="decimal"/>
-      <w:lvlText w:val="%5."/>
-      <w:lvlJc w:val="left"/>
-      <w:pPr>
-        <w:ind w:left="3600" w:hanging="480"/>
-      </w:pPr>
-    </w:lvl>
-    <w:lvl w:ilvl="5">
-      <w:start w:val="81"/>
-      <w:numFmt w:val="decimal"/>
-      <w:lvlText w:val="%6."/>
-      <w:lvlJc w:val="left"/>
-      <w:pPr>
-        <w:ind w:left="4320" w:hanging="480"/>
-      </w:pPr>
-    </w:lvl>
-    <w:lvl w:ilvl="6">
-      <w:start w:val="81"/>
-      <w:numFmt w:val="decimal"/>
-      <w:lvlText w:val="%7."/>
-      <w:lvlJc w:val="left"/>
-      <w:pPr>
-        <w:ind w:left="5040" w:hanging="480"/>
-      </w:pPr>
-    </w:lvl>
-    <w:lvl w:ilvl="7">
-      <w:start w:val="81"/>
-      <w:numFmt w:val="decimal"/>
-      <w:lvlText w:val="%8."/>
-      <w:lvlJc w:val="left"/>
-      <w:pPr>
-        <w:ind w:left="5760" w:hanging="480"/>
-      </w:pPr>
-    </w:lvl>
-    <w:lvl w:ilvl="8">
-      <w:start w:val="81"/>
-      <w:numFmt w:val="decimal"/>
-      <w:lvlText w:val="%9."/>
-      <w:lvlJc w:val="left"/>
-      <w:pPr>
-        <w:ind w:left="6480" w:hanging="480"/>
-      </w:pPr>
-    </w:lvl>
-  </w:abstractNum>
-  <w:abstractNum w:abstractNumId="9941106">
-    <w:nsid w:val="A9941106"/>
-    <w:multiLevelType w:val="multilevel"/>
-    <w:lvl w:ilvl="0">
-      <w:start w:val="106"/>
-      <w:numFmt w:val="decimal"/>
-      <w:lvlText w:val="%1."/>
-      <w:lvlJc w:val="left"/>
-      <w:pPr>
-        <w:ind w:left="720" w:hanging="480"/>
-      </w:pPr>
-    </w:lvl>
-    <w:lvl w:ilvl="1">
-      <w:start w:val="106"/>
-      <w:numFmt w:val="decimal"/>
-      <w:lvlText w:val="%2."/>
-      <w:lvlJc w:val="left"/>
-      <w:pPr>
-        <w:ind w:left="1440" w:hanging="480"/>
-      </w:pPr>
-    </w:lvl>
-    <w:lvl w:ilvl="2">
-      <w:start w:val="106"/>
-      <w:numFmt w:val="decimal"/>
-      <w:lvlText w:val="%3."/>
-      <w:lvlJc w:val="left"/>
-      <w:pPr>
-        <w:ind w:left="2160" w:hanging="480"/>
-      </w:pPr>
-    </w:lvl>
-    <w:lvl w:ilvl="3">
-      <w:start w:val="106"/>
-      <w:numFmt w:val="decimal"/>
-      <w:lvlText w:val="%4."/>
-      <w:lvlJc w:val="left"/>
-      <w:pPr>
-        <w:ind w:left="2880" w:hanging="480"/>
-      </w:pPr>
-    </w:lvl>
-    <w:lvl w:ilvl="4">
-      <w:start w:val="106"/>
-      <w:numFmt w:val="decimal"/>
-      <w:lvlText w:val="%5."/>
-      <w:lvlJc w:val="left"/>
-      <w:pPr>
-        <w:ind w:left="3600" w:hanging="480"/>
-      </w:pPr>
-    </w:lvl>
-    <w:lvl w:ilvl="5">
-      <w:start w:val="106"/>
-      <w:numFmt w:val="decimal"/>
-      <w:lvlText w:val="%6."/>
-      <w:lvlJc w:val="left"/>
-      <w:pPr>
-        <w:ind w:left="4320" w:hanging="480"/>
-      </w:pPr>
-    </w:lvl>
-    <w:lvl w:ilvl="6">
-      <w:start w:val="106"/>
-      <w:numFmt w:val="decimal"/>
-      <w:lvlText w:val="%7."/>
-      <w:lvlJc w:val="left"/>
-      <w:pPr>
-        <w:ind w:left="5040" w:hanging="480"/>
-      </w:pPr>
-    </w:lvl>
-    <w:lvl w:ilvl="7">
-      <w:start w:val="106"/>
-      <w:numFmt w:val="decimal"/>
-      <w:lvlText w:val="%8."/>
-      <w:lvlJc w:val="left"/>
-      <w:pPr>
-        <w:ind w:left="5760" w:hanging="480"/>
-      </w:pPr>
-    </w:lvl>
-    <w:lvl w:ilvl="8">
-      <w:start w:val="106"/>
-      <w:numFmt w:val="decimal"/>
-      <w:lvlText w:val="%9."/>
-      <w:lvlJc w:val="left"/>
-      <w:pPr>
-        <w:ind w:left="6480" w:hanging="480"/>
-      </w:pPr>
-    </w:lvl>
-  </w:abstractNum>
   <w:num w:numId="1000">
     <w:abstractNumId w:val="990"/>
-  </w:num>
-  <w:num w:numId="1001">
-    <w:abstractNumId w:val="99411"/>
-    <w:lvlOverride w:ilvl="0">
-      <w:startOverride w:val="1"/>
-    </w:lvlOverride>
-    <w:lvlOverride w:ilvl="1">
-      <w:startOverride w:val="1"/>
-    </w:lvlOverride>
-    <w:lvlOverride w:ilvl="2">
-      <w:startOverride w:val="1"/>
-    </w:lvlOverride>
-    <w:lvlOverride w:ilvl="3">
-      <w:startOverride w:val="1"/>
-    </w:lvlOverride>
-    <w:lvlOverride w:ilvl="4">
-      <w:startOverride w:val="1"/>
-    </w:lvlOverride>
-    <w:lvlOverride w:ilvl="5">
-      <w:startOverride w:val="1"/>
-    </w:lvlOverride>
-    <w:lvlOverride w:ilvl="6">
-      <w:startOverride w:val="1"/>
-    </w:lvlOverride>
-    <w:lvlOverride w:ilvl="7">
-      <w:startOverride w:val="1"/>
-    </w:lvlOverride>
-    <w:lvlOverride w:ilvl="8">
-      <w:startOverride w:val="1"/>
-    </w:lvlOverride>
-  </w:num>
-  <w:num w:numId="1002">
-    <w:abstractNumId w:val="994116"/>
-    <w:lvlOverride w:ilvl="0">
-      <w:startOverride w:val="16"/>
-    </w:lvlOverride>
-    <w:lvlOverride w:ilvl="1">
-      <w:startOverride w:val="16"/>
-    </w:lvlOverride>
-    <w:lvlOverride w:ilvl="2">
-      <w:startOverride w:val="16"/>
-    </w:lvlOverride>
-    <w:lvlOverride w:ilvl="3">
-      <w:startOverride w:val="16"/>
-    </w:lvlOverride>
-    <w:lvlOverride w:ilvl="4">
-      <w:startOverride w:val="16"/>
-    </w:lvlOverride>
-    <w:lvlOverride w:ilvl="5">
-      <w:startOverride w:val="16"/>
-    </w:lvlOverride>
-    <w:lvlOverride w:ilvl="6">
-      <w:startOverride w:val="16"/>
-    </w:lvlOverride>
-    <w:lvlOverride w:ilvl="7">
-      <w:startOverride w:val="16"/>
-    </w:lvlOverride>
-    <w:lvlOverride w:ilvl="8">
-      <w:startOverride w:val="16"/>
-    </w:lvlOverride>
-  </w:num>
-  <w:num w:numId="1003">
-    <w:abstractNumId w:val="994151"/>
-    <w:lvlOverride w:ilvl="0">
-      <w:startOverride w:val="51"/>
-    </w:lvlOverride>
-    <w:lvlOverride w:ilvl="1">
-      <w:startOverride w:val="51"/>
-    </w:lvlOverride>
-    <w:lvlOverride w:ilvl="2">
-      <w:startOverride w:val="51"/>
-    </w:lvlOverride>
-    <w:lvlOverride w:ilvl="3">
-      <w:startOverride w:val="51"/>
-    </w:lvlOverride>
-    <w:lvlOverride w:ilvl="4">
-      <w:startOverride w:val="51"/>
-    </w:lvlOverride>
-    <w:lvlOverride w:ilvl="5">
-      <w:startOverride w:val="51"/>
-    </w:lvlOverride>
-    <w:lvlOverride w:ilvl="6">
-      <w:startOverride w:val="51"/>
-    </w:lvlOverride>
-    <w:lvlOverride w:ilvl="7">
-      <w:startOverride w:val="51"/>
-    </w:lvlOverride>
-    <w:lvlOverride w:ilvl="8">
-      <w:startOverride w:val="51"/>
-    </w:lvlOverride>
-  </w:num>
-  <w:num w:numId="1004">
-    <w:abstractNumId w:val="994181"/>
-    <w:lvlOverride w:ilvl="0">
-      <w:startOverride w:val="81"/>
-    </w:lvlOverride>
-    <w:lvlOverride w:ilvl="1">
-      <w:startOverride w:val="81"/>
-    </w:lvlOverride>
-    <w:lvlOverride w:ilvl="2">
-      <w:startOverride w:val="81"/>
-    </w:lvlOverride>
-    <w:lvlOverride w:ilvl="3">
-      <w:startOverride w:val="81"/>
-    </w:lvlOverride>
-    <w:lvlOverride w:ilvl="4">
-      <w:startOverride w:val="81"/>
-    </w:lvlOverride>
-    <w:lvlOverride w:ilvl="5">
-      <w:startOverride w:val="81"/>
-    </w:lvlOverride>
-    <w:lvlOverride w:ilvl="6">
-      <w:startOverride w:val="81"/>
-    </w:lvlOverride>
-    <w:lvlOverride w:ilvl="7">
-      <w:startOverride w:val="81"/>
-    </w:lvlOverride>
-    <w:lvlOverride w:ilvl="8">
-      <w:startOverride w:val="81"/>
-    </w:lvlOverride>
-  </w:num>
-  <w:num w:numId="1005">
-    <w:abstractNumId w:val="9941106"/>
-    <w:lvlOverride w:ilvl="0">
-      <w:startOverride w:val="106"/>
-    </w:lvlOverride>
-    <w:lvlOverride w:ilvl="1">
-      <w:startOverride w:val="106"/>
-    </w:lvlOverride>
-    <w:lvlOverride w:ilvl="2">
-      <w:startOverride w:val="106"/>
-    </w:lvlOverride>
-    <w:lvlOverride w:ilvl="3">
-      <w:startOverride w:val="106"/>
-    </w:lvlOverride>
-    <w:lvlOverride w:ilvl="4">
-      <w:startOverride w:val="106"/>
-    </w:lvlOverride>
-    <w:lvlOverride w:ilvl="5">
-      <w:startOverride w:val="106"/>
-    </w:lvlOverride>
-    <w:lvlOverride w:ilvl="6">
-      <w:startOverride w:val="106"/>
-    </w:lvlOverride>
-    <w:lvlOverride w:ilvl="7">
-      <w:startOverride w:val="106"/>
-    </w:lvlOverride>
-    <w:lvlOverride w:ilvl="8">
-      <w:startOverride w:val="106"/>
-    </w:lvlOverride>
   </w:num>
 </w:numbering>
 </file>
